--- a/portfolio-cursos/Portfolio-Capacitacoes-INOVAJUS.docx
+++ b/portfolio-cursos/Portfolio-Capacitacoes-INOVAJUS.docx
@@ -68,7 +68,7 @@
           <w:color w:val="767676"/>
           <w:sz w:val="18"/>
         </w:rPr>
-        <w:t>INOVAJUS — Laboratório de Inovação · Portaria DF n.º 161/2025</w:t>
+        <w:t>INOVAJUS, Laboratório de Inovação · Portaria DF n.º 161/2025</w:t>
       </w:r>
     </w:p>
     <w:p>
@@ -95,7 +95,7 @@
           <w:rFonts w:ascii="Cambria" w:hAnsi="Cambria"/>
           <w:b w:val="0"/>
           <w:i w:val="0"/>
-          <w:color w:val="121212"/>
+          <w:color w:val="B45309"/>
           <w:sz w:val="60"/>
         </w:rPr>
         <w:t>em Inteligência Artificial</w:t>
@@ -113,7 +113,7 @@
           <w:color w:val="484848"/>
           <w:sz w:val="22"/>
         </w:rPr>
-        <w:t>2026 · Documento submetido a credenciamento</w:t>
+        <w:t>2026</w:t>
       </w:r>
     </w:p>
     <w:p>
@@ -135,7 +135,7 @@
           <w:rFonts w:ascii="Cambria" w:hAnsi="Cambria"/>
           <w:b w:val="0"/>
           <w:i/>
-          <w:color w:val="121212"/>
+          <w:color w:val="B45309"/>
           <w:sz w:val="30"/>
         </w:rPr>
         <w:t>Formamos quem responde por ela.</w:t>
@@ -153,13 +153,14 @@
           <w:color w:val="484848"/>
           <w:sz w:val="22"/>
         </w:rPr>
-        <w:t>Cinco capacitações que cobrem a instituição inteira — de quem redige o despacho a quem audita o processo. A gestão de risco não é um módulo no fim do curso: é o eixo que organiza o portfólio.</w:t>
+        <w:t>Cinco capacitações que cobrem a instituição inteira, de quem redige o despacho a quem audita o processo. A gestão de risco não é um módulo no fim do curso: é o eixo que organiza o portfólio.</w:t>
       </w:r>
     </w:p>
     <w:tbl>
       <w:tblPr>
         <w:tblStyle w:val="TableGrid"/>
         <w:tblW w:type="auto" w:w="0"/>
+        <w:jc w:val="left"/>
         <w:tblLook w:firstColumn="1" w:firstRow="1" w:lastColumn="0" w:lastRow="0" w:noHBand="0" w:noVBand="1" w:val="04A0"/>
       </w:tblPr>
       <w:tblGrid>
@@ -170,8 +171,8 @@
       <w:tr>
         <w:tc>
           <w:tcPr>
-            <w:tcW w:type="dxa" w:w="3288"/>
-            <w:shd w:val="clear" w:fill="EFEFEC"/>
+            <w:tcW w:type="dxa" w:w="3742"/>
+            <w:shd w:val="clear" w:fill="F2F2EF"/>
           </w:tcPr>
           <w:p>
             <w:pPr>
@@ -191,7 +192,7 @@
         <w:tc>
           <w:tcPr>
             <w:tcW w:type="dxa" w:w="2835"/>
-            <w:shd w:val="clear" w:fill="EFEFEC"/>
+            <w:shd w:val="clear" w:fill="F2F2EF"/>
           </w:tcPr>
           <w:p>
             <w:pPr>
@@ -210,8 +211,8 @@
         </w:tc>
         <w:tc>
           <w:tcPr>
-            <w:tcW w:type="dxa" w:w="2835"/>
-            <w:shd w:val="clear" w:fill="EFEFEC"/>
+            <w:tcW w:type="dxa" w:w="2381"/>
+            <w:shd w:val="clear" w:fill="F2F2EF"/>
           </w:tcPr>
           <w:p>
             <w:pPr>
@@ -224,7 +225,7 @@
                 <w:color w:val="444444"/>
                 <w:sz w:val="16"/>
               </w:rPr>
-              <w:t>SITUAÇÃO</w:t>
+              <w:t>MODALIDADE</w:t>
             </w:r>
           </w:p>
         </w:tc>
@@ -232,7 +233,7 @@
       <w:tr>
         <w:tc>
           <w:tcPr>
-            <w:tcW w:type="dxa" w:w="3288"/>
+            <w:tcW w:type="dxa" w:w="3742"/>
           </w:tcPr>
           <w:p>
             <w:pPr>
@@ -242,7 +243,7 @@
               <w:rPr>
                 <w:rFonts w:ascii="Calibri" w:hAnsi="Calibri"/>
                 <w:b/>
-                <w:color w:val="A00F58"/>
+                <w:color w:val="B45309"/>
                 <w:sz w:val="18"/>
               </w:rPr>
               <w:t>Transformação Administrativa com IA</w:t>
@@ -264,13 +265,13 @@
                 <w:color w:val="484848"/>
                 <w:sz w:val="18"/>
               </w:rPr>
-              <w:t>56h no total · 14,5h por cursista</w:t>
+              <w:t>56h</w:t>
             </w:r>
           </w:p>
         </w:tc>
         <w:tc>
           <w:tcPr>
-            <w:tcW w:type="dxa" w:w="2835"/>
+            <w:tcW w:type="dxa" w:w="2381"/>
           </w:tcPr>
           <w:p>
             <w:pPr>
@@ -283,7 +284,7 @@
                 <w:color w:val="484848"/>
                 <w:sz w:val="18"/>
               </w:rPr>
-              <w:t>Ministrado, por unidade administrativa</w:t>
+              <w:t>Presencial</w:t>
             </w:r>
           </w:p>
         </w:tc>
@@ -291,7 +292,7 @@
       <w:tr>
         <w:tc>
           <w:tcPr>
-            <w:tcW w:type="dxa" w:w="3288"/>
+            <w:tcW w:type="dxa" w:w="3742"/>
           </w:tcPr>
           <w:p>
             <w:pPr>
@@ -301,7 +302,7 @@
               <w:rPr>
                 <w:rFonts w:ascii="Calibri" w:hAnsi="Calibri"/>
                 <w:b/>
-                <w:color w:val="0074A6"/>
+                <w:color w:val="B45309"/>
                 <w:sz w:val="18"/>
               </w:rPr>
               <w:t>Servidor + IA</w:t>
@@ -329,7 +330,7 @@
         </w:tc>
         <w:tc>
           <w:tcPr>
-            <w:tcW w:type="dxa" w:w="2835"/>
+            <w:tcW w:type="dxa" w:w="2381"/>
           </w:tcPr>
           <w:p>
             <w:pPr>
@@ -342,7 +343,7 @@
                 <w:color w:val="484848"/>
                 <w:sz w:val="18"/>
               </w:rPr>
-              <w:t>Ementa v2.0 aprovada · Turma 1 em agosto/2026</w:t>
+              <w:t>Online ao vivo</w:t>
             </w:r>
           </w:p>
         </w:tc>
@@ -350,7 +351,7 @@
       <w:tr>
         <w:tc>
           <w:tcPr>
-            <w:tcW w:type="dxa" w:w="3288"/>
+            <w:tcW w:type="dxa" w:w="3742"/>
           </w:tcPr>
           <w:p>
             <w:pPr>
@@ -360,7 +361,7 @@
               <w:rPr>
                 <w:rFonts w:ascii="Calibri" w:hAnsi="Calibri"/>
                 <w:b/>
-                <w:color w:val="0074A6"/>
+                <w:color w:val="8A6100"/>
                 <w:sz w:val="18"/>
               </w:rPr>
               <w:t>Oficina Prompt Lab</w:t>
@@ -382,7 +383,47 @@
                 <w:color w:val="484848"/>
                 <w:sz w:val="18"/>
               </w:rPr>
-              <w:t>3h por edição · 24h na série</w:t>
+              <w:t>3h por edição, 24h na série</w:t>
+            </w:r>
+          </w:p>
+        </w:tc>
+        <w:tc>
+          <w:tcPr>
+            <w:tcW w:type="dxa" w:w="2381"/>
+          </w:tcPr>
+          <w:p>
+            <w:pPr>
+              <w:spacing w:after="40"/>
+            </w:pPr>
+            <w:r>
+              <w:rPr>
+                <w:rFonts w:ascii="Calibri" w:hAnsi="Calibri"/>
+                <w:b w:val="0"/>
+                <w:color w:val="484848"/>
+                <w:sz w:val="18"/>
+              </w:rPr>
+              <w:t>Presencial, laboratório</w:t>
+            </w:r>
+          </w:p>
+        </w:tc>
+      </w:tr>
+      <w:tr>
+        <w:tc>
+          <w:tcPr>
+            <w:tcW w:type="dxa" w:w="3742"/>
+          </w:tcPr>
+          <w:p>
+            <w:pPr>
+              <w:spacing w:after="40"/>
+            </w:pPr>
+            <w:r>
+              <w:rPr>
+                <w:rFonts w:ascii="Calibri" w:hAnsi="Calibri"/>
+                <w:b/>
+                <w:color w:val="8A6100"/>
+                <w:sz w:val="18"/>
+              </w:rPr>
+              <w:t>Servidor + Dados</w:t>
             </w:r>
           </w:p>
         </w:tc>
@@ -401,34 +442,13 @@
                 <w:color w:val="484848"/>
                 <w:sz w:val="18"/>
               </w:rPr>
-              <w:t>Ementa-mestre v1.0 · abr–nov/2026</w:t>
-            </w:r>
-          </w:p>
-        </w:tc>
-      </w:tr>
-      <w:tr>
-        <w:tc>
-          <w:tcPr>
-            <w:tcW w:type="dxa" w:w="3288"/>
-          </w:tcPr>
-          <w:p>
-            <w:pPr>
-              <w:spacing w:after="40"/>
-            </w:pPr>
-            <w:r>
-              <w:rPr>
-                <w:rFonts w:ascii="Calibri" w:hAnsi="Calibri"/>
-                <w:b/>
-                <w:color w:val="3F6B1E"/>
-                <w:sz w:val="18"/>
-              </w:rPr>
-              <w:t>Servidor + Dados (Eixo II)</w:t>
+              <w:t>16h, 5 módulos</w:t>
             </w:r>
           </w:p>
         </w:tc>
         <w:tc>
           <w:tcPr>
-            <w:tcW w:type="dxa" w:w="2835"/>
+            <w:tcW w:type="dxa" w:w="2381"/>
           </w:tcPr>
           <w:p>
             <w:pPr>
@@ -441,26 +461,7 @@
                 <w:color w:val="484848"/>
                 <w:sz w:val="18"/>
               </w:rPr>
-              <w:t>16h · 5 módulos</w:t>
-            </w:r>
-          </w:p>
-        </w:tc>
-        <w:tc>
-          <w:tcPr>
-            <w:tcW w:type="dxa" w:w="2835"/>
-          </w:tcPr>
-          <w:p>
-            <w:pPr>
-              <w:spacing w:after="40"/>
-            </w:pPr>
-            <w:r>
-              <w:rPr>
-                <w:rFonts w:ascii="Calibri" w:hAnsi="Calibri"/>
-                <w:b w:val="0"/>
-                <w:color w:val="484848"/>
-                <w:sz w:val="18"/>
-              </w:rPr>
-              <w:t>Esboço instrucional aprovado</w:t>
+              <w:t>A definir</w:t>
             </w:r>
           </w:p>
         </w:tc>
@@ -468,7 +469,7 @@
       <w:tr>
         <w:tc>
           <w:tcPr>
-            <w:tcW w:type="dxa" w:w="3288"/>
+            <w:tcW w:type="dxa" w:w="3742"/>
           </w:tcPr>
           <w:p>
             <w:pPr>
@@ -478,7 +479,7 @@
               <w:rPr>
                 <w:rFonts w:ascii="Calibri" w:hAnsi="Calibri"/>
                 <w:b/>
-                <w:color w:val="A65B00"/>
+                <w:color w:val="8A6100"/>
                 <w:sz w:val="18"/>
               </w:rPr>
               <w:t>Programa de Multiplicadores</w:t>
@@ -500,13 +501,13 @@
                 <w:color w:val="484848"/>
                 <w:sz w:val="18"/>
               </w:rPr>
-              <w:t>8–12h adicionais</w:t>
+              <w:t>8 a 12h adicionais</w:t>
             </w:r>
           </w:p>
         </w:tc>
         <w:tc>
           <w:tcPr>
-            <w:tcW w:type="dxa" w:w="2835"/>
+            <w:tcW w:type="dxa" w:w="2381"/>
           </w:tcPr>
           <w:p>
             <w:pPr>
@@ -519,7 +520,7 @@
                 <w:color w:val="484848"/>
                 <w:sz w:val="18"/>
               </w:rPr>
-              <w:t>Formação prevista para janeiro/2027</w:t>
+              <w:t>Presencial e mentoria</w:t>
             </w:r>
           </w:p>
         </w:tc>
@@ -565,7 +566,7 @@
           <w:color w:val="484848"/>
           <w:sz w:val="21"/>
         </w:rPr>
-        <w:t>O INOVAJUS oferta capacitações de alcance e profundidade distintos, porque as responsabilidades sobre o uso da IA também são distintas. Quem opera, quem orienta e quem audita não precisam do mesmo curso.</w:t>
+        <w:t>As capacitações têm alcance e profundidade distintos porque as responsabilidades sobre o uso da IA também são. Quem opera, quem orienta e quem audita não precisam do mesmo curso.</w:t>
       </w:r>
     </w:p>
     <w:p>
@@ -578,22 +579,37 @@
     </w:p>
     <w:p>
       <w:pPr>
-        <w:spacing w:before="0" w:after="60"/>
+        <w:spacing w:before="0" w:after="40"/>
       </w:pPr>
       <w:r>
         <w:rPr>
           <w:rFonts w:ascii="Calibri" w:hAnsi="Calibri"/>
           <w:b/>
           <w:i w:val="0"/>
-          <w:color w:val="A00F58"/>
-          <w:sz w:val="19"/>
+          <w:color w:val="767676"/>
+          <w:sz w:val="16"/>
         </w:rPr>
-        <w:t>56h no total · 14,5h por cursista · presencial · 9 unidades administrativas</w:t>
+        <w:t>DESTAQUE</w:t>
       </w:r>
     </w:p>
     <w:p>
       <w:pPr>
         <w:spacing w:before="0" w:after="60"/>
+      </w:pPr>
+      <w:r>
+        <w:rPr>
+          <w:rFonts w:ascii="Calibri" w:hAnsi="Calibri"/>
+          <w:b/>
+          <w:i w:val="0"/>
+          <w:color w:val="B45309"/>
+          <w:sz w:val="19"/>
+        </w:rPr>
+        <w:t>56h · presencial · 9 unidades administrativas</w:t>
+      </w:r>
+    </w:p>
+    <w:p>
+      <w:pPr>
+        <w:spacing w:before="0" w:after="200"/>
       </w:pPr>
       <w:r>
         <w:rPr>
@@ -603,22 +619,7 @@
           <w:color w:val="484848"/>
           <w:sz w:val="20"/>
         </w:rPr>
-        <w:t>Módulo comum de fundamentos, ética e prompt engineering, seguido de módulos desenhados para cada núcleo — inclusive auditoria interna, governança e assessoria jurídica.</w:t>
-      </w:r>
-    </w:p>
-    <w:p>
-      <w:pPr>
-        <w:spacing w:before="0" w:after="200"/>
-      </w:pPr>
-      <w:r>
-        <w:rPr>
-          <w:rFonts w:ascii="Calibri" w:hAnsi="Calibri"/>
-          <w:b w:val="0"/>
-          <w:i/>
-          <w:color w:val="767676"/>
-          <w:sz w:val="17"/>
-        </w:rPr>
-        <w:t>Presencial · ministrado separadamente para cada unidade administrativa</w:t>
+        <w:t>Módulo comum de fundamentos, ética e prompt engineering, seguido de um módulo próprio para cada núcleo, inclusive auditoria interna, governança e assessoria jurídica.</w:t>
       </w:r>
     </w:p>
     <w:p>
@@ -631,14 +632,29 @@
     </w:p>
     <w:p>
       <w:pPr>
-        <w:spacing w:before="0" w:after="60"/>
+        <w:spacing w:before="0" w:after="40"/>
       </w:pPr>
       <w:r>
         <w:rPr>
           <w:rFonts w:ascii="Calibri" w:hAnsi="Calibri"/>
           <w:b/>
           <w:i w:val="0"/>
-          <w:color w:val="0074A6"/>
+          <w:color w:val="767676"/>
+          <w:sz w:val="16"/>
+        </w:rPr>
+        <w:t>DESTAQUE</w:t>
+      </w:r>
+    </w:p>
+    <w:p>
+      <w:pPr>
+        <w:spacing w:before="0" w:after="60"/>
+      </w:pPr>
+      <w:r>
+        <w:rPr>
+          <w:rFonts w:ascii="Calibri" w:hAnsi="Calibri"/>
+          <w:b/>
+          <w:i w:val="0"/>
+          <w:color w:val="B45309"/>
           <w:sz w:val="19"/>
         </w:rPr>
         <w:t>24h · online ao vivo · área-fim</w:t>
@@ -646,7 +662,7 @@
     </w:p>
     <w:p>
       <w:pPr>
-        <w:spacing w:before="0" w:after="60"/>
+        <w:spacing w:before="0" w:after="200"/>
       </w:pPr>
       <w:r>
         <w:rPr>
@@ -656,22 +672,7 @@
           <w:color w:val="484848"/>
           <w:sz w:val="20"/>
         </w:rPr>
-        <w:t>Curso modular em quatro módulos, do prompt ao pensamento causal, da prática forense à governança. Material didático publicado e projeto integrador com medição antes × depois.</w:t>
-      </w:r>
-    </w:p>
-    <w:p>
-      <w:pPr>
-        <w:spacing w:before="0" w:after="200"/>
-      </w:pPr>
-      <w:r>
-        <w:rPr>
-          <w:rFonts w:ascii="Calibri" w:hAnsi="Calibri"/>
-          <w:b w:val="0"/>
-          <w:i/>
-          <w:color w:val="767676"/>
-          <w:sz w:val="17"/>
-        </w:rPr>
-        <w:t>Ementa v2.0 aprovada · Turma 1 em agosto/2026</w:t>
+        <w:t>Curso modular em quatro módulos, do prompt ao pensamento causal, da prática forense à governança, com projeto aplicado ao trabalho real da unidade.</w:t>
       </w:r>
     </w:p>
     <w:p>
@@ -684,14 +685,29 @@
     </w:p>
     <w:p>
       <w:pPr>
-        <w:spacing w:before="0" w:after="60"/>
+        <w:spacing w:before="0" w:after="40"/>
       </w:pPr>
       <w:r>
         <w:rPr>
           <w:rFonts w:ascii="Calibri" w:hAnsi="Calibri"/>
           <w:b/>
           <w:i w:val="0"/>
-          <w:color w:val="0074A6"/>
+          <w:color w:val="767676"/>
+          <w:sz w:val="16"/>
+        </w:rPr>
+        <w:t>OFICINA</w:t>
+      </w:r>
+    </w:p>
+    <w:p>
+      <w:pPr>
+        <w:spacing w:before="0" w:after="60"/>
+      </w:pPr>
+      <w:r>
+        <w:rPr>
+          <w:rFonts w:ascii="Calibri" w:hAnsi="Calibri"/>
+          <w:b/>
+          <w:i w:val="0"/>
+          <w:color w:val="B45309"/>
           <w:sz w:val="19"/>
         </w:rPr>
         <w:t>3h por edição · 24h na série</w:t>
@@ -699,7 +715,7 @@
     </w:p>
     <w:p>
       <w:pPr>
-        <w:spacing w:before="0" w:after="60"/>
+        <w:spacing w:before="0" w:after="200"/>
       </w:pPr>
       <w:r>
         <w:rPr>
@@ -709,22 +725,7 @@
           <w:color w:val="484848"/>
           <w:sz w:val="20"/>
         </w:rPr>
-        <w:t>Oito edições mensais presenciais em laboratório, cada uma autocontida e certificável, alternando turmas de área-fim e área-meio.</w:t>
-      </w:r>
-    </w:p>
-    <w:p>
-      <w:pPr>
-        <w:spacing w:before="0" w:after="200"/>
-      </w:pPr>
-      <w:r>
-        <w:rPr>
-          <w:rFonts w:ascii="Calibri" w:hAnsi="Calibri"/>
-          <w:b w:val="0"/>
-          <w:i/>
-          <w:color w:val="767676"/>
-          <w:sz w:val="17"/>
-        </w:rPr>
-        <w:t>Ementa-mestre v1.0 · abr–nov/2026 · 15–20 vagas por edição</w:t>
+        <w:t>Oito edições mensais em laboratório, cada uma autocontida e certificável, alternando turmas de área-fim e de área-meio.</w:t>
       </w:r>
     </w:p>
     <w:p>
@@ -737,22 +738,37 @@
     </w:p>
     <w:p>
       <w:pPr>
-        <w:spacing w:before="0" w:after="60"/>
+        <w:spacing w:before="0" w:after="40"/>
       </w:pPr>
       <w:r>
         <w:rPr>
           <w:rFonts w:ascii="Calibri" w:hAnsi="Calibri"/>
           <w:b/>
           <w:i w:val="0"/>
-          <w:color w:val="3F6B1E"/>
-          <w:sz w:val="19"/>
+          <w:color w:val="767676"/>
+          <w:sz w:val="16"/>
         </w:rPr>
-        <w:t>16h · 5 módulos · Eixo II</w:t>
+        <w:t>PROTEÇÃO DE DADOS</w:t>
       </w:r>
     </w:p>
     <w:p>
       <w:pPr>
         <w:spacing w:before="0" w:after="60"/>
+      </w:pPr>
+      <w:r>
+        <w:rPr>
+          <w:rFonts w:ascii="Calibri" w:hAnsi="Calibri"/>
+          <w:b/>
+          <w:i w:val="0"/>
+          <w:color w:val="B45309"/>
+          <w:sz w:val="19"/>
+        </w:rPr>
+        <w:t>16h · 5 módulos</w:t>
+      </w:r>
+    </w:p>
+    <w:p>
+      <w:pPr>
+        <w:spacing w:before="0" w:after="200"/>
       </w:pPr>
       <w:r>
         <w:rPr>
@@ -762,22 +778,7 @@
           <w:color w:val="484848"/>
           <w:sz w:val="20"/>
         </w:rPr>
-        <w:t>Proteção de dados na rotina: LGPD aplicada, a régua do TCU, segurança no dia a dia e exercício de resposta a incidente.</w:t>
-      </w:r>
-    </w:p>
-    <w:p>
-      <w:pPr>
-        <w:spacing w:before="0" w:after="200"/>
-      </w:pPr>
-      <w:r>
-        <w:rPr>
-          <w:rFonts w:ascii="Calibri" w:hAnsi="Calibri"/>
-          <w:b w:val="0"/>
-          <w:i/>
-          <w:color w:val="767676"/>
-          <w:sz w:val="17"/>
-        </w:rPr>
-        <w:t>Esboço instrucional aprovado para construção · deck publicado</w:t>
+        <w:t>Proteção de dados na rotina: LGPD aplicada, segurança no dia a dia e exercício prático de resposta a incidente.</w:t>
       </w:r>
     </w:p>
     <w:p>
@@ -790,22 +791,37 @@
     </w:p>
     <w:p>
       <w:pPr>
-        <w:spacing w:before="0" w:after="60"/>
+        <w:spacing w:before="0" w:after="40"/>
       </w:pPr>
       <w:r>
         <w:rPr>
           <w:rFonts w:ascii="Calibri" w:hAnsi="Calibri"/>
           <w:b/>
           <w:i w:val="0"/>
-          <w:color w:val="A65B00"/>
-          <w:sz w:val="19"/>
+          <w:color w:val="767676"/>
+          <w:sz w:val="16"/>
         </w:rPr>
-        <w:t>8–12h de formação adicional</w:t>
+        <w:t>FORMAÇÃO DE FORMADORES</w:t>
       </w:r>
     </w:p>
     <w:p>
       <w:pPr>
         <w:spacing w:before="0" w:after="60"/>
+      </w:pPr>
+      <w:r>
+        <w:rPr>
+          <w:rFonts w:ascii="Calibri" w:hAnsi="Calibri"/>
+          <w:b/>
+          <w:i w:val="0"/>
+          <w:color w:val="B45309"/>
+          <w:sz w:val="19"/>
+        </w:rPr>
+        <w:t>8 a 12h de formação adicional</w:t>
+      </w:r>
+    </w:p>
+    <w:p>
+      <w:pPr>
+        <w:spacing w:before="0" w:after="200"/>
       </w:pPr>
       <w:r>
         <w:rPr>
@@ -815,22 +831,7 @@
           <w:color w:val="484848"/>
           <w:sz w:val="20"/>
         </w:rPr>
-        <w:t>Formação docente para servidores certificados no Servidor + IA, com prática supervisionada e mentoria continuada, para replicar os conteúdos na JFCE e na Rede de Inovação.</w:t>
-      </w:r>
-    </w:p>
-    <w:p>
-      <w:pPr>
-        <w:spacing w:before="0" w:after="200"/>
-      </w:pPr>
-      <w:r>
-        <w:rPr>
-          <w:rFonts w:ascii="Calibri" w:hAnsi="Calibri"/>
-          <w:b w:val="0"/>
-          <w:i/>
-          <w:color w:val="767676"/>
-          <w:sz w:val="17"/>
-        </w:rPr>
-        <w:t>Programa v1.0 · formação prevista para janeiro/2027</w:t>
+        <w:t>Formação docente para servidores já certificados, com prática supervisionada e mentoria continuada, para replicar os conteúdos em outras unidades e seccionais.</w:t>
       </w:r>
     </w:p>
     <w:p>
@@ -843,7 +844,22 @@
         <w:pStyle w:val="Heading1"/>
       </w:pPr>
       <w:r>
-        <w:t>2. Destaque — Transformação Administrativa com IA</w:t>
+        <w:t>2. Por que este portfólio existe</w:t>
+      </w:r>
+    </w:p>
+    <w:p>
+      <w:pPr>
+        <w:spacing w:before="0" w:after="160"/>
+      </w:pPr>
+      <w:r>
+        <w:rPr>
+          <w:rFonts w:ascii="Cambria" w:hAnsi="Cambria"/>
+          <w:b w:val="0"/>
+          <w:i w:val="0"/>
+          <w:color w:val="B45309"/>
+          <w:sz w:val="26"/>
+        </w:rPr>
+        <w:t>A norma não recomenda capacitar. Ela condiciona o uso da IA à capacitação.</w:t>
       </w:r>
     </w:p>
     <w:p>
@@ -856,17 +872,9 @@
           <w:b w:val="0"/>
           <w:i w:val="0"/>
           <w:color w:val="484848"/>
-          <w:sz w:val="22"/>
+          <w:sz w:val="21"/>
         </w:rPr>
-        <w:t>O curso que chega às unidades que respondem pela conformidade da Casa. Nove núcleos e seções administrativas, cada um com um módulo escrito a partir dos documentos que ele realmente produz.</w:t>
-      </w:r>
-    </w:p>
-    <w:p>
-      <w:pPr>
-        <w:pStyle w:val="Heading2"/>
-      </w:pPr>
-      <w:r>
-        <w:t>Ficha para credenciamento</w:t>
+        <w:t>A Resolução CNJ n.º 615/2025 tratou o letramento em inteligência artificial como requisito, não como boa intenção. Antes de usar IA generativa, o servidor precisa ter sido treinado; e a responsabilidade por oferecer esse treinamento recai expressamente sobre os tribunais e suas escolas, com acompanhamento do Comitê Nacional. Este portfólio é o que a Justiça Federal no Ceará construiu para cumprir esse dever.</w:t>
       </w:r>
     </w:p>
     <w:tbl>
@@ -883,8 +891,8 @@
       <w:tr>
         <w:tc>
           <w:tcPr>
-            <w:tcW w:type="dxa" w:w="2608"/>
-            <w:shd w:val="clear" w:fill="F7F7F5"/>
+            <w:tcW w:type="dxa" w:w="2041"/>
+            <w:shd w:val="clear" w:fill="F2F2EF"/>
           </w:tcPr>
           <w:p>
             <w:pPr>
@@ -894,37 +902,17 @@
               <w:rPr>
                 <w:rFonts w:ascii="Calibri" w:hAnsi="Calibri"/>
                 <w:b/>
-                <w:color w:val="767676"/>
+                <w:color w:val="444444"/>
                 <w:sz w:val="16"/>
               </w:rPr>
-              <w:t>MODALIDADE</w:t>
+              <w:t>DISPOSITIVO</w:t>
             </w:r>
           </w:p>
         </w:tc>
         <w:tc>
           <w:tcPr>
-            <w:tcW w:type="dxa" w:w="6350"/>
-          </w:tcPr>
-          <w:p>
-            <w:pPr>
-              <w:spacing w:after="40"/>
-            </w:pPr>
-            <w:r>
-              <w:rPr>
-                <w:rFonts w:ascii="Calibri" w:hAnsi="Calibri"/>
-                <w:color w:val="121212"/>
-                <w:sz w:val="20"/>
-              </w:rPr>
-              <w:t>Presencial — Sala de Treinamento, 1º andar, EDIRB</w:t>
-            </w:r>
-          </w:p>
-        </w:tc>
-      </w:tr>
-      <w:tr>
-        <w:tc>
-          <w:tcPr>
-            <w:tcW w:type="dxa" w:w="2608"/>
-            <w:shd w:val="clear" w:fill="F7F7F5"/>
+            <w:tcW w:type="dxa" w:w="6917"/>
+            <w:shd w:val="clear" w:fill="F2F2EF"/>
           </w:tcPr>
           <w:p>
             <w:pPr>
@@ -934,28 +922,10 @@
               <w:rPr>
                 <w:rFonts w:ascii="Calibri" w:hAnsi="Calibri"/>
                 <w:b/>
-                <w:color w:val="767676"/>
+                <w:color w:val="444444"/>
                 <w:sz w:val="16"/>
               </w:rPr>
-              <w:t>CARGA TOTAL</w:t>
-            </w:r>
-          </w:p>
-        </w:tc>
-        <w:tc>
-          <w:tcPr>
-            <w:tcW w:type="dxa" w:w="6350"/>
-          </w:tcPr>
-          <w:p>
-            <w:pPr>
-              <w:spacing w:after="40"/>
-            </w:pPr>
-            <w:r>
-              <w:rPr>
-                <w:rFonts w:ascii="Calibri" w:hAnsi="Calibri"/>
-                <w:color w:val="121212"/>
-                <w:sz w:val="20"/>
-              </w:rPr>
-              <w:t>56 horas ministradas (9h comuns + 47h específicas) — o curso foi ministrado separadamente a cada unidade administrativa</w:t>
+              <w:t>O QUE ESTABELECE</w:t>
             </w:r>
           </w:p>
         </w:tc>
@@ -963,8 +933,7 @@
       <w:tr>
         <w:tc>
           <w:tcPr>
-            <w:tcW w:type="dxa" w:w="2608"/>
-            <w:shd w:val="clear" w:fill="F7F7F5"/>
+            <w:tcW w:type="dxa" w:w="2041"/>
           </w:tcPr>
           <w:p>
             <w:pPr>
@@ -974,16 +943,16 @@
               <w:rPr>
                 <w:rFonts w:ascii="Calibri" w:hAnsi="Calibri"/>
                 <w:b/>
-                <w:color w:val="767676"/>
-                <w:sz w:val="16"/>
+                <w:color w:val="B45309"/>
+                <w:sz w:val="18"/>
               </w:rPr>
-              <w:t>CARGA POR CURSISTA</w:t>
+              <w:t>Art. 3.º, VIII</w:t>
             </w:r>
           </w:p>
         </w:tc>
         <w:tc>
           <w:tcPr>
-            <w:tcW w:type="dxa" w:w="6350"/>
+            <w:tcW w:type="dxa" w:w="6917"/>
           </w:tcPr>
           <w:p>
             <w:pPr>
@@ -992,10 +961,11 @@
             <w:r>
               <w:rPr>
                 <w:rFonts w:ascii="Calibri" w:hAnsi="Calibri"/>
-                <w:color w:val="121212"/>
-                <w:sz w:val="20"/>
+                <w:b w:val="0"/>
+                <w:color w:val="484848"/>
+                <w:sz w:val="18"/>
               </w:rPr>
-              <w:t>14,5 horas (9h do módulo comum + 5,5h do módulo da unidade)</w:t>
+              <w:t>Capacitação contínua, pelos tribunais e suas escolas, sobre riscos da automação, vieses algorítmicos e análise crítica dos resultados gerados por IA.</w:t>
             </w:r>
           </w:p>
         </w:tc>
@@ -1003,8 +973,7 @@
       <w:tr>
         <w:tc>
           <w:tcPr>
-            <w:tcW w:type="dxa" w:w="2608"/>
-            <w:shd w:val="clear" w:fill="F7F7F5"/>
+            <w:tcW w:type="dxa" w:w="2041"/>
           </w:tcPr>
           <w:p>
             <w:pPr>
@@ -1014,16 +983,16 @@
               <w:rPr>
                 <w:rFonts w:ascii="Calibri" w:hAnsi="Calibri"/>
                 <w:b/>
-                <w:color w:val="767676"/>
-                <w:sz w:val="16"/>
+                <w:color w:val="B45309"/>
+                <w:sz w:val="18"/>
               </w:rPr>
-              <w:t>VAGAS</w:t>
+              <w:t>Art. 19, § 3.º, I</w:t>
             </w:r>
           </w:p>
         </w:tc>
         <w:tc>
           <w:tcPr>
-            <w:tcW w:type="dxa" w:w="6350"/>
+            <w:tcW w:type="dxa" w:w="6917"/>
           </w:tcPr>
           <w:p>
             <w:pPr>
@@ -1032,10 +1001,11 @@
             <w:r>
               <w:rPr>
                 <w:rFonts w:ascii="Calibri" w:hAnsi="Calibri"/>
-                <w:color w:val="121212"/>
-                <w:sz w:val="20"/>
+                <w:b w:val="0"/>
+                <w:color w:val="484848"/>
+                <w:sz w:val="18"/>
               </w:rPr>
-              <w:t>30</w:t>
+              <w:t>O uso de IA generativa exige capacitação e treinamentos específicos prévios sobre limitações, riscos e uso ético e responsável.</w:t>
             </w:r>
           </w:p>
         </w:tc>
@@ -1043,8 +1013,7 @@
       <w:tr>
         <w:tc>
           <w:tcPr>
-            <w:tcW w:type="dxa" w:w="2608"/>
-            <w:shd w:val="clear" w:fill="F7F7F5"/>
+            <w:tcW w:type="dxa" w:w="2041"/>
           </w:tcPr>
           <w:p>
             <w:pPr>
@@ -1054,16 +1023,16 @@
               <w:rPr>
                 <w:rFonts w:ascii="Calibri" w:hAnsi="Calibri"/>
                 <w:b/>
-                <w:color w:val="767676"/>
-                <w:sz w:val="16"/>
+                <w:color w:val="B45309"/>
+                <w:sz w:val="18"/>
               </w:rPr>
-              <w:t>APROVAÇÃO</w:t>
+              <w:t>Art. 19, § 5.º</w:t>
             </w:r>
           </w:p>
         </w:tc>
         <w:tc>
           <w:tcPr>
-            <w:tcW w:type="dxa" w:w="6350"/>
+            <w:tcW w:type="dxa" w:w="6917"/>
           </w:tcPr>
           <w:p>
             <w:pPr>
@@ -1072,10 +1041,11 @@
             <w:r>
               <w:rPr>
                 <w:rFonts w:ascii="Calibri" w:hAnsi="Calibri"/>
-                <w:color w:val="121212"/>
-                <w:sz w:val="20"/>
+                <w:b w:val="0"/>
+                <w:color w:val="484848"/>
+                <w:sz w:val="18"/>
               </w:rPr>
-              <w:t>70% da pontuação das atividades e 75% de frequência</w:t>
+              <w:t>Cabe aos tribunais e às suas escolas promover capacitação e treinamentos continuados.</w:t>
             </w:r>
           </w:p>
         </w:tc>
@@ -1083,8 +1053,7 @@
       <w:tr>
         <w:tc>
           <w:tcPr>
-            <w:tcW w:type="dxa" w:w="2608"/>
-            <w:shd w:val="clear" w:fill="F7F7F5"/>
+            <w:tcW w:type="dxa" w:w="2041"/>
           </w:tcPr>
           <w:p>
             <w:pPr>
@@ -1094,16 +1063,16 @@
               <w:rPr>
                 <w:rFonts w:ascii="Calibri" w:hAnsi="Calibri"/>
                 <w:b/>
-                <w:color w:val="767676"/>
-                <w:sz w:val="16"/>
+                <w:color w:val="B45309"/>
+                <w:sz w:val="18"/>
               </w:rPr>
-              <w:t>AVALIAÇÃO</w:t>
+              <w:t>Art. 20, III</w:t>
             </w:r>
           </w:p>
         </w:tc>
         <w:tc>
           <w:tcPr>
-            <w:tcW w:type="dxa" w:w="6350"/>
+            <w:tcW w:type="dxa" w:w="6917"/>
           </w:tcPr>
           <w:p>
             <w:pPr>
@@ -1112,10 +1081,11 @@
             <w:r>
               <w:rPr>
                 <w:rFonts w:ascii="Calibri" w:hAnsi="Calibri"/>
-                <w:color w:val="121212"/>
-                <w:sz w:val="20"/>
+                <w:b w:val="0"/>
+                <w:color w:val="484848"/>
+                <w:sz w:val="18"/>
               </w:rPr>
-              <w:t>Biblioteca de prompts 30% · processo otimizado documentado 30% · casos práticos 20% · documentação de melhorias 10% · participação 10%</w:t>
+              <w:t>É dever dos tribunais e de suas escolas oferecer treinamento aos usuários internos antes do uso das soluções.</w:t>
             </w:r>
           </w:p>
         </w:tc>
@@ -1123,8 +1093,7 @@
       <w:tr>
         <w:tc>
           <w:tcPr>
-            <w:tcW w:type="dxa" w:w="2608"/>
-            <w:shd w:val="clear" w:fill="F7F7F5"/>
+            <w:tcW w:type="dxa" w:w="2041"/>
           </w:tcPr>
           <w:p>
             <w:pPr>
@@ -1134,16 +1103,16 @@
               <w:rPr>
                 <w:rFonts w:ascii="Calibri" w:hAnsi="Calibri"/>
                 <w:b/>
-                <w:color w:val="767676"/>
-                <w:sz w:val="16"/>
+                <w:color w:val="B45309"/>
+                <w:sz w:val="18"/>
               </w:rPr>
-              <w:t>DOCENTES</w:t>
+              <w:t>Art. 16, VII</w:t>
             </w:r>
           </w:p>
         </w:tc>
         <w:tc>
           <w:tcPr>
-            <w:tcW w:type="dxa" w:w="6350"/>
+            <w:tcW w:type="dxa" w:w="6917"/>
           </w:tcPr>
           <w:p>
             <w:pPr>
@@ -1152,67 +1121,140 @@
             <w:r>
               <w:rPr>
                 <w:rFonts w:ascii="Calibri" w:hAnsi="Calibri"/>
-                <w:color w:val="121212"/>
-                <w:sz w:val="20"/>
+                <w:b w:val="0"/>
+                <w:color w:val="484848"/>
+                <w:sz w:val="18"/>
               </w:rPr>
-              <w:t>Victor César Falcão Viana e Vinícius Sousa e Silva</w:t>
-            </w:r>
-          </w:p>
-        </w:tc>
-      </w:tr>
-      <w:tr>
-        <w:tc>
-          <w:tcPr>
-            <w:tcW w:type="dxa" w:w="2608"/>
-            <w:shd w:val="clear" w:fill="F7F7F5"/>
-          </w:tcPr>
-          <w:p>
-            <w:pPr>
-              <w:spacing w:after="40"/>
-            </w:pPr>
-            <w:r>
-              <w:rPr>
-                <w:rFonts w:ascii="Calibri" w:hAnsi="Calibri"/>
-                <w:b/>
-                <w:color w:val="767676"/>
-                <w:sz w:val="16"/>
-              </w:rPr>
-              <w:t>TIPO</w:t>
-            </w:r>
-          </w:p>
-        </w:tc>
-        <w:tc>
-          <w:tcPr>
-            <w:tcW w:type="dxa" w:w="6350"/>
-          </w:tcPr>
-          <w:p>
-            <w:pPr>
-              <w:spacing w:after="40"/>
-            </w:pPr>
-            <w:r>
-              <w:rPr>
-                <w:rFonts w:ascii="Calibri" w:hAnsi="Calibri"/>
-                <w:color w:val="121212"/>
-                <w:sz w:val="20"/>
-              </w:rPr>
-              <w:t>Curso de capacitação técnica e administrativa</w:t>
+              <w:t>O Comitê Nacional de IA do Judiciário monitora a oferta de capacitação pelos tribunais.</w:t>
             </w:r>
           </w:p>
         </w:tc>
       </w:tr>
     </w:tbl>
     <w:p>
+      <w:r>
+        <w:br w:type="page"/>
+      </w:r>
+    </w:p>
+    <w:p>
+      <w:pPr>
+        <w:pStyle w:val="Heading1"/>
+      </w:pPr>
+      <w:r>
+        <w:t>3. Transformação Administrativa com IA</w:t>
+      </w:r>
+    </w:p>
+    <w:p>
+      <w:pPr>
+        <w:spacing w:before="0" w:after="160"/>
+      </w:pPr>
+      <w:r>
+        <w:rPr>
+          <w:rFonts w:ascii="Calibri" w:hAnsi="Calibri"/>
+          <w:b/>
+          <w:i w:val="0"/>
+          <w:color w:val="B45309"/>
+          <w:sz w:val="20"/>
+        </w:rPr>
+        <w:t>56h · presencial · 9 unidades administrativas</w:t>
+      </w:r>
+    </w:p>
+    <w:p>
+      <w:pPr>
+        <w:spacing w:before="0" w:after="280"/>
+      </w:pPr>
+      <w:r>
+        <w:rPr>
+          <w:rFonts w:ascii="Calibri" w:hAnsi="Calibri"/>
+          <w:b w:val="0"/>
+          <w:i w:val="0"/>
+          <w:color w:val="484848"/>
+          <w:sz w:val="22"/>
+        </w:rPr>
+        <w:t>O curso que chega às unidades que respondem pela conformidade da instituição. Nove núcleos e seções administrativas, cada um com um módulo escrito a partir dos documentos que ele realmente produz.</w:t>
+      </w:r>
+    </w:p>
+    <w:p>
       <w:pPr>
         <w:pStyle w:val="Heading2"/>
       </w:pPr>
       <w:r>
-        <w:t>Módulo comum — 9 horas</w:t>
+        <w:t>O que distingue este curso</w:t>
+      </w:r>
+    </w:p>
+    <w:p>
+      <w:pPr>
+        <w:pStyle w:val="ListBullet"/>
+        <w:spacing w:after="60"/>
+        <w:ind w:left="397"/>
+      </w:pPr>
+      <w:r>
+        <w:rPr>
+          <w:rFonts w:ascii="Calibri" w:hAnsi="Calibri"/>
+          <w:color w:val="484848"/>
+          <w:sz w:val="20"/>
+        </w:rPr>
+        <w:t>Um módulo por unidade: cada núcleo estuda os próprios documentos e os próprios riscos, não exemplos genéricos.</w:t>
+      </w:r>
+    </w:p>
+    <w:p>
+      <w:pPr>
+        <w:pStyle w:val="ListBullet"/>
+        <w:spacing w:after="60"/>
+        <w:ind w:left="397"/>
+      </w:pPr>
+      <w:r>
+        <w:rPr>
+          <w:rFonts w:ascii="Calibri" w:hAnsi="Calibri"/>
+          <w:color w:val="484848"/>
+          <w:sz w:val="20"/>
+        </w:rPr>
+        <w:t>Base comum obrigatória: todo cursista passa pelas mesmas 9 horas de fundamentos, ética e prompt engineering antes do conteúdo da sua área.</w:t>
+      </w:r>
+    </w:p>
+    <w:p>
+      <w:pPr>
+        <w:pStyle w:val="ListBullet"/>
+        <w:spacing w:after="60"/>
+        <w:ind w:left="397"/>
+      </w:pPr>
+      <w:r>
+        <w:rPr>
+          <w:rFonts w:ascii="Calibri" w:hAnsi="Calibri"/>
+          <w:color w:val="484848"/>
+          <w:sz w:val="20"/>
+        </w:rPr>
+        <w:t>Entrega, não prova: o produto do curso é um processo de trabalho efetivamente otimizado e documentado pelo próprio servidor.</w:t>
+      </w:r>
+    </w:p>
+    <w:p>
+      <w:pPr>
+        <w:pStyle w:val="ListBullet"/>
+        <w:spacing w:after="60"/>
+        <w:ind w:left="397"/>
+      </w:pPr>
+      <w:r>
+        <w:rPr>
+          <w:rFonts w:ascii="Calibri" w:hAnsi="Calibri"/>
+          <w:color w:val="484848"/>
+          <w:sz w:val="20"/>
+        </w:rPr>
+        <w:t>Acervo que fica: cada turma constrói uma biblioteca de prompts da sua área, que permanece na unidade depois do curso.</w:t>
+      </w:r>
+    </w:p>
+    <w:p>
+      <w:pPr>
+        <w:pStyle w:val="Heading2"/>
+      </w:pPr>
+      <w:r>
+        <w:t>Módulo comum</w:t>
       </w:r>
     </w:p>
     <w:tbl>
       <w:tblPr>
         <w:tblStyle w:val="TableGrid"/>
         <w:tblW w:type="auto" w:w="0"/>
+        <w:jc w:val="left"/>
         <w:tblLook w:firstColumn="1" w:firstRow="1" w:lastColumn="0" w:lastRow="0" w:noHBand="0" w:noVBand="1" w:val="04A0"/>
       </w:tblPr>
       <w:tblGrid>
@@ -1224,7 +1266,7 @@
         <w:tc>
           <w:tcPr>
             <w:tcW w:type="dxa" w:w="2835"/>
-            <w:shd w:val="clear" w:fill="EFEFEC"/>
+            <w:shd w:val="clear" w:fill="F2F2EF"/>
           </w:tcPr>
           <w:p>
             <w:pPr>
@@ -1244,7 +1286,7 @@
         <w:tc>
           <w:tcPr>
             <w:tcW w:type="dxa" w:w="5102"/>
-            <w:shd w:val="clear" w:fill="EFEFEC"/>
+            <w:shd w:val="clear" w:fill="F2F2EF"/>
           </w:tcPr>
           <w:p>
             <w:pPr>
@@ -1264,7 +1306,7 @@
         <w:tc>
           <w:tcPr>
             <w:tcW w:type="dxa" w:w="1020"/>
-            <w:shd w:val="clear" w:fill="EFEFEC"/>
+            <w:shd w:val="clear" w:fill="F2F2EF"/>
           </w:tcPr>
           <w:p>
             <w:pPr>
@@ -1298,7 +1340,7 @@
                 <w:color w:val="121212"/>
                 <w:sz w:val="18"/>
               </w:rPr>
-              <w:t>Dia 1 — Fundamentos atualizados da IA</w:t>
+              <w:t>Dia 1. Fundamentos atualizados da IA</w:t>
             </w:r>
           </w:p>
         </w:tc>
@@ -1317,7 +1359,7 @@
                 <w:color w:val="484848"/>
                 <w:sz w:val="18"/>
               </w:rPr>
-              <w:t>Panorama do que a IA é e não é; IA multimodal em ação sobre documentos administrativos; casos práticos na administração pública brasileira.</w:t>
+              <w:t>Panorama do que a IA é e do que não é; IA multimodal aplicada a documentos administrativos; casos práticos já em uso na administração pública brasileira.</w:t>
             </w:r>
           </w:p>
         </w:tc>
@@ -1357,7 +1399,7 @@
                 <w:color w:val="121212"/>
                 <w:sz w:val="18"/>
               </w:rPr>
-              <w:t>Dia 2 — Ética, segurança e avaliação crítica</w:t>
+              <w:t>Dia 2. Ética, segurança e avaliação crítica</w:t>
             </w:r>
           </w:p>
         </w:tc>
@@ -1416,7 +1458,7 @@
                 <w:color w:val="121212"/>
                 <w:sz w:val="18"/>
               </w:rPr>
-              <w:t>Dia 3 — Prompt engineering avançado</w:t>
+              <w:t>Dia 3. Prompt engineering avançado</w:t>
             </w:r>
           </w:p>
         </w:tc>
@@ -1435,7 +1477,7 @@
                 <w:color w:val="484848"/>
                 <w:sz w:val="18"/>
               </w:rPr>
-              <w:t>Estrutura do prompt eficaz; prompting estruturado, cadeia de raciocínio e exemplos; construção e versionamento da biblioteca pessoal de prompts.</w:t>
+              <w:t>Estrutura do prompt eficaz; prompting estruturado, cadeia de raciocínio e uso de exemplos; construção e versionamento da biblioteca pessoal de prompts.</w:t>
             </w:r>
           </w:p>
         </w:tc>
@@ -1494,7 +1536,7 @@
                 <w:color w:val="484848"/>
                 <w:sz w:val="18"/>
               </w:rPr>
-              <w:t>Oito unidades com 5,5h cada (dois encontros: aplicações da área + projeto prático documentado) e o NIST com 3h em encontro único.</w:t>
+              <w:t>Oito unidades com 5,5h cada, em dois encontros (aplicações da área e projeto prático documentado), e o NIST com 3h em encontro único.</w:t>
             </w:r>
           </w:p>
         </w:tc>
@@ -1539,7 +1581,7 @@
           <w:color w:val="484848"/>
           <w:sz w:val="20"/>
         </w:rPr>
-        <w:t>Três delas exercem função de controle sobre o uso da IA na Casa e estão assinaladas com a linha de defesa correspondente (ver seção 5).</w:t>
+        <w:t>Três delas exercem função de controle sobre o uso da IA na instituição e estão assinaladas com a linha de defesa correspondente, tratada na seção 6.</w:t>
       </w:r>
     </w:p>
     <w:p>
@@ -1547,7 +1589,7 @@
         <w:pStyle w:val="Heading3"/>
       </w:pPr>
       <w:r>
-        <w:t>Núcleo de Auditoria Interna (NUAUD) e Seção de Apoio à Secretaria Administrativa</w:t>
+        <w:t>Núcleo de Auditoria Interna e Seção de Apoio à Secretaria Administrativa</w:t>
       </w:r>
     </w:p>
     <w:p>
@@ -1559,10 +1601,10 @@
           <w:rFonts w:ascii="Calibri" w:hAnsi="Calibri"/>
           <w:b/>
           <w:i w:val="0"/>
-          <w:color w:val="A00F58"/>
+          <w:color w:val="B45309"/>
           <w:sz w:val="18"/>
         </w:rPr>
-        <w:t>5,5h · 3ª linha de defesa</w:t>
+        <w:t>5,5h · 3.ª linha de defesa</w:t>
       </w:r>
     </w:p>
     <w:p>
@@ -1577,7 +1619,7 @@
           <w:color w:val="484848"/>
           <w:sz w:val="19"/>
         </w:rPr>
-        <w:t>Prompts para análise de conformidade com técnicas avançadas e detecção de anomalias em documentos</w:t>
+        <w:t>Análise de conformidade documental e detecção de anomalias em documentos</w:t>
       </w:r>
     </w:p>
     <w:p>
@@ -1592,7 +1634,7 @@
           <w:color w:val="484848"/>
           <w:sz w:val="19"/>
         </w:rPr>
-        <w:t>Checklists dinâmicos baseados em critérios específicos; revisão de documentos de auditoria</w:t>
+        <w:t>Checklists dinâmicos baseados em critérios específicos e revisão de documentos de auditoria</w:t>
       </w:r>
     </w:p>
     <w:p>
@@ -1607,7 +1649,7 @@
           <w:color w:val="484848"/>
           <w:sz w:val="19"/>
         </w:rPr>
-        <w:t>Análise comparativa de processos, verificação de conformidade com normas, identificação de padrões e inconsistências</w:t>
+        <w:t>Análise comparativa de processos e identificação de padrões e inconsistências</w:t>
       </w:r>
     </w:p>
     <w:p>
@@ -1622,7 +1664,7 @@
           <w:color w:val="484848"/>
           <w:sz w:val="19"/>
         </w:rPr>
-        <w:t>Laboratório: análise de conformidade documental com IA multimodal e estruturação de evidências (casos anonimizados)</w:t>
+        <w:t>Estruturação de evidências e documentação sistemática de achados</w:t>
       </w:r>
     </w:p>
     <w:p>
@@ -1637,7 +1679,7 @@
           <w:color w:val="484848"/>
           <w:sz w:val="19"/>
         </w:rPr>
-        <w:t>Dia 2: relatórios de auditoria, documentação sistemática de achados e evidências, síntese de recomendações baseadas em precedentes</w:t>
+        <w:t>Síntese de recomendações e acompanhamento de sua implementação</w:t>
       </w:r>
     </w:p>
     <w:p>
@@ -1645,7 +1687,7 @@
         <w:pStyle w:val="Heading3"/>
       </w:pPr>
       <w:r>
-        <w:t>Núcleo de Estratégia, Governança e Integridade (NEGI)</w:t>
+        <w:t>Núcleo de Estratégia, Governança e Integridade</w:t>
       </w:r>
     </w:p>
     <w:p>
@@ -1657,10 +1699,10 @@
           <w:rFonts w:ascii="Calibri" w:hAnsi="Calibri"/>
           <w:b/>
           <w:i w:val="0"/>
-          <w:color w:val="A00F58"/>
+          <w:color w:val="B45309"/>
           <w:sz w:val="18"/>
         </w:rPr>
-        <w:t>5,5h · 2ª linha de defesa</w:t>
+        <w:t>5,5h · 2.ª linha de defesa</w:t>
       </w:r>
     </w:p>
     <w:p>
@@ -1675,7 +1717,7 @@
           <w:color w:val="484848"/>
           <w:sz w:val="19"/>
         </w:rPr>
-        <w:t>Análise de dados estratégicos estruturados e não estruturados; relatórios executivos dinâmicos</w:t>
+        <w:t>Análise de dados estratégicos estruturados e não estruturados</w:t>
       </w:r>
     </w:p>
     <w:p>
@@ -1690,7 +1732,7 @@
           <w:color w:val="484848"/>
           <w:sz w:val="19"/>
         </w:rPr>
-        <w:t>Gestão de indicadores: correlação entre métricas institucionais, projeções e cenários assistidos</w:t>
+        <w:t>Gestão de indicadores, correlação entre métricas institucionais e cenários assistidos</w:t>
       </w:r>
     </w:p>
     <w:p>
@@ -1705,7 +1747,7 @@
           <w:color w:val="484848"/>
           <w:sz w:val="19"/>
         </w:rPr>
-        <w:t>Laboratório: painéis dinâmicos de indicadores e projeções sobre dados institucionais anonimizados</w:t>
+        <w:t>Painéis dinâmicos de indicadores sobre dados institucionais anonimizados</w:t>
       </w:r>
     </w:p>
     <w:p>
@@ -1720,7 +1762,7 @@
           <w:color w:val="484848"/>
           <w:sz w:val="19"/>
         </w:rPr>
-        <w:t>Dia 2: apresentações executivas, relatórios visuais, análise de cenários e modelagem de impactos</w:t>
+        <w:t>Apresentações executivas e comunicação de dados complexos de forma acessível</w:t>
       </w:r>
     </w:p>
     <w:p>
@@ -1740,10 +1782,10 @@
           <w:rFonts w:ascii="Calibri" w:hAnsi="Calibri"/>
           <w:b/>
           <w:i w:val="0"/>
-          <w:color w:val="A00F58"/>
+          <w:color w:val="B45309"/>
           <w:sz w:val="18"/>
         </w:rPr>
-        <w:t>5,5h · 2ª linha de defesa</w:t>
+        <w:t>5,5h · 2.ª linha de defesa</w:t>
       </w:r>
     </w:p>
     <w:p>
@@ -1758,7 +1800,7 @@
           <w:color w:val="484848"/>
           <w:sz w:val="19"/>
         </w:rPr>
-        <w:t>Processamento de petições e documentos jurídicos com recursos multimodais; extração de informações de documentos digitalizados</w:t>
+        <w:t>Processamento de documentos jurídicos com recursos multimodais</w:t>
       </w:r>
     </w:p>
     <w:p>
@@ -1773,7 +1815,7 @@
           <w:color w:val="484848"/>
           <w:sz w:val="19"/>
         </w:rPr>
-        <w:t>Elaboração assistida de minutas, despachos e pareceres; revisão e refinamento de textos jurídicos</w:t>
+        <w:t>Elaboração assistida de minutas, despachos e pareceres, com revisão crítica</w:t>
       </w:r>
     </w:p>
     <w:p>
@@ -1788,7 +1830,7 @@
           <w:color w:val="484848"/>
           <w:sz w:val="19"/>
         </w:rPr>
-        <w:t>Pesquisa jurídica: análise de legislação e jurisprudência, identificação de precedentes, verificação de conformidade com normas vigentes</w:t>
+        <w:t>Análise de legislação e jurisprudência e identificação de precedentes</w:t>
       </w:r>
     </w:p>
     <w:p>
@@ -1803,7 +1845,7 @@
           <w:color w:val="484848"/>
           <w:sz w:val="19"/>
         </w:rPr>
-        <w:t>Dia 2: relatórios jurídicos customizados, organização de casos e precedentes, automação de rotinas recorrentes</w:t>
+        <w:t>Verificação de conformidade de atos com as normas vigentes</w:t>
       </w:r>
     </w:p>
     <w:p>
@@ -1811,7 +1853,7 @@
         <w:pStyle w:val="Heading3"/>
       </w:pPr>
       <w:r>
-        <w:t>Setor Técnico de Governança de Aquisições e Contratações e Apoio aos Núcleos</w:t>
+        <w:t>Setor Técnico de Governança de Aquisições e Contratações</w:t>
       </w:r>
     </w:p>
     <w:p>
@@ -1841,7 +1883,7 @@
           <w:color w:val="484848"/>
           <w:sz w:val="19"/>
         </w:rPr>
-        <w:t>Análise de contratos e termos com visão computacional; verificação de conformidade em editais e contratos</w:t>
+        <w:t>Análise de contratos e verificação de conformidade em editais</w:t>
       </w:r>
     </w:p>
     <w:p>
@@ -1856,7 +1898,7 @@
           <w:color w:val="484848"/>
           <w:sz w:val="19"/>
         </w:rPr>
-        <w:t>Elaboração assistida de termos de referência; extração de dados de propostas e documentação técnica</w:t>
+        <w:t>Elaboração assistida de termos de referência e extração de dados de propostas</w:t>
       </w:r>
     </w:p>
     <w:p>
@@ -1871,7 +1913,7 @@
           <w:color w:val="484848"/>
           <w:sz w:val="19"/>
         </w:rPr>
-        <w:t>Gestão de contratos: aditivos e apostilamentos, consolidação de informações dispersas, padrões e tendências</w:t>
+        <w:t>Gestão contratual: aditivos, apostilamentos e consolidação de informações dispersas</w:t>
       </w:r>
     </w:p>
     <w:p>
@@ -1886,7 +1928,7 @@
           <w:color w:val="484848"/>
           <w:sz w:val="19"/>
         </w:rPr>
-        <w:t>Dia 2: relatórios de aquisições, painéis a partir de dados contratuais e automação de verificações de conformidade</w:t>
+        <w:t>Painéis a partir de dados contratuais e automação de verificações</w:t>
       </w:r>
     </w:p>
     <w:p>
@@ -1894,7 +1936,7 @@
         <w:pStyle w:val="Heading3"/>
       </w:pPr>
       <w:r>
-        <w:t>Núcleo de Gestão Orçamentária, Financeira, Contábil e Patrimonial (NUFIP)</w:t>
+        <w:t>Núcleo de Gestão Orçamentária, Financeira, Contábil e Patrimonial</w:t>
       </w:r>
     </w:p>
     <w:p>
@@ -1924,7 +1966,7 @@
           <w:color w:val="484848"/>
           <w:sz w:val="19"/>
         </w:rPr>
-        <w:t>Extração de dados de notas fiscais e documentos financeiros; verificação automática de conformidade documental</w:t>
+        <w:t>Extração de dados de notas fiscais e documentos financeiros</w:t>
       </w:r>
     </w:p>
     <w:p>
@@ -1939,7 +1981,7 @@
           <w:color w:val="484848"/>
           <w:sz w:val="19"/>
         </w:rPr>
-        <w:t>Gestão patrimonial: relatórios patrimoniais, inventários, consolidação de informações dispersas</w:t>
+        <w:t>Gestão patrimonial: relatórios, inventários e consolidação de informações</w:t>
       </w:r>
     </w:p>
     <w:p>
@@ -1954,7 +1996,7 @@
           <w:color w:val="484848"/>
           <w:sz w:val="19"/>
         </w:rPr>
-        <w:t>Laboratório: extração de dados de documentos financeiros complexos e análise comparativa de contratos</w:t>
+        <w:t>Análise comparativa de contratos e verificação de conformidade documental</w:t>
       </w:r>
     </w:p>
     <w:p>
@@ -1969,7 +2011,7 @@
           <w:color w:val="484848"/>
           <w:sz w:val="19"/>
         </w:rPr>
-        <w:t>Dia 2: relatórios financeiros customizados, painéis a partir de dados não estruturados, automação de verificações</w:t>
+        <w:t>Relatórios financeiros customizados a partir de dados não estruturados</w:t>
       </w:r>
     </w:p>
     <w:p>
@@ -1977,7 +2019,7 @@
         <w:pStyle w:val="Heading3"/>
       </w:pPr>
       <w:r>
-        <w:t>Núcleo de Gestão de Pessoas (NGP)</w:t>
+        <w:t>Núcleo de Gestão de Pessoas</w:t>
       </w:r>
     </w:p>
     <w:p>
@@ -2007,7 +2049,7 @@
           <w:color w:val="484848"/>
           <w:sz w:val="19"/>
         </w:rPr>
-        <w:t>Análise e produção de documentos de RH; prompts para elaboração de portarias e normativos</w:t>
+        <w:t>Produção de documentos de RH e elaboração de portarias e normativos</w:t>
       </w:r>
     </w:p>
     <w:p>
@@ -2022,7 +2064,7 @@
           <w:color w:val="484848"/>
           <w:sz w:val="19"/>
         </w:rPr>
-        <w:t>Análise normativa: legislação e normativas de pessoal, pareceres técnicos, verificação de conformidade de processos</w:t>
+        <w:t>Análise de legislação e normativas de pessoal e pareceres técnicos</w:t>
       </w:r>
     </w:p>
     <w:p>
@@ -2037,7 +2079,7 @@
           <w:color w:val="484848"/>
           <w:sz w:val="19"/>
         </w:rPr>
-        <w:t>Laboratório: workflows para processamento de solicitações comuns com documentos funcionais típicos</w:t>
+        <w:t>Workflows para processamento de solicitações comuns</w:t>
       </w:r>
     </w:p>
     <w:p>
@@ -2052,7 +2094,7 @@
           <w:color w:val="484848"/>
           <w:sz w:val="19"/>
         </w:rPr>
-        <w:t>Dia 2: relatórios gerenciais customizados, análise de dados funcionais e automação de relatórios periódicos</w:t>
+        <w:t>Relatórios gerenciais e análise de dados funcionais</w:t>
       </w:r>
     </w:p>
     <w:p>
@@ -2060,7 +2102,7 @@
         <w:pStyle w:val="Heading3"/>
       </w:pPr>
       <w:r>
-        <w:t>Setor Técnico de Apoio à Diretoria e Núcleo Judiciário (NUJUD)</w:t>
+        <w:t>Setor Técnico de Apoio à Diretoria e Núcleo Judiciário</w:t>
       </w:r>
     </w:p>
     <w:p>
@@ -2090,7 +2132,7 @@
           <w:color w:val="484848"/>
           <w:sz w:val="19"/>
         </w:rPr>
-        <w:t>Análise de documentos administrativos e judiciais com recursos multimodais; minutas de apoio à Diretoria</w:t>
+        <w:t>Análise de documentos administrativos e judiciais com recursos multimodais</w:t>
       </w:r>
     </w:p>
     <w:p>
@@ -2105,7 +2147,7 @@
           <w:color w:val="484848"/>
           <w:sz w:val="19"/>
         </w:rPr>
-        <w:t>Organização de dados processuais administrativos; classificação automática de processos e demandas</w:t>
+        <w:t>Classificação de processos e demandas e organização de dados processuais</w:t>
       </w:r>
     </w:p>
     <w:p>
@@ -2120,7 +2162,7 @@
           <w:color w:val="484848"/>
           <w:sz w:val="19"/>
         </w:rPr>
-        <w:t>Identificação de precedentes e análise comparativa de procedimentos administrativos</w:t>
+        <w:t>Análise comparativa de procedimentos administrativos</w:t>
       </w:r>
     </w:p>
     <w:p>
@@ -2135,7 +2177,7 @@
           <w:color w:val="484848"/>
           <w:sz w:val="19"/>
         </w:rPr>
-        <w:t>Dia 2: relatórios gerenciais dinâmicos, documentação estruturada de procedimentos e automação de fluxos</w:t>
+        <w:t>Relatórios gerenciais e automação de fluxos de trabalho</w:t>
       </w:r>
     </w:p>
     <w:p>
@@ -2143,7 +2185,7 @@
         <w:pStyle w:val="Heading3"/>
       </w:pPr>
       <w:r>
-        <w:t>Seção de Comunicação Social (SECOM)</w:t>
+        <w:t>Seção de Comunicação Social</w:t>
       </w:r>
     </w:p>
     <w:p>
@@ -2173,7 +2215,7 @@
           <w:color w:val="484848"/>
           <w:sz w:val="19"/>
         </w:rPr>
-        <w:t>Produção multimodal: textos para diferentes públicos, elementos visuais, adaptação de conteúdo por canal</w:t>
+        <w:t>Produção multimodal de conteúdo e adaptação por canal</w:t>
       </w:r>
     </w:p>
     <w:p>
@@ -2188,7 +2230,7 @@
           <w:color w:val="484848"/>
           <w:sz w:val="19"/>
         </w:rPr>
-        <w:t>Análise de comunicações institucionais com feedback estruturado; pautas e planejamento editorial</w:t>
+        <w:t>Análise de comunicações institucionais e planejamento editorial</w:t>
       </w:r>
     </w:p>
     <w:p>
@@ -2203,7 +2245,7 @@
           <w:color w:val="484848"/>
           <w:sz w:val="19"/>
         </w:rPr>
-        <w:t>Laboratório: materiais de comunicação com IA alinhados à identidade institucional</w:t>
+        <w:t>Materiais alinhados à identidade institucional</w:t>
       </w:r>
     </w:p>
     <w:p>
@@ -2218,7 +2260,7 @@
           <w:color w:val="484848"/>
           <w:sz w:val="19"/>
         </w:rPr>
-        <w:t>Dia 2: releases e comunicados estratégicos, pacotes de comunicação por canal, automação de rotinas</w:t>
+        <w:t>Releases, comunicados e automação de rotinas de comunicação</w:t>
       </w:r>
     </w:p>
     <w:p>
@@ -2226,7 +2268,7 @@
         <w:pStyle w:val="Heading3"/>
       </w:pPr>
       <w:r>
-        <w:t>Núcleo de Inteligência, Segurança e Transporte (NIST)</w:t>
+        <w:t>Núcleo de Inteligência, Segurança e Transporte</w:t>
       </w:r>
     </w:p>
     <w:p>
@@ -2256,7 +2298,7 @@
           <w:color w:val="484848"/>
           <w:sz w:val="19"/>
         </w:rPr>
-        <w:t>Processamento de documentos de segurança com recursos multimodais; relatórios de inteligência estruturados</w:t>
+        <w:t>Processamento de documentos de segurança e relatórios estruturados</w:t>
       </w:r>
     </w:p>
     <w:p>
@@ -2271,7 +2313,7 @@
           <w:color w:val="484848"/>
           <w:sz w:val="19"/>
         </w:rPr>
-        <w:t>Análise de padrões e tendências em dados de segurança; identificação de riscos e vulnerabilidades</w:t>
+        <w:t>Análise de padrões e identificação de riscos e vulnerabilidades</w:t>
       </w:r>
     </w:p>
     <w:p>
@@ -2286,22 +2328,7 @@
           <w:color w:val="484848"/>
           <w:sz w:val="19"/>
         </w:rPr>
-        <w:t>Gestão de transporte: otimização de rotas e recursos, dados de frota e manutenção, relatórios automatizados</w:t>
-      </w:r>
-    </w:p>
-    <w:p>
-      <w:pPr>
-        <w:pStyle w:val="ListBullet"/>
-        <w:spacing w:after="60"/>
-        <w:ind w:left="397"/>
-      </w:pPr>
-      <w:r>
-        <w:rPr>
-          <w:rFonts w:ascii="Calibri" w:hAnsi="Calibri"/>
-          <w:color w:val="484848"/>
-          <w:sz w:val="19"/>
-        </w:rPr>
-        <w:t>Projeto prático integrado com prompts específicos da área</w:t>
+        <w:t>Gestão de transporte: rotas, frota, manutenção e relatórios automatizados</w:t>
       </w:r>
     </w:p>
     <w:p>
@@ -2314,7 +2341,22 @@
         <w:pStyle w:val="Heading1"/>
       </w:pPr>
       <w:r>
-        <w:t>3. Destaque — Servidor + IA</w:t>
+        <w:t>4. Servidor + IA</w:t>
+      </w:r>
+    </w:p>
+    <w:p>
+      <w:pPr>
+        <w:spacing w:before="0" w:after="160"/>
+      </w:pPr>
+      <w:r>
+        <w:rPr>
+          <w:rFonts w:ascii="Calibri" w:hAnsi="Calibri"/>
+          <w:b/>
+          <w:i w:val="0"/>
+          <w:color w:val="B45309"/>
+          <w:sz w:val="20"/>
+        </w:rPr>
+        <w:t>24h · online ao vivo, síncrono · servidores, assessores e magistrados</w:t>
       </w:r>
     </w:p>
     <w:p>
@@ -2329,7 +2371,7 @@
           <w:color w:val="484848"/>
           <w:sz w:val="22"/>
         </w:rPr>
-        <w:t>O curso da área-fim: quem redige o despacho, tria o acervo e responde ao jurisdicionado. Vinte e quatro horas construídas em torno de uma exigência — a decisão continua sendo humana, e é preciso saber por quê.</w:t>
+        <w:t>O curso da área-fim: quem redige o despacho, tria o acervo e responde ao jurisdicionado. Vinte e quatro horas construídas em torno de uma exigência: a decisão continua sendo humana, e é preciso saber por quê.</w:t>
       </w:r>
     </w:p>
     <w:p>
@@ -2337,7 +2379,75 @@
         <w:pStyle w:val="Heading2"/>
       </w:pPr>
       <w:r>
-        <w:t>Ficha para credenciamento</w:t>
+        <w:t>O que distingue este curso</w:t>
+      </w:r>
+    </w:p>
+    <w:p>
+      <w:pPr>
+        <w:pStyle w:val="ListBullet"/>
+        <w:spacing w:after="60"/>
+        <w:ind w:left="397"/>
+      </w:pPr>
+      <w:r>
+        <w:rPr>
+          <w:rFonts w:ascii="Calibri" w:hAnsi="Calibri"/>
+          <w:color w:val="484848"/>
+          <w:sz w:val="20"/>
+        </w:rPr>
+        <w:t>Progressão por responsabilidade: primeiro operar a ferramenta, depois desconfiar dela, depois aplicá-la ao processo, e só então responder institucionalmente pelo resultado.</w:t>
+      </w:r>
+    </w:p>
+    <w:p>
+      <w:pPr>
+        <w:pStyle w:val="ListBullet"/>
+        <w:spacing w:after="60"/>
+        <w:ind w:left="397"/>
+      </w:pPr>
+      <w:r>
+        <w:rPr>
+          <w:rFonts w:ascii="Calibri" w:hAnsi="Calibri"/>
+          <w:color w:val="484848"/>
+          <w:sz w:val="20"/>
+        </w:rPr>
+        <w:t>Avaliação por aplicação: não há prova teórica. O cursista entrega um projeto aplicado ao trabalho real, com registro de como a tarefa era antes e como passou a ser.</w:t>
+      </w:r>
+    </w:p>
+    <w:p>
+      <w:pPr>
+        <w:pStyle w:val="ListBullet"/>
+        <w:spacing w:after="60"/>
+        <w:ind w:left="397"/>
+      </w:pPr>
+      <w:r>
+        <w:rPr>
+          <w:rFonts w:ascii="Calibri" w:hAnsi="Calibri"/>
+          <w:color w:val="484848"/>
+          <w:sz w:val="20"/>
+        </w:rPr>
+        <w:t>Prática majoritária: a carga é predominantemente prática, com demonstrações ao vivo e exercícios sobre documentos da própria unidade.</w:t>
+      </w:r>
+    </w:p>
+    <w:p>
+      <w:pPr>
+        <w:pStyle w:val="ListBullet"/>
+        <w:spacing w:after="60"/>
+        <w:ind w:left="397"/>
+      </w:pPr>
+      <w:r>
+        <w:rPr>
+          <w:rFonts w:ascii="Calibri" w:hAnsi="Calibri"/>
+          <w:color w:val="484848"/>
+          <w:sz w:val="20"/>
+        </w:rPr>
+        <w:t>Material aberto: deck, banco de prompts e comparativo de ferramentas ficam publicados e acessíveis depois do curso.</w:t>
+      </w:r>
+    </w:p>
+    <w:p>
+      <w:pPr>
+        <w:pStyle w:val="Heading2"/>
+      </w:pPr>
+      <w:r>
+        <w:t>Quatro módulos</w:t>
       </w:r>
     </w:p>
     <w:tbl>
@@ -2345,400 +2455,6 @@
         <w:tblStyle w:val="TableGrid"/>
         <w:tblW w:type="auto" w:w="0"/>
         <w:jc w:val="left"/>
-        <w:tblLook w:firstColumn="1" w:firstRow="1" w:lastColumn="0" w:lastRow="0" w:noHBand="0" w:noVBand="1" w:val="04A0"/>
-      </w:tblPr>
-      <w:tblGrid>
-        <w:gridCol w:w="4479"/>
-        <w:gridCol w:w="4479"/>
-      </w:tblGrid>
-      <w:tr>
-        <w:tc>
-          <w:tcPr>
-            <w:tcW w:type="dxa" w:w="2608"/>
-            <w:shd w:val="clear" w:fill="F7F7F5"/>
-          </w:tcPr>
-          <w:p>
-            <w:pPr>
-              <w:spacing w:after="40"/>
-            </w:pPr>
-            <w:r>
-              <w:rPr>
-                <w:rFonts w:ascii="Calibri" w:hAnsi="Calibri"/>
-                <w:b/>
-                <w:color w:val="767676"/>
-                <w:sz w:val="16"/>
-              </w:rPr>
-              <w:t>MODALIDADE</w:t>
-            </w:r>
-          </w:p>
-        </w:tc>
-        <w:tc>
-          <w:tcPr>
-            <w:tcW w:type="dxa" w:w="6350"/>
-          </w:tcPr>
-          <w:p>
-            <w:pPr>
-              <w:spacing w:after="40"/>
-            </w:pPr>
-            <w:r>
-              <w:rPr>
-                <w:rFonts w:ascii="Calibri" w:hAnsi="Calibri"/>
-                <w:color w:val="121212"/>
-                <w:sz w:val="20"/>
-              </w:rPr>
-              <w:t>Online ao vivo, síncrona, por videoconferência, com demonstrações em tempo real</w:t>
-            </w:r>
-          </w:p>
-        </w:tc>
-      </w:tr>
-      <w:tr>
-        <w:tc>
-          <w:tcPr>
-            <w:tcW w:type="dxa" w:w="2608"/>
-            <w:shd w:val="clear" w:fill="F7F7F5"/>
-          </w:tcPr>
-          <w:p>
-            <w:pPr>
-              <w:spacing w:after="40"/>
-            </w:pPr>
-            <w:r>
-              <w:rPr>
-                <w:rFonts w:ascii="Calibri" w:hAnsi="Calibri"/>
-                <w:b/>
-                <w:color w:val="767676"/>
-                <w:sz w:val="16"/>
-              </w:rPr>
-              <w:t>CARGA HORÁRIA</w:t>
-            </w:r>
-          </w:p>
-        </w:tc>
-        <w:tc>
-          <w:tcPr>
-            <w:tcW w:type="dxa" w:w="6350"/>
-          </w:tcPr>
-          <w:p>
-            <w:pPr>
-              <w:spacing w:after="40"/>
-            </w:pPr>
-            <w:r>
-              <w:rPr>
-                <w:rFonts w:ascii="Calibri" w:hAnsi="Calibri"/>
-                <w:color w:val="121212"/>
-                <w:sz w:val="20"/>
-              </w:rPr>
-              <w:t>24 horas · 4 módulos</w:t>
-            </w:r>
-          </w:p>
-        </w:tc>
-      </w:tr>
-      <w:tr>
-        <w:tc>
-          <w:tcPr>
-            <w:tcW w:type="dxa" w:w="2608"/>
-            <w:shd w:val="clear" w:fill="F7F7F5"/>
-          </w:tcPr>
-          <w:p>
-            <w:pPr>
-              <w:spacing w:after="40"/>
-            </w:pPr>
-            <w:r>
-              <w:rPr>
-                <w:rFonts w:ascii="Calibri" w:hAnsi="Calibri"/>
-                <w:b/>
-                <w:color w:val="767676"/>
-                <w:sz w:val="16"/>
-              </w:rPr>
-              <w:t>PÚBLICO</w:t>
-            </w:r>
-          </w:p>
-        </w:tc>
-        <w:tc>
-          <w:tcPr>
-            <w:tcW w:type="dxa" w:w="6350"/>
-          </w:tcPr>
-          <w:p>
-            <w:pPr>
-              <w:spacing w:after="40"/>
-            </w:pPr>
-            <w:r>
-              <w:rPr>
-                <w:rFonts w:ascii="Calibri" w:hAnsi="Calibri"/>
-                <w:color w:val="121212"/>
-                <w:sz w:val="20"/>
-              </w:rPr>
-              <w:t>Servidores de Varas e Turmas, assessores de gabinete e magistrados. Turma 1: área-fim</w:t>
-            </w:r>
-          </w:p>
-        </w:tc>
-      </w:tr>
-      <w:tr>
-        <w:tc>
-          <w:tcPr>
-            <w:tcW w:type="dxa" w:w="2608"/>
-            <w:shd w:val="clear" w:fill="F7F7F5"/>
-          </w:tcPr>
-          <w:p>
-            <w:pPr>
-              <w:spacing w:after="40"/>
-            </w:pPr>
-            <w:r>
-              <w:rPr>
-                <w:rFonts w:ascii="Calibri" w:hAnsi="Calibri"/>
-                <w:b/>
-                <w:color w:val="767676"/>
-                <w:sz w:val="16"/>
-              </w:rPr>
-              <w:t>PRÉ-REQUISITO</w:t>
-            </w:r>
-          </w:p>
-        </w:tc>
-        <w:tc>
-          <w:tcPr>
-            <w:tcW w:type="dxa" w:w="6350"/>
-          </w:tcPr>
-          <w:p>
-            <w:pPr>
-              <w:spacing w:after="40"/>
-            </w:pPr>
-            <w:r>
-              <w:rPr>
-                <w:rFonts w:ascii="Calibri" w:hAnsi="Calibri"/>
-                <w:color w:val="121212"/>
-                <w:sz w:val="20"/>
-              </w:rPr>
-              <w:t>Não há pré-requisito formal. Recomenda-se a Oficina Prompt Lab</w:t>
-            </w:r>
-          </w:p>
-        </w:tc>
-      </w:tr>
-      <w:tr>
-        <w:tc>
-          <w:tcPr>
-            <w:tcW w:type="dxa" w:w="2608"/>
-            <w:shd w:val="clear" w:fill="F7F7F5"/>
-          </w:tcPr>
-          <w:p>
-            <w:pPr>
-              <w:spacing w:after="40"/>
-            </w:pPr>
-            <w:r>
-              <w:rPr>
-                <w:rFonts w:ascii="Calibri" w:hAnsi="Calibri"/>
-                <w:b/>
-                <w:color w:val="767676"/>
-                <w:sz w:val="16"/>
-              </w:rPr>
-              <w:t>VAGAS</w:t>
-            </w:r>
-          </w:p>
-        </w:tc>
-        <w:tc>
-          <w:tcPr>
-            <w:tcW w:type="dxa" w:w="6350"/>
-          </w:tcPr>
-          <w:p>
-            <w:pPr>
-              <w:spacing w:after="40"/>
-            </w:pPr>
-            <w:r>
-              <w:rPr>
-                <w:rFonts w:ascii="Calibri" w:hAnsi="Calibri"/>
-                <w:color w:val="121212"/>
-                <w:sz w:val="20"/>
-              </w:rPr>
-              <w:t>25 a 30 por turma · 2 turmas em 2026</w:t>
-            </w:r>
-          </w:p>
-        </w:tc>
-      </w:tr>
-      <w:tr>
-        <w:tc>
-          <w:tcPr>
-            <w:tcW w:type="dxa" w:w="2608"/>
-            <w:shd w:val="clear" w:fill="F7F7F5"/>
-          </w:tcPr>
-          <w:p>
-            <w:pPr>
-              <w:spacing w:after="40"/>
-            </w:pPr>
-            <w:r>
-              <w:rPr>
-                <w:rFonts w:ascii="Calibri" w:hAnsi="Calibri"/>
-                <w:b/>
-                <w:color w:val="767676"/>
-                <w:sz w:val="16"/>
-              </w:rPr>
-              <w:t>FREQUÊNCIA</w:t>
-            </w:r>
-          </w:p>
-        </w:tc>
-        <w:tc>
-          <w:tcPr>
-            <w:tcW w:type="dxa" w:w="6350"/>
-          </w:tcPr>
-          <w:p>
-            <w:pPr>
-              <w:spacing w:after="40"/>
-            </w:pPr>
-            <w:r>
-              <w:rPr>
-                <w:rFonts w:ascii="Calibri" w:hAnsi="Calibri"/>
-                <w:color w:val="121212"/>
-                <w:sz w:val="20"/>
-              </w:rPr>
-              <w:t>Mínimo de 80% da carga horária</w:t>
-            </w:r>
-          </w:p>
-        </w:tc>
-      </w:tr>
-      <w:tr>
-        <w:tc>
-          <w:tcPr>
-            <w:tcW w:type="dxa" w:w="2608"/>
-            <w:shd w:val="clear" w:fill="F7F7F5"/>
-          </w:tcPr>
-          <w:p>
-            <w:pPr>
-              <w:spacing w:after="40"/>
-            </w:pPr>
-            <w:r>
-              <w:rPr>
-                <w:rFonts w:ascii="Calibri" w:hAnsi="Calibri"/>
-                <w:b/>
-                <w:color w:val="767676"/>
-                <w:sz w:val="16"/>
-              </w:rPr>
-              <w:t>AVALIAÇÃO</w:t>
-            </w:r>
-          </w:p>
-        </w:tc>
-        <w:tc>
-          <w:tcPr>
-            <w:tcW w:type="dxa" w:w="6350"/>
-          </w:tcPr>
-          <w:p>
-            <w:pPr>
-              <w:spacing w:after="40"/>
-            </w:pPr>
-            <w:r>
-              <w:rPr>
-                <w:rFonts w:ascii="Calibri" w:hAnsi="Calibri"/>
-                <w:color w:val="121212"/>
-                <w:sz w:val="20"/>
-              </w:rPr>
-              <w:t>Por aplicação, não por prova: uma entrega validada por módulo e projeto integrador com registro de baseline antes × depois</w:t>
-            </w:r>
-          </w:p>
-        </w:tc>
-      </w:tr>
-      <w:tr>
-        <w:tc>
-          <w:tcPr>
-            <w:tcW w:type="dxa" w:w="2608"/>
-            <w:shd w:val="clear" w:fill="F7F7F5"/>
-          </w:tcPr>
-          <w:p>
-            <w:pPr>
-              <w:spacing w:after="40"/>
-            </w:pPr>
-            <w:r>
-              <w:rPr>
-                <w:rFonts w:ascii="Calibri" w:hAnsi="Calibri"/>
-                <w:b/>
-                <w:color w:val="767676"/>
-                <w:sz w:val="16"/>
-              </w:rPr>
-              <w:t>ACOMPANHAMENTO</w:t>
-            </w:r>
-          </w:p>
-        </w:tc>
-        <w:tc>
-          <w:tcPr>
-            <w:tcW w:type="dxa" w:w="6350"/>
-          </w:tcPr>
-          <w:p>
-            <w:pPr>
-              <w:spacing w:after="40"/>
-            </w:pPr>
-            <w:r>
-              <w:rPr>
-                <w:rFonts w:ascii="Calibri" w:hAnsi="Calibri"/>
-                <w:color w:val="121212"/>
-                <w:sz w:val="20"/>
-              </w:rPr>
-              <w:t>Verificação de aplicação real em D+30, D+60 e D+90</w:t>
-            </w:r>
-          </w:p>
-        </w:tc>
-      </w:tr>
-      <w:tr>
-        <w:tc>
-          <w:tcPr>
-            <w:tcW w:type="dxa" w:w="2608"/>
-            <w:shd w:val="clear" w:fill="F7F7F5"/>
-          </w:tcPr>
-          <w:p>
-            <w:pPr>
-              <w:spacing w:after="40"/>
-            </w:pPr>
-            <w:r>
-              <w:rPr>
-                <w:rFonts w:ascii="Calibri" w:hAnsi="Calibri"/>
-                <w:b/>
-                <w:color w:val="767676"/>
-                <w:sz w:val="16"/>
-              </w:rPr>
-              <w:t>CERTIFICAÇÃO</w:t>
-            </w:r>
-          </w:p>
-        </w:tc>
-        <w:tc>
-          <w:tcPr>
-            <w:tcW w:type="dxa" w:w="6350"/>
-          </w:tcPr>
-          <w:p>
-            <w:pPr>
-              <w:spacing w:after="40"/>
-            </w:pPr>
-            <w:r>
-              <w:rPr>
-                <w:rFonts w:ascii="Calibri" w:hAnsi="Calibri"/>
-                <w:color w:val="121212"/>
-                <w:sz w:val="20"/>
-              </w:rPr>
-              <w:t>24h pela Direção do Foro da JFCE, com carga por módulo e identificador de turma</w:t>
-            </w:r>
-          </w:p>
-        </w:tc>
-      </w:tr>
-    </w:tbl>
-    <w:p>
-      <w:pPr>
-        <w:pStyle w:val="Heading2"/>
-      </w:pPr>
-      <w:r>
-        <w:t>Quatro módulos, uma progressão</w:t>
-      </w:r>
-    </w:p>
-    <w:p>
-      <w:pPr>
-        <w:spacing w:before="0" w:after="200"/>
-      </w:pPr>
-      <w:r>
-        <w:rPr>
-          <w:rFonts w:ascii="Calibri" w:hAnsi="Calibri"/>
-          <w:b w:val="0"/>
-          <w:i w:val="0"/>
-          <w:color w:val="484848"/>
-          <w:sz w:val="20"/>
-        </w:rPr>
-        <w:t>A sequência não é temática, é de responsabilidade crescente: primeiro operar a ferramenta, depois desconfiar dela, depois aplicá-la ao processo, e só então responder institucionalmente pelo que ela produziu.</w:t>
-      </w:r>
-    </w:p>
-    <w:tbl>
-      <w:tblPr>
-        <w:tblStyle w:val="TableGrid"/>
-        <w:tblW w:type="auto" w:w="0"/>
         <w:tblLook w:firstColumn="1" w:firstRow="1" w:lastColumn="0" w:lastRow="0" w:noHBand="0" w:noVBand="1" w:val="04A0"/>
       </w:tblPr>
       <w:tblGrid>
@@ -2750,7 +2466,7 @@
         <w:tc>
           <w:tcPr>
             <w:tcW w:type="dxa" w:w="2835"/>
-            <w:shd w:val="clear" w:fill="EFEFEC"/>
+            <w:shd w:val="clear" w:fill="F2F2EF"/>
           </w:tcPr>
           <w:p>
             <w:pPr>
@@ -2770,7 +2486,7 @@
         <w:tc>
           <w:tcPr>
             <w:tcW w:type="dxa" w:w="5102"/>
-            <w:shd w:val="clear" w:fill="EFEFEC"/>
+            <w:shd w:val="clear" w:fill="F2F2EF"/>
           </w:tcPr>
           <w:p>
             <w:pPr>
@@ -2790,7 +2506,7 @@
         <w:tc>
           <w:tcPr>
             <w:tcW w:type="dxa" w:w="1020"/>
-            <w:shd w:val="clear" w:fill="EFEFEC"/>
+            <w:shd w:val="clear" w:fill="F2F2EF"/>
           </w:tcPr>
           <w:p>
             <w:pPr>
@@ -2824,7 +2540,7 @@
                 <w:color w:val="121212"/>
                 <w:sz w:val="18"/>
               </w:rPr>
-              <w:t>M1 — Fundamentos de IA e prompt engineering</w:t>
+              <w:t>M1. Fundamentos de IA e prompt engineering</w:t>
             </w:r>
           </w:p>
         </w:tc>
@@ -2843,7 +2559,7 @@
                 <w:color w:val="484848"/>
                 <w:sz w:val="18"/>
               </w:rPr>
-              <w:t>Como a IA funciona e por que alucina; anatomia do prompt em seis etapas — contexto, tom, tarefa, exemplos, qualidade, formato; Banco de Prompts com 14 prompts-mestre.</w:t>
+              <w:t>Como a IA funciona e por que alucina; anatomia do prompt em seis etapas (contexto, tom, tarefa, exemplos, qualidade e formato); construção da biblioteca pessoal de prompts.</w:t>
             </w:r>
           </w:p>
         </w:tc>
@@ -2883,7 +2599,7 @@
                 <w:color w:val="121212"/>
                 <w:sz w:val="18"/>
               </w:rPr>
-              <w:t>M2 — Pensamento crítico e causal com IA</w:t>
+              <w:t>M2. Pensamento crítico e causal com IA</w:t>
             </w:r>
           </w:p>
         </w:tc>
@@ -2902,7 +2618,7 @@
                 <w:color w:val="484848"/>
                 <w:sz w:val="18"/>
               </w:rPr>
-              <w:t>Correlação não é causa; confundidor, contrafactual e baseline; detecção de alucinações, validação em fonte e checklist de supervisão humana.</w:t>
+              <w:t>Correlação não é causa; confundidor, contrafactual e linha de base; detecção de alucinações, validação em fonte e checklist de supervisão humana.</w:t>
             </w:r>
           </w:p>
         </w:tc>
@@ -2942,7 +2658,7 @@
                 <w:color w:val="121212"/>
                 <w:sz w:val="18"/>
               </w:rPr>
-              <w:t>M3 — Prática forense</w:t>
+              <w:t>M3. Prática forense</w:t>
             </w:r>
           </w:p>
         </w:tc>
@@ -2961,7 +2677,7 @@
                 <w:color w:val="484848"/>
                 <w:sz w:val="18"/>
               </w:rPr>
-              <w:t>Triagem e classificação assistidas, minutas e despachos com supervisão, jurisprudência com salvaguardas, trabalho em lote com anonimização e o projeto integrador.</w:t>
+              <w:t>Triagem e classificação assistidas, minutas e despachos com supervisão, pesquisa de jurisprudência com salvaguardas, trabalho em lote com anonimização e projeto aplicado.</w:t>
             </w:r>
           </w:p>
         </w:tc>
@@ -3001,7 +2717,7 @@
                 <w:color w:val="121212"/>
                 <w:sz w:val="18"/>
               </w:rPr>
-              <w:t>M4 — Ética, LGPD e governança de IA</w:t>
+              <w:t>M4. Ética, LGPD e governança de IA</w:t>
             </w:r>
           </w:p>
         </w:tc>
@@ -3020,7 +2736,7 @@
                 <w:color w:val="484848"/>
                 <w:sz w:val="18"/>
               </w:rPr>
-              <w:t>Resolução CNJ n.º 615/2025 e supervisão humana; bloqueio absoluto de dado sob segredo de justiça em ferramenta externa; anonimização; vieses; horizonte dos sistemas agênticos.</w:t>
+              <w:t>Resolução CNJ n.º 615/2025 e supervisão humana; dados sob segredo de justiça em ferramentas externas; anonimização; vieses; horizonte dos sistemas agênticos.</w:t>
             </w:r>
           </w:p>
         </w:tc>
@@ -3046,201 +2762,6 @@
       </w:tr>
     </w:tbl>
     <w:p>
-      <w:pPr>
-        <w:pStyle w:val="Heading2"/>
-      </w:pPr>
-      <w:r>
-        <w:t>Metas pactuadas para 2026</w:t>
-      </w:r>
-    </w:p>
-    <w:tbl>
-      <w:tblPr>
-        <w:tblStyle w:val="TableGrid"/>
-        <w:tblW w:type="auto" w:w="0"/>
-        <w:jc w:val="left"/>
-        <w:tblLook w:firstColumn="1" w:firstRow="1" w:lastColumn="0" w:lastRow="0" w:noHBand="0" w:noVBand="1" w:val="04A0"/>
-      </w:tblPr>
-      <w:tblGrid>
-        <w:gridCol w:w="4479"/>
-        <w:gridCol w:w="4479"/>
-      </w:tblGrid>
-      <w:tr>
-        <w:tc>
-          <w:tcPr>
-            <w:tcW w:type="dxa" w:w="2608"/>
-            <w:shd w:val="clear" w:fill="F7F7F5"/>
-          </w:tcPr>
-          <w:p>
-            <w:pPr>
-              <w:spacing w:after="40"/>
-            </w:pPr>
-            <w:r>
-              <w:rPr>
-                <w:rFonts w:ascii="Calibri" w:hAnsi="Calibri"/>
-                <w:b/>
-                <w:color w:val="767676"/>
-                <w:sz w:val="16"/>
-              </w:rPr>
-              <w:t>CERTIFICADOS</w:t>
-            </w:r>
-          </w:p>
-        </w:tc>
-        <w:tc>
-          <w:tcPr>
-            <w:tcW w:type="dxa" w:w="6350"/>
-          </w:tcPr>
-          <w:p>
-            <w:pPr>
-              <w:spacing w:after="40"/>
-            </w:pPr>
-            <w:r>
-              <w:rPr>
-                <w:rFonts w:ascii="Calibri" w:hAnsi="Calibri"/>
-                <w:color w:val="121212"/>
-                <w:sz w:val="20"/>
-              </w:rPr>
-              <w:t>50 a 60 servidores</w:t>
-            </w:r>
-          </w:p>
-        </w:tc>
-      </w:tr>
-      <w:tr>
-        <w:tc>
-          <w:tcPr>
-            <w:tcW w:type="dxa" w:w="2608"/>
-            <w:shd w:val="clear" w:fill="F7F7F5"/>
-          </w:tcPr>
-          <w:p>
-            <w:pPr>
-              <w:spacing w:after="40"/>
-            </w:pPr>
-            <w:r>
-              <w:rPr>
-                <w:rFonts w:ascii="Calibri" w:hAnsi="Calibri"/>
-                <w:b/>
-                <w:color w:val="767676"/>
-                <w:sz w:val="16"/>
-              </w:rPr>
-              <w:t>AVALIAÇÃO</w:t>
-            </w:r>
-          </w:p>
-        </w:tc>
-        <w:tc>
-          <w:tcPr>
-            <w:tcW w:type="dxa" w:w="6350"/>
-          </w:tcPr>
-          <w:p>
-            <w:pPr>
-              <w:spacing w:after="40"/>
-            </w:pPr>
-            <w:r>
-              <w:rPr>
-                <w:rFonts w:ascii="Calibri" w:hAnsi="Calibri"/>
-                <w:color w:val="121212"/>
-                <w:sz w:val="20"/>
-              </w:rPr>
-              <w:t>Nota média ≥ 8,5 (0–10)</w:t>
-            </w:r>
-          </w:p>
-        </w:tc>
-      </w:tr>
-      <w:tr>
-        <w:tc>
-          <w:tcPr>
-            <w:tcW w:type="dxa" w:w="2608"/>
-            <w:shd w:val="clear" w:fill="F7F7F5"/>
-          </w:tcPr>
-          <w:p>
-            <w:pPr>
-              <w:spacing w:after="40"/>
-            </w:pPr>
-            <w:r>
-              <w:rPr>
-                <w:rFonts w:ascii="Calibri" w:hAnsi="Calibri"/>
-                <w:b/>
-                <w:color w:val="767676"/>
-                <w:sz w:val="16"/>
-              </w:rPr>
-              <w:t>PROJETO</w:t>
-            </w:r>
-          </w:p>
-        </w:tc>
-        <w:tc>
-          <w:tcPr>
-            <w:tcW w:type="dxa" w:w="6350"/>
-          </w:tcPr>
-          <w:p>
-            <w:pPr>
-              <w:spacing w:after="40"/>
-            </w:pPr>
-            <w:r>
-              <w:rPr>
-                <w:rFonts w:ascii="Calibri" w:hAnsi="Calibri"/>
-                <w:color w:val="121212"/>
-                <w:sz w:val="20"/>
-              </w:rPr>
-              <w:t>≥ 90% dos certificados concluem o projeto integrador</w:t>
-            </w:r>
-          </w:p>
-        </w:tc>
-      </w:tr>
-      <w:tr>
-        <w:tc>
-          <w:tcPr>
-            <w:tcW w:type="dxa" w:w="2608"/>
-            <w:shd w:val="clear" w:fill="F7F7F5"/>
-          </w:tcPr>
-          <w:p>
-            <w:pPr>
-              <w:spacing w:after="40"/>
-            </w:pPr>
-            <w:r>
-              <w:rPr>
-                <w:rFonts w:ascii="Calibri" w:hAnsi="Calibri"/>
-                <w:b/>
-                <w:color w:val="767676"/>
-                <w:sz w:val="16"/>
-              </w:rPr>
-              <w:t>APLICAÇÃO D+90</w:t>
-            </w:r>
-          </w:p>
-        </w:tc>
-        <w:tc>
-          <w:tcPr>
-            <w:tcW w:type="dxa" w:w="6350"/>
-          </w:tcPr>
-          <w:p>
-            <w:pPr>
-              <w:spacing w:after="40"/>
-            </w:pPr>
-            <w:r>
-              <w:rPr>
-                <w:rFonts w:ascii="Calibri" w:hAnsi="Calibri"/>
-                <w:color w:val="121212"/>
-                <w:sz w:val="20"/>
-              </w:rPr>
-              <w:t>≥ 70% usam IA ao menos semanalmente</w:t>
-            </w:r>
-          </w:p>
-        </w:tc>
-      </w:tr>
-    </w:tbl>
-    <w:p>
-      <w:pPr>
-        <w:spacing w:before="160" w:after="120"/>
-      </w:pPr>
-      <w:r>
-        <w:rPr>
-          <w:rFonts w:ascii="Calibri" w:hAnsi="Calibri"/>
-          <w:b w:val="0"/>
-          <w:i w:val="0"/>
-          <w:color w:val="484848"/>
-          <w:sz w:val="19"/>
-        </w:rPr>
-        <w:t>Material didático publicado e de acesso aberto: deck do curso, comparativo de ferramentas e Banco de Prompts em inovajus.github.io.</w:t>
-      </w:r>
-    </w:p>
-    <w:p>
       <w:r>
         <w:br w:type="page"/>
       </w:r>
@@ -3250,7 +2771,7 @@
         <w:pStyle w:val="Heading1"/>
       </w:pPr>
       <w:r>
-        <w:t>4. Gestão de risco no uso da IA</w:t>
+        <w:t>5. Gestão de risco no uso da IA</w:t>
       </w:r>
     </w:p>
     <w:p>
@@ -3280,7 +2801,7 @@
           <w:color w:val="484848"/>
           <w:sz w:val="21"/>
         </w:rPr>
-        <w:t>Um output falso que é lido criticamente é um incidente sem consequência. O mesmo output incorporado a um ato administrativo é um dano institucional. A diferença entre os dois é uma pessoa treinada — e é isso que a capacitação entrega.</w:t>
+        <w:t>Um resultado falso que é lido criticamente é um incidente sem consequência. O mesmo resultado incorporado a um ato é um dano institucional. A diferença entre os dois é uma pessoa treinada.</w:t>
       </w:r>
     </w:p>
     <w:p>
@@ -3288,7 +2809,7 @@
         <w:pStyle w:val="Heading2"/>
       </w:pPr>
       <w:r>
-        <w:t>Classificação de risco por consequência</w:t>
+        <w:t>A classificação de risco da Resolução CNJ n.º 615/2025</w:t>
       </w:r>
     </w:p>
     <w:p>
@@ -3303,13 +2824,14 @@
           <w:color w:val="484848"/>
           <w:sz w:val="20"/>
         </w:rPr>
-        <w:t>A minuta de Diretrizes Internas de IA da JFCE classifica o uso não pela tecnologia empregada, mas pelo efeito possível da saída sobre direito de pessoa. Cada nível impõe um regime de supervisão distinto.</w:t>
+        <w:t>A norma não classifica o risco pela tecnologia empregada, mas pelo que a aplicação faz. É esse critério que o portfólio ensina a aplicar, antes de qualquer discussão sobre ferramenta.</w:t>
       </w:r>
     </w:p>
     <w:tbl>
       <w:tblPr>
         <w:tblStyle w:val="TableGrid"/>
         <w:tblW w:type="auto" w:w="0"/>
+        <w:jc w:val="left"/>
         <w:tblLook w:firstColumn="1" w:firstRow="1" w:lastColumn="0" w:lastRow="0" w:noHBand="0" w:noVBand="1" w:val="04A0"/>
       </w:tblPr>
       <w:tblGrid>
@@ -3320,8 +2842,8 @@
       <w:tr>
         <w:tc>
           <w:tcPr>
-            <w:tcW w:type="dxa" w:w="1587"/>
-            <w:shd w:val="clear" w:fill="EFEFEC"/>
+            <w:tcW w:type="dxa" w:w="1701"/>
+            <w:shd w:val="clear" w:fill="F2F2EF"/>
           </w:tcPr>
           <w:p>
             <w:pPr>
@@ -3334,14 +2856,14 @@
                 <w:color w:val="444444"/>
                 <w:sz w:val="16"/>
               </w:rPr>
-              <w:t>NÍVEL</w:t>
+              <w:t>CATEGORIA</w:t>
             </w:r>
           </w:p>
         </w:tc>
         <w:tc>
           <w:tcPr>
-            <w:tcW w:type="dxa" w:w="4649"/>
-            <w:shd w:val="clear" w:fill="EFEFEC"/>
+            <w:tcW w:type="dxa" w:w="5329"/>
+            <w:shd w:val="clear" w:fill="F2F2EF"/>
           </w:tcPr>
           <w:p>
             <w:pPr>
@@ -3354,14 +2876,14 @@
                 <w:color w:val="444444"/>
                 <w:sz w:val="16"/>
               </w:rPr>
-              <w:t>DEFINIÇÃO NA NORMA</w:t>
+              <w:t>O QUE ABRANGE</w:t>
             </w:r>
           </w:p>
         </w:tc>
         <w:tc>
           <w:tcPr>
-            <w:tcW w:type="dxa" w:w="2721"/>
-            <w:shd w:val="clear" w:fill="EFEFEC"/>
+            <w:tcW w:type="dxa" w:w="1928"/>
+            <w:shd w:val="clear" w:fill="F2F2EF"/>
           </w:tcPr>
           <w:p>
             <w:pPr>
@@ -3374,7 +2896,7 @@
                 <w:color w:val="444444"/>
                 <w:sz w:val="16"/>
               </w:rPr>
-              <w:t>SUPERVISÃO EXIGIDA</w:t>
+              <w:t>FONTE</w:t>
             </w:r>
           </w:p>
         </w:tc>
@@ -3382,7 +2904,7 @@
       <w:tr>
         <w:tc>
           <w:tcPr>
-            <w:tcW w:type="dxa" w:w="1587"/>
+            <w:tcW w:type="dxa" w:w="1701"/>
           </w:tcPr>
           <w:p>
             <w:pPr>
@@ -3392,16 +2914,16 @@
               <w:rPr>
                 <w:rFonts w:ascii="Calibri" w:hAnsi="Calibri"/>
                 <w:b/>
-                <w:color w:val="3F6B1E"/>
+                <w:color w:val="B45309"/>
                 <w:sz w:val="18"/>
               </w:rPr>
-              <w:t>Risco baixo</w:t>
+              <w:t>Risco excessivo</w:t>
             </w:r>
           </w:p>
         </w:tc>
         <w:tc>
           <w:tcPr>
-            <w:tcW w:type="dxa" w:w="4649"/>
+            <w:tcW w:type="dxa" w:w="5329"/>
           </w:tcPr>
           <w:p>
             <w:pPr>
@@ -3414,13 +2936,13 @@
                 <w:color w:val="484848"/>
                 <w:sz w:val="18"/>
               </w:rPr>
-              <w:t>A saída produz insumo informativo cuja eventual incorreção é detectável em revisão humana trivial e não tem efeito relevante sobre direito de pessoa ou sobre ato administrativo ou processual.</w:t>
+              <w:t>Vedado ao Poder Judiciário: soluções sem revisão humana possível, perfilamento para prever reincidência criminal, ranqueamento de pessoas por comportamento ou mérito e reconhecimento biométrico de emoções.</w:t>
             </w:r>
           </w:p>
         </w:tc>
         <w:tc>
           <w:tcPr>
-            <w:tcW w:type="dxa" w:w="2721"/>
+            <w:tcW w:type="dxa" w:w="1928"/>
           </w:tcPr>
           <w:p>
             <w:pPr>
@@ -3433,7 +2955,7 @@
                 <w:color w:val="484848"/>
                 <w:sz w:val="18"/>
               </w:rPr>
-              <w:t>Leitura crítica</w:t>
+              <w:t>Art. 10</w:t>
             </w:r>
           </w:p>
         </w:tc>
@@ -3441,7 +2963,7 @@
       <w:tr>
         <w:tc>
           <w:tcPr>
-            <w:tcW w:type="dxa" w:w="1587"/>
+            <w:tcW w:type="dxa" w:w="1701"/>
           </w:tcPr>
           <w:p>
             <w:pPr>
@@ -3451,16 +2973,16 @@
               <w:rPr>
                 <w:rFonts w:ascii="Calibri" w:hAnsi="Calibri"/>
                 <w:b/>
-                <w:color w:val="A65B00"/>
+                <w:color w:val="8A6100"/>
                 <w:sz w:val="18"/>
               </w:rPr>
-              <w:t>Risco médio</w:t>
+              <w:t>Alto risco</w:t>
             </w:r>
           </w:p>
         </w:tc>
         <w:tc>
           <w:tcPr>
-            <w:tcW w:type="dxa" w:w="4649"/>
+            <w:tcW w:type="dxa" w:w="5329"/>
           </w:tcPr>
           <w:p>
             <w:pPr>
@@ -3473,13 +2995,13 @@
                 <w:color w:val="484848"/>
                 <w:sz w:val="18"/>
               </w:rPr>
-              <w:t>A saída pode integrar ato administrativo ou processual após revisão crítica humana, com efeito moderado sobre direito de pessoa.</w:t>
+              <w:t>Elaboração de perfis comportamentais, valoração de provas, tipificação penal, juízos sobre aplicação de norma jurídica e biometria facial para monitoramento.</w:t>
             </w:r>
           </w:p>
         </w:tc>
         <w:tc>
           <w:tcPr>
-            <w:tcW w:type="dxa" w:w="2721"/>
+            <w:tcW w:type="dxa" w:w="1928"/>
           </w:tcPr>
           <w:p>
             <w:pPr>
@@ -3492,7 +3014,7 @@
                 <w:color w:val="484848"/>
                 <w:sz w:val="18"/>
               </w:rPr>
-              <w:t>Revisão crítica</w:t>
+              <w:t>Art. 11 e Anexo, AR1 a AR5</w:t>
             </w:r>
           </w:p>
         </w:tc>
@@ -3500,7 +3022,7 @@
       <w:tr>
         <w:tc>
           <w:tcPr>
-            <w:tcW w:type="dxa" w:w="1587"/>
+            <w:tcW w:type="dxa" w:w="1701"/>
           </w:tcPr>
           <w:p>
             <w:pPr>
@@ -3510,16 +3032,16 @@
               <w:rPr>
                 <w:rFonts w:ascii="Calibri" w:hAnsi="Calibri"/>
                 <w:b/>
-                <w:color w:val="A00F58"/>
+                <w:color w:val="767676"/>
                 <w:sz w:val="18"/>
               </w:rPr>
-              <w:t>Risco alto</w:t>
+              <w:t>Baixo risco</w:t>
             </w:r>
           </w:p>
         </w:tc>
         <w:tc>
           <w:tcPr>
-            <w:tcW w:type="dxa" w:w="4649"/>
+            <w:tcW w:type="dxa" w:w="5329"/>
           </w:tcPr>
           <w:p>
             <w:pPr>
@@ -3532,13 +3054,13 @@
                 <w:color w:val="484848"/>
                 <w:sz w:val="18"/>
               </w:rPr>
-              <w:t>A saída, ainda que indiretamente, pode afetar direito de pessoa ou interferir em decisão substantiva.</w:t>
+              <w:t>Atos ordinatórios, subsídios gerenciais e jurimetria, textos de apoio, aprimoramento da atividade humana, análises estatísticas, transcrição de áudio e vídeo e anonimização de documentos. É onde se concentra o uso cotidiano ensinado no portfólio.</w:t>
             </w:r>
           </w:p>
         </w:tc>
         <w:tc>
           <w:tcPr>
-            <w:tcW w:type="dxa" w:w="2721"/>
+            <w:tcW w:type="dxa" w:w="1928"/>
           </w:tcPr>
           <w:p>
             <w:pPr>
@@ -3551,7 +3073,7 @@
                 <w:color w:val="484848"/>
                 <w:sz w:val="18"/>
               </w:rPr>
-              <w:t>Revisão dupla, por duas pessoas competentes em momentos sucessivos</w:t>
+              <w:t>Art. 11 e Anexo, BR1 a BR8</w:t>
             </w:r>
           </w:p>
         </w:tc>
@@ -3559,379 +3081,17 @@
     </w:tbl>
     <w:p>
       <w:pPr>
-        <w:spacing w:before="80" w:after="120"/>
+        <w:pStyle w:val="Heading2"/>
       </w:pPr>
       <w:r>
-        <w:rPr>
-          <w:rFonts w:ascii="Calibri" w:hAnsi="Calibri"/>
-          <w:b w:val="0"/>
-          <w:i/>
-          <w:color w:val="767676"/>
-          <w:sz w:val="17"/>
-        </w:rPr>
-        <w:t>Minuta de Diretrizes Internas de IA da JFCE, arts. 5º a 7º e 13.</w:t>
-      </w:r>
-    </w:p>
-    <w:p>
-      <w:pPr>
-        <w:pStyle w:val="Heading2"/>
-      </w:pPr>
-      <w:r>
-        <w:t>A régua do sigilo</w:t>
-      </w:r>
-    </w:p>
-    <w:p>
-      <w:pPr>
-        <w:spacing w:before="0" w:after="200"/>
-      </w:pPr>
-      <w:r>
-        <w:rPr>
-          <w:rFonts w:ascii="Calibri" w:hAnsi="Calibri"/>
-          <w:b w:val="0"/>
-          <w:i w:val="0"/>
-          <w:color w:val="484848"/>
-          <w:sz w:val="20"/>
-        </w:rPr>
-        <w:t>A Política de Uso de IA Generativa organiza o dado em quatro níveis. Ela é o controle mais ensinável do portfólio — e o mais violável, porque depende de uma decisão tomada em segundos, diante da tela.</w:t>
+        <w:t>Os quatro riscos que o portfólio ensina a tratar</w:t>
       </w:r>
     </w:p>
     <w:tbl>
       <w:tblPr>
         <w:tblStyle w:val="TableGrid"/>
         <w:tblW w:type="auto" w:w="0"/>
-        <w:tblLook w:firstColumn="1" w:firstRow="1" w:lastColumn="0" w:lastRow="0" w:noHBand="0" w:noVBand="1" w:val="04A0"/>
-      </w:tblPr>
-      <w:tblGrid>
-        <w:gridCol w:w="2986"/>
-        <w:gridCol w:w="2986"/>
-        <w:gridCol w:w="2986"/>
-      </w:tblGrid>
-      <w:tr>
-        <w:tc>
-          <w:tcPr>
-            <w:tcW w:type="dxa" w:w="2041"/>
-            <w:shd w:val="clear" w:fill="EFEFEC"/>
-          </w:tcPr>
-          <w:p>
-            <w:pPr>
-              <w:spacing w:after="40"/>
-            </w:pPr>
-            <w:r>
-              <w:rPr>
-                <w:rFonts w:ascii="Calibri" w:hAnsi="Calibri"/>
-                <w:b/>
-                <w:color w:val="444444"/>
-                <w:sz w:val="16"/>
-              </w:rPr>
-              <w:t>NÍVEL</w:t>
-            </w:r>
-          </w:p>
-        </w:tc>
-        <w:tc>
-          <w:tcPr>
-            <w:tcW w:type="dxa" w:w="4195"/>
-            <w:shd w:val="clear" w:fill="EFEFEC"/>
-          </w:tcPr>
-          <w:p>
-            <w:pPr>
-              <w:spacing w:after="40"/>
-            </w:pPr>
-            <w:r>
-              <w:rPr>
-                <w:rFonts w:ascii="Calibri" w:hAnsi="Calibri"/>
-                <w:b/>
-                <w:color w:val="444444"/>
-                <w:sz w:val="16"/>
-              </w:rPr>
-              <w:t>O QUE É</w:t>
-            </w:r>
-          </w:p>
-        </w:tc>
-        <w:tc>
-          <w:tcPr>
-            <w:tcW w:type="dxa" w:w="2721"/>
-            <w:shd w:val="clear" w:fill="EFEFEC"/>
-          </w:tcPr>
-          <w:p>
-            <w:pPr>
-              <w:spacing w:after="40"/>
-            </w:pPr>
-            <w:r>
-              <w:rPr>
-                <w:rFonts w:ascii="Calibri" w:hAnsi="Calibri"/>
-                <w:b/>
-                <w:color w:val="444444"/>
-                <w:sz w:val="16"/>
-              </w:rPr>
-              <w:t>USO EM IA</w:t>
-            </w:r>
-          </w:p>
-        </w:tc>
-      </w:tr>
-      <w:tr>
-        <w:tc>
-          <w:tcPr>
-            <w:tcW w:type="dxa" w:w="2041"/>
-          </w:tcPr>
-          <w:p>
-            <w:pPr>
-              <w:spacing w:after="40"/>
-            </w:pPr>
-            <w:r>
-              <w:rPr>
-                <w:rFonts w:ascii="Calibri" w:hAnsi="Calibri"/>
-                <w:b/>
-                <w:color w:val="3F6B1E"/>
-                <w:sz w:val="18"/>
-              </w:rPr>
-              <w:t>01 · Dados públicos</w:t>
-            </w:r>
-          </w:p>
-        </w:tc>
-        <w:tc>
-          <w:tcPr>
-            <w:tcW w:type="dxa" w:w="4195"/>
-          </w:tcPr>
-          <w:p>
-            <w:pPr>
-              <w:spacing w:after="40"/>
-            </w:pPr>
-            <w:r>
-              <w:rPr>
-                <w:rFonts w:ascii="Calibri" w:hAnsi="Calibri"/>
-                <w:b w:val="0"/>
-                <w:color w:val="484848"/>
-                <w:sz w:val="18"/>
-              </w:rPr>
-              <w:t>Normas, jurisprudência publicada, textos de acesso irrestrito.</w:t>
-            </w:r>
-          </w:p>
-        </w:tc>
-        <w:tc>
-          <w:tcPr>
-            <w:tcW w:type="dxa" w:w="2721"/>
-          </w:tcPr>
-          <w:p>
-            <w:pPr>
-              <w:spacing w:after="40"/>
-            </w:pPr>
-            <w:r>
-              <w:rPr>
-                <w:rFonts w:ascii="Calibri" w:hAnsi="Calibri"/>
-                <w:b w:val="0"/>
-                <w:color w:val="484848"/>
-                <w:sz w:val="18"/>
-              </w:rPr>
-              <w:t>Liberado</w:t>
-            </w:r>
-          </w:p>
-        </w:tc>
-      </w:tr>
-      <w:tr>
-        <w:tc>
-          <w:tcPr>
-            <w:tcW w:type="dxa" w:w="2041"/>
-          </w:tcPr>
-          <w:p>
-            <w:pPr>
-              <w:spacing w:after="40"/>
-            </w:pPr>
-            <w:r>
-              <w:rPr>
-                <w:rFonts w:ascii="Calibri" w:hAnsi="Calibri"/>
-                <w:b/>
-                <w:color w:val="A65B00"/>
-                <w:sz w:val="18"/>
-              </w:rPr>
-              <w:t>02 · Dados internos</w:t>
-            </w:r>
-          </w:p>
-        </w:tc>
-        <w:tc>
-          <w:tcPr>
-            <w:tcW w:type="dxa" w:w="4195"/>
-          </w:tcPr>
-          <w:p>
-            <w:pPr>
-              <w:spacing w:after="40"/>
-            </w:pPr>
-            <w:r>
-              <w:rPr>
-                <w:rFonts w:ascii="Calibri" w:hAnsi="Calibri"/>
-                <w:b w:val="0"/>
-                <w:color w:val="484848"/>
-                <w:sz w:val="18"/>
-              </w:rPr>
-              <w:t>Informação institucional não pública, sem dado pessoal.</w:t>
-            </w:r>
-          </w:p>
-        </w:tc>
-        <w:tc>
-          <w:tcPr>
-            <w:tcW w:type="dxa" w:w="2721"/>
-          </w:tcPr>
-          <w:p>
-            <w:pPr>
-              <w:spacing w:after="40"/>
-            </w:pPr>
-            <w:r>
-              <w:rPr>
-                <w:rFonts w:ascii="Calibri" w:hAnsi="Calibri"/>
-                <w:b w:val="0"/>
-                <w:color w:val="484848"/>
-                <w:sz w:val="18"/>
-              </w:rPr>
-              <w:t>Somente ferramenta interna</w:t>
-            </w:r>
-          </w:p>
-        </w:tc>
-      </w:tr>
-      <w:tr>
-        <w:tc>
-          <w:tcPr>
-            <w:tcW w:type="dxa" w:w="2041"/>
-          </w:tcPr>
-          <w:p>
-            <w:pPr>
-              <w:spacing w:after="40"/>
-            </w:pPr>
-            <w:r>
-              <w:rPr>
-                <w:rFonts w:ascii="Calibri" w:hAnsi="Calibri"/>
-                <w:b/>
-                <w:color w:val="A65B00"/>
-                <w:sz w:val="18"/>
-              </w:rPr>
-              <w:t>03 · Dados pessoais</w:t>
-            </w:r>
-          </w:p>
-        </w:tc>
-        <w:tc>
-          <w:tcPr>
-            <w:tcW w:type="dxa" w:w="4195"/>
-          </w:tcPr>
-          <w:p>
-            <w:pPr>
-              <w:spacing w:after="40"/>
-            </w:pPr>
-            <w:r>
-              <w:rPr>
-                <w:rFonts w:ascii="Calibri" w:hAnsi="Calibri"/>
-                <w:b w:val="0"/>
-                <w:color w:val="484848"/>
-                <w:sz w:val="18"/>
-              </w:rPr>
-              <w:t>Qualquer informação que identifique pessoa natural.</w:t>
-            </w:r>
-          </w:p>
-        </w:tc>
-        <w:tc>
-          <w:tcPr>
-            <w:tcW w:type="dxa" w:w="2721"/>
-          </w:tcPr>
-          <w:p>
-            <w:pPr>
-              <w:spacing w:after="40"/>
-            </w:pPr>
-            <w:r>
-              <w:rPr>
-                <w:rFonts w:ascii="Calibri" w:hAnsi="Calibri"/>
-                <w:b w:val="0"/>
-                <w:color w:val="484848"/>
-                <w:sz w:val="18"/>
-              </w:rPr>
-              <w:t>Vedado em ferramenta externa</w:t>
-            </w:r>
-          </w:p>
-        </w:tc>
-      </w:tr>
-      <w:tr>
-        <w:tc>
-          <w:tcPr>
-            <w:tcW w:type="dxa" w:w="2041"/>
-          </w:tcPr>
-          <w:p>
-            <w:pPr>
-              <w:spacing w:after="40"/>
-            </w:pPr>
-            <w:r>
-              <w:rPr>
-                <w:rFonts w:ascii="Calibri" w:hAnsi="Calibri"/>
-                <w:b/>
-                <w:color w:val="A00F58"/>
-                <w:sz w:val="18"/>
-              </w:rPr>
-              <w:t>04 · Sensíveis e sigilosos</w:t>
-            </w:r>
-          </w:p>
-        </w:tc>
-        <w:tc>
-          <w:tcPr>
-            <w:tcW w:type="dxa" w:w="4195"/>
-          </w:tcPr>
-          <w:p>
-            <w:pPr>
-              <w:spacing w:after="40"/>
-            </w:pPr>
-            <w:r>
-              <w:rPr>
-                <w:rFonts w:ascii="Calibri" w:hAnsi="Calibri"/>
-                <w:b w:val="0"/>
-                <w:color w:val="484848"/>
-                <w:sz w:val="18"/>
-              </w:rPr>
-              <w:t>Dado sensível, processo sob sigilo ou segredo de justiça.</w:t>
-            </w:r>
-          </w:p>
-        </w:tc>
-        <w:tc>
-          <w:tcPr>
-            <w:tcW w:type="dxa" w:w="2721"/>
-          </w:tcPr>
-          <w:p>
-            <w:pPr>
-              <w:spacing w:after="40"/>
-            </w:pPr>
-            <w:r>
-              <w:rPr>
-                <w:rFonts w:ascii="Calibri" w:hAnsi="Calibri"/>
-                <w:b w:val="0"/>
-                <w:color w:val="484848"/>
-                <w:sz w:val="18"/>
-              </w:rPr>
-              <w:t>Bloqueio — vedado a sistema externo ainda que após anonimização</w:t>
-            </w:r>
-          </w:p>
-        </w:tc>
-      </w:tr>
-    </w:tbl>
-    <w:p>
-      <w:pPr>
-        <w:spacing w:before="80" w:after="120"/>
-      </w:pPr>
-      <w:r>
-        <w:rPr>
-          <w:rFonts w:ascii="Calibri" w:hAnsi="Calibri"/>
-          <w:b w:val="0"/>
-          <w:i/>
-          <w:color w:val="767676"/>
-          <w:sz w:val="17"/>
-        </w:rPr>
-        <w:t>Política de Uso de IA Generativa da JFCE, itens 9 e 11 · Minuta de Diretrizes, art. 11.</w:t>
-      </w:r>
-    </w:p>
-    <w:p>
-      <w:pPr>
-        <w:pStyle w:val="Heading2"/>
-      </w:pPr>
-      <w:r>
-        <w:t>O que o portfólio ensina a fazer com cada risco</w:t>
-      </w:r>
-    </w:p>
-    <w:tbl>
-      <w:tblPr>
-        <w:tblStyle w:val="TableGrid"/>
-        <w:tblW w:type="auto" w:w="0"/>
+        <w:jc w:val="left"/>
         <w:tblLook w:firstColumn="1" w:firstRow="1" w:lastColumn="0" w:lastRow="0" w:noHBand="0" w:noVBand="1" w:val="04A0"/>
       </w:tblPr>
       <w:tblGrid>
@@ -3943,7 +3103,7 @@
         <w:tc>
           <w:tcPr>
             <w:tcW w:type="dxa" w:w="1928"/>
-            <w:shd w:val="clear" w:fill="EFEFEC"/>
+            <w:shd w:val="clear" w:fill="F2F2EF"/>
           </w:tcPr>
           <w:p>
             <w:pPr>
@@ -3962,8 +3122,8 @@
         </w:tc>
         <w:tc>
           <w:tcPr>
-            <w:tcW w:type="dxa" w:w="4309"/>
-            <w:shd w:val="clear" w:fill="EFEFEC"/>
+            <w:tcW w:type="dxa" w:w="4535"/>
+            <w:shd w:val="clear" w:fill="F2F2EF"/>
           </w:tcPr>
           <w:p>
             <w:pPr>
@@ -3976,14 +3136,14 @@
                 <w:color w:val="444444"/>
                 <w:sz w:val="16"/>
               </w:rPr>
-              <w:t>COMO ESTÁ FORMULADO NA NORMA DA JFCE</w:t>
+              <w:t>O QUE A NORMA EXIGE</w:t>
             </w:r>
           </w:p>
         </w:tc>
         <w:tc>
           <w:tcPr>
-            <w:tcW w:type="dxa" w:w="2721"/>
-            <w:shd w:val="clear" w:fill="EFEFEC"/>
+            <w:tcW w:type="dxa" w:w="2494"/>
+            <w:shd w:val="clear" w:fill="F2F2EF"/>
           </w:tcPr>
           <w:p>
             <w:pPr>
@@ -4017,13 +3177,13 @@
                 <w:color w:val="121212"/>
                 <w:sz w:val="18"/>
               </w:rPr>
-              <w:t>Alucinação</w:t>
+              <w:t>Decisão sem supervisão</w:t>
             </w:r>
           </w:p>
         </w:tc>
         <w:tc>
           <w:tcPr>
-            <w:tcW w:type="dxa" w:w="4309"/>
+            <w:tcW w:type="dxa" w:w="4535"/>
           </w:tcPr>
           <w:p>
             <w:pPr>
@@ -4036,13 +3196,131 @@
                 <w:color w:val="484848"/>
                 <w:sz w:val="18"/>
               </w:rPr>
-              <w:t>Output factualmente incorreto, que aparenta verossimilhança mas não corresponde a fonte verificável.</w:t>
+              <w:t>É vedado usar IA como instrumento autônomo de decisão. O magistrado permanece integralmente responsável, e o sistema deve permitir modificar qualquer produto gerado (arts. 19, § 3.º, II, e 34).</w:t>
             </w:r>
           </w:p>
         </w:tc>
         <w:tc>
           <w:tcPr>
-            <w:tcW w:type="dxa" w:w="2721"/>
+            <w:tcW w:type="dxa" w:w="2494"/>
+          </w:tcPr>
+          <w:p>
+            <w:pPr>
+              <w:spacing w:after="40"/>
+            </w:pPr>
+            <w:r>
+              <w:rPr>
+                <w:rFonts w:ascii="Calibri" w:hAnsi="Calibri"/>
+                <w:b w:val="0"/>
+                <w:color w:val="484848"/>
+                <w:sz w:val="18"/>
+              </w:rPr>
+              <w:t>Servidor + IA, M2 e M4 · Transformação Adm., Dia 2</w:t>
+            </w:r>
+          </w:p>
+        </w:tc>
+      </w:tr>
+      <w:tr>
+        <w:tc>
+          <w:tcPr>
+            <w:tcW w:type="dxa" w:w="1928"/>
+          </w:tcPr>
+          <w:p>
+            <w:pPr>
+              <w:spacing w:after="40"/>
+            </w:pPr>
+            <w:r>
+              <w:rPr>
+                <w:rFonts w:ascii="Calibri" w:hAnsi="Calibri"/>
+                <w:b/>
+                <w:color w:val="121212"/>
+                <w:sz w:val="18"/>
+              </w:rPr>
+              <w:t>Dado sigiloso em ferramenta externa</w:t>
+            </w:r>
+          </w:p>
+        </w:tc>
+        <w:tc>
+          <w:tcPr>
+            <w:tcW w:type="dxa" w:w="4535"/>
+          </w:tcPr>
+          <w:p>
+            <w:pPr>
+              <w:spacing w:after="40"/>
+            </w:pPr>
+            <w:r>
+              <w:rPr>
+                <w:rFonts w:ascii="Calibri" w:hAnsi="Calibri"/>
+                <w:b w:val="0"/>
+                <w:color w:val="484848"/>
+                <w:sz w:val="18"/>
+              </w:rPr>
+              <w:t>É vedado usar IA generativa privada ou externa sobre documentos sigilosos ou sob segredo de justiça, salvo anonimização na origem ou mecanismos que garantam proteção efetiva (art. 19, § 3.º, IV).</w:t>
+            </w:r>
+          </w:p>
+        </w:tc>
+        <w:tc>
+          <w:tcPr>
+            <w:tcW w:type="dxa" w:w="2494"/>
+          </w:tcPr>
+          <w:p>
+            <w:pPr>
+              <w:spacing w:after="40"/>
+            </w:pPr>
+            <w:r>
+              <w:rPr>
+                <w:rFonts w:ascii="Calibri" w:hAnsi="Calibri"/>
+                <w:b w:val="0"/>
+                <w:color w:val="484848"/>
+                <w:sz w:val="18"/>
+              </w:rPr>
+              <w:t>Servidor + IA, M3 e M4 · Servidor + Dados</w:t>
+            </w:r>
+          </w:p>
+        </w:tc>
+      </w:tr>
+      <w:tr>
+        <w:tc>
+          <w:tcPr>
+            <w:tcW w:type="dxa" w:w="1928"/>
+          </w:tcPr>
+          <w:p>
+            <w:pPr>
+              <w:spacing w:after="40"/>
+            </w:pPr>
+            <w:r>
+              <w:rPr>
+                <w:rFonts w:ascii="Calibri" w:hAnsi="Calibri"/>
+                <w:b/>
+                <w:color w:val="121212"/>
+                <w:sz w:val="18"/>
+              </w:rPr>
+              <w:t>Alucinação incorporada ao ato</w:t>
+            </w:r>
+          </w:p>
+        </w:tc>
+        <w:tc>
+          <w:tcPr>
+            <w:tcW w:type="dxa" w:w="4535"/>
+          </w:tcPr>
+          <w:p>
+            <w:pPr>
+              <w:spacing w:after="40"/>
+            </w:pPr>
+            <w:r>
+              <w:rPr>
+                <w:rFonts w:ascii="Calibri" w:hAnsi="Calibri"/>
+                <w:b w:val="0"/>
+                <w:color w:val="484848"/>
+                <w:sz w:val="18"/>
+              </w:rPr>
+              <w:t>Decorre do dever de análise crítica dos resultados gerados, previsto como objeto obrigatório de capacitação (art. 3.º, VIII).</w:t>
+            </w:r>
+          </w:p>
+        </w:tc>
+        <w:tc>
+          <w:tcPr>
+            <w:tcW w:type="dxa" w:w="2494"/>
           </w:tcPr>
           <w:p>
             <w:pPr>
@@ -4076,13 +3354,13 @@
                 <w:color w:val="121212"/>
                 <w:sz w:val="18"/>
               </w:rPr>
-              <w:t>Vazamento de dado</w:t>
+              <w:t>Viés algorítmico</w:t>
             </w:r>
           </w:p>
         </w:tc>
         <w:tc>
           <w:tcPr>
-            <w:tcW w:type="dxa" w:w="4309"/>
+            <w:tcW w:type="dxa" w:w="4535"/>
           </w:tcPr>
           <w:p>
             <w:pPr>
@@ -4095,7 +3373,809 @@
                 <w:color w:val="484848"/>
                 <w:sz w:val="18"/>
               </w:rPr>
-              <w:t>Incidente de segurança envolvendo sistema de IA, com comunicação obrigatória à DTIC em até 2 horas.</w:t>
+              <w:t>Os vieses algorítmicos são objeto expresso da capacitação continuada devida pelos tribunais e suas escolas (art. 3.º, VIII).</w:t>
+            </w:r>
+          </w:p>
+        </w:tc>
+        <w:tc>
+          <w:tcPr>
+            <w:tcW w:type="dxa" w:w="2494"/>
+          </w:tcPr>
+          <w:p>
+            <w:pPr>
+              <w:spacing w:after="40"/>
+            </w:pPr>
+            <w:r>
+              <w:rPr>
+                <w:rFonts w:ascii="Calibri" w:hAnsi="Calibri"/>
+                <w:b w:val="0"/>
+                <w:color w:val="484848"/>
+                <w:sz w:val="18"/>
+              </w:rPr>
+              <w:t>Servidor + IA, M4 · Transformação Adm., Dia 2</w:t>
+            </w:r>
+          </w:p>
+        </w:tc>
+      </w:tr>
+    </w:tbl>
+    <w:p>
+      <w:r>
+        <w:br w:type="page"/>
+      </w:r>
+    </w:p>
+    <w:p>
+      <w:pPr>
+        <w:pStyle w:val="Heading1"/>
+      </w:pPr>
+      <w:r>
+        <w:t>6. Gestão de risco como controle interno</w:t>
+      </w:r>
+    </w:p>
+    <w:p>
+      <w:pPr>
+        <w:spacing w:before="0" w:after="160"/>
+      </w:pPr>
+      <w:r>
+        <w:rPr>
+          <w:rFonts w:ascii="Cambria" w:hAnsi="Cambria"/>
+          <w:b w:val="0"/>
+          <w:i w:val="0"/>
+          <w:color w:val="121212"/>
+          <w:sz w:val="26"/>
+        </w:rPr>
+        <w:t>Cada linha de defesa precisa de um curso diferente.</w:t>
+      </w:r>
+    </w:p>
+    <w:p>
+      <w:pPr>
+        <w:spacing w:before="0" w:after="280"/>
+      </w:pPr>
+      <w:r>
+        <w:rPr>
+          <w:rFonts w:ascii="Calibri" w:hAnsi="Calibri"/>
+          <w:b w:val="0"/>
+          <w:i w:val="0"/>
+          <w:color w:val="484848"/>
+          <w:sz w:val="21"/>
+        </w:rPr>
+        <w:t>O modelo de três linhas de defesa, previsto no art. 169 da Lei n.º 14.133/2021, organiza quem executa, quem orienta e quem audita. O portfólio foi desenhado para alimentar as três, e é isso que distingue os dois cursos em destaque.</w:t>
+      </w:r>
+    </w:p>
+    <w:p>
+      <w:pPr>
+        <w:pStyle w:val="Heading2"/>
+      </w:pPr>
+      <w:r>
+        <w:t>Primeira linha. Quem executa</w:t>
+      </w:r>
+    </w:p>
+    <w:p>
+      <w:pPr>
+        <w:spacing w:before="0" w:after="80"/>
+      </w:pPr>
+      <w:r>
+        <w:rPr>
+          <w:rFonts w:ascii="Cambria" w:hAnsi="Cambria"/>
+          <w:b w:val="0"/>
+          <w:i w:val="0"/>
+          <w:color w:val="B45309"/>
+          <w:sz w:val="23"/>
+        </w:rPr>
+        <w:t>Quem usa a IA no ato</w:t>
+      </w:r>
+    </w:p>
+    <w:p>
+      <w:pPr>
+        <w:spacing w:before="0" w:after="160"/>
+      </w:pPr>
+      <w:r>
+        <w:rPr>
+          <w:rFonts w:ascii="Calibri" w:hAnsi="Calibri"/>
+          <w:b w:val="0"/>
+          <w:i w:val="0"/>
+          <w:color w:val="484848"/>
+          <w:sz w:val="20"/>
+        </w:rPr>
+        <w:t>Servidores de varas e gabinetes e servidores dos núcleos administrativos. São eles que decidem, diante da tela, o que submeter à ferramenta e o que conferir antes de assinar.</w:t>
+      </w:r>
+    </w:p>
+    <w:p>
+      <w:pPr>
+        <w:spacing w:before="0" w:after="60"/>
+      </w:pPr>
+      <w:r>
+        <w:rPr>
+          <w:rFonts w:ascii="Calibri" w:hAnsi="Calibri"/>
+          <w:b/>
+          <w:i w:val="0"/>
+          <w:color w:val="767676"/>
+          <w:sz w:val="17"/>
+        </w:rPr>
+        <w:t>Controles nesta linha</w:t>
+      </w:r>
+    </w:p>
+    <w:p>
+      <w:pPr>
+        <w:pStyle w:val="ListBullet"/>
+        <w:spacing w:after="60"/>
+        <w:ind w:left="397"/>
+      </w:pPr>
+      <w:r>
+        <w:rPr>
+          <w:rFonts w:ascii="Calibri" w:hAnsi="Calibri"/>
+          <w:color w:val="484848"/>
+          <w:sz w:val="19"/>
+        </w:rPr>
+        <w:t>Triagem do que pode ir para a IA</w:t>
+      </w:r>
+    </w:p>
+    <w:p>
+      <w:pPr>
+        <w:pStyle w:val="ListBullet"/>
+        <w:spacing w:after="60"/>
+        <w:ind w:left="397"/>
+      </w:pPr>
+      <w:r>
+        <w:rPr>
+          <w:rFonts w:ascii="Calibri" w:hAnsi="Calibri"/>
+          <w:color w:val="484848"/>
+          <w:sz w:val="19"/>
+        </w:rPr>
+        <w:t>Anonimização antes do envio</w:t>
+      </w:r>
+    </w:p>
+    <w:p>
+      <w:pPr>
+        <w:pStyle w:val="ListBullet"/>
+        <w:spacing w:after="60"/>
+        <w:ind w:left="397"/>
+      </w:pPr>
+      <w:r>
+        <w:rPr>
+          <w:rFonts w:ascii="Calibri" w:hAnsi="Calibri"/>
+          <w:color w:val="484848"/>
+          <w:sz w:val="19"/>
+        </w:rPr>
+        <w:t>Validação do resultado em fonte</w:t>
+      </w:r>
+    </w:p>
+    <w:p>
+      <w:pPr>
+        <w:pStyle w:val="ListBullet"/>
+        <w:spacing w:after="60"/>
+        <w:ind w:left="397"/>
+      </w:pPr>
+      <w:r>
+        <w:rPr>
+          <w:rFonts w:ascii="Calibri" w:hAnsi="Calibri"/>
+          <w:color w:val="484848"/>
+          <w:sz w:val="19"/>
+        </w:rPr>
+        <w:t>Checklist de supervisão humana</w:t>
+      </w:r>
+    </w:p>
+    <w:p>
+      <w:pPr>
+        <w:spacing w:before="120" w:after="60"/>
+      </w:pPr>
+      <w:r>
+        <w:rPr>
+          <w:rFonts w:ascii="Calibri" w:hAnsi="Calibri"/>
+          <w:b/>
+          <w:i w:val="0"/>
+          <w:color w:val="767676"/>
+          <w:sz w:val="17"/>
+        </w:rPr>
+        <w:t>Formada por</w:t>
+      </w:r>
+    </w:p>
+    <w:p>
+      <w:pPr>
+        <w:spacing w:before="0" w:after="40"/>
+      </w:pPr>
+      <w:r>
+        <w:rPr>
+          <w:rFonts w:ascii="Calibri" w:hAnsi="Calibri"/>
+          <w:b/>
+          <w:i w:val="0"/>
+          <w:color w:val="121212"/>
+          <w:sz w:val="20"/>
+        </w:rPr>
+        <w:t xml:space="preserve">Servidor + IA. </w:t>
+      </w:r>
+      <w:r>
+        <w:rPr>
+          <w:rFonts w:ascii="Calibri" w:hAnsi="Calibri"/>
+          <w:b w:val="0"/>
+          <w:i w:val="0"/>
+          <w:color w:val="B45309"/>
+          <w:sz w:val="18"/>
+        </w:rPr>
+        <w:t>24h · online ao vivo</w:t>
+      </w:r>
+    </w:p>
+    <w:p>
+      <w:pPr>
+        <w:spacing w:before="0" w:after="160"/>
+      </w:pPr>
+      <w:r>
+        <w:rPr>
+          <w:rFonts w:ascii="Calibri" w:hAnsi="Calibri"/>
+          <w:b w:val="0"/>
+          <w:i w:val="0"/>
+          <w:color w:val="484848"/>
+          <w:sz w:val="19"/>
+        </w:rPr>
+        <w:t>Forma a competência de conferir: alucinação, validação em fonte, checklist de supervisão e projeto com medição do antes e do depois.</w:t>
+      </w:r>
+    </w:p>
+    <w:p>
+      <w:pPr>
+        <w:spacing w:before="0" w:after="40"/>
+      </w:pPr>
+      <w:r>
+        <w:rPr>
+          <w:rFonts w:ascii="Calibri" w:hAnsi="Calibri"/>
+          <w:b/>
+          <w:i w:val="0"/>
+          <w:color w:val="121212"/>
+          <w:sz w:val="20"/>
+        </w:rPr>
+        <w:t xml:space="preserve">Oficina Prompt Lab. </w:t>
+      </w:r>
+      <w:r>
+        <w:rPr>
+          <w:rFonts w:ascii="Calibri" w:hAnsi="Calibri"/>
+          <w:b w:val="0"/>
+          <w:i w:val="0"/>
+          <w:color w:val="B45309"/>
+          <w:sz w:val="18"/>
+        </w:rPr>
+        <w:t>3h por edição</w:t>
+      </w:r>
+    </w:p>
+    <w:p>
+      <w:pPr>
+        <w:spacing w:before="0" w:after="160"/>
+      </w:pPr>
+      <w:r>
+        <w:rPr>
+          <w:rFonts w:ascii="Calibri" w:hAnsi="Calibri"/>
+          <w:b w:val="0"/>
+          <w:i w:val="0"/>
+          <w:color w:val="484848"/>
+          <w:sz w:val="19"/>
+        </w:rPr>
+        <w:t>Porta de entrada mensal, com anonimização e limites de confiança praticados em laboratório.</w:t>
+      </w:r>
+    </w:p>
+    <w:p>
+      <w:pPr>
+        <w:pStyle w:val="Heading2"/>
+      </w:pPr>
+      <w:r>
+        <w:t>Segunda linha. Quem orienta e monitora</w:t>
+      </w:r>
+    </w:p>
+    <w:p>
+      <w:pPr>
+        <w:spacing w:before="0" w:after="80"/>
+      </w:pPr>
+      <w:r>
+        <w:rPr>
+          <w:rFonts w:ascii="Cambria" w:hAnsi="Cambria"/>
+          <w:b w:val="0"/>
+          <w:i w:val="0"/>
+          <w:color w:val="B45309"/>
+          <w:sz w:val="23"/>
+        </w:rPr>
+        <w:t>Quem define a regra e acompanha o cumprimento</w:t>
+      </w:r>
+    </w:p>
+    <w:p>
+      <w:pPr>
+        <w:spacing w:before="0" w:after="160"/>
+      </w:pPr>
+      <w:r>
+        <w:rPr>
+          <w:rFonts w:ascii="Calibri" w:hAnsi="Calibri"/>
+          <w:b w:val="0"/>
+          <w:i w:val="0"/>
+          <w:color w:val="484848"/>
+          <w:sz w:val="20"/>
+        </w:rPr>
+        <w:t>Assessoramento jurídico, controle interno, governança e integridade e a área de tecnologia, a quem cabe manter o inventário de soluções em uso e classificar o risco de cada uma.</w:t>
+      </w:r>
+    </w:p>
+    <w:p>
+      <w:pPr>
+        <w:spacing w:before="0" w:after="60"/>
+      </w:pPr>
+      <w:r>
+        <w:rPr>
+          <w:rFonts w:ascii="Calibri" w:hAnsi="Calibri"/>
+          <w:b/>
+          <w:i w:val="0"/>
+          <w:color w:val="767676"/>
+          <w:sz w:val="17"/>
+        </w:rPr>
+        <w:t>Controles nesta linha</w:t>
+      </w:r>
+    </w:p>
+    <w:p>
+      <w:pPr>
+        <w:pStyle w:val="ListBullet"/>
+        <w:spacing w:after="60"/>
+        <w:ind w:left="397"/>
+      </w:pPr>
+      <w:r>
+        <w:rPr>
+          <w:rFonts w:ascii="Calibri" w:hAnsi="Calibri"/>
+          <w:color w:val="484848"/>
+          <w:sz w:val="19"/>
+        </w:rPr>
+        <w:t>Inventário de soluções em uso</w:t>
+      </w:r>
+    </w:p>
+    <w:p>
+      <w:pPr>
+        <w:pStyle w:val="ListBullet"/>
+        <w:spacing w:after="60"/>
+        <w:ind w:left="397"/>
+      </w:pPr>
+      <w:r>
+        <w:rPr>
+          <w:rFonts w:ascii="Calibri" w:hAnsi="Calibri"/>
+          <w:color w:val="484848"/>
+          <w:sz w:val="19"/>
+        </w:rPr>
+        <w:t>Classificação por grau de risco</w:t>
+      </w:r>
+    </w:p>
+    <w:p>
+      <w:pPr>
+        <w:pStyle w:val="ListBullet"/>
+        <w:spacing w:after="60"/>
+        <w:ind w:left="397"/>
+      </w:pPr>
+      <w:r>
+        <w:rPr>
+          <w:rFonts w:ascii="Calibri" w:hAnsi="Calibri"/>
+          <w:color w:val="484848"/>
+          <w:sz w:val="19"/>
+        </w:rPr>
+        <w:t>Registro no Sinapses do CNJ</w:t>
+      </w:r>
+    </w:p>
+    <w:p>
+      <w:pPr>
+        <w:pStyle w:val="ListBullet"/>
+        <w:spacing w:after="60"/>
+        <w:ind w:left="397"/>
+      </w:pPr>
+      <w:r>
+        <w:rPr>
+          <w:rFonts w:ascii="Calibri" w:hAnsi="Calibri"/>
+          <w:color w:val="484848"/>
+          <w:sz w:val="19"/>
+        </w:rPr>
+        <w:t>Verificação de conformidade normativa</w:t>
+      </w:r>
+    </w:p>
+    <w:p>
+      <w:pPr>
+        <w:spacing w:before="120" w:after="60"/>
+      </w:pPr>
+      <w:r>
+        <w:rPr>
+          <w:rFonts w:ascii="Calibri" w:hAnsi="Calibri"/>
+          <w:b/>
+          <w:i w:val="0"/>
+          <w:color w:val="767676"/>
+          <w:sz w:val="17"/>
+        </w:rPr>
+        <w:t>Formada por</w:t>
+      </w:r>
+    </w:p>
+    <w:p>
+      <w:pPr>
+        <w:spacing w:before="0" w:after="40"/>
+      </w:pPr>
+      <w:r>
+        <w:rPr>
+          <w:rFonts w:ascii="Calibri" w:hAnsi="Calibri"/>
+          <w:b/>
+          <w:i w:val="0"/>
+          <w:color w:val="121212"/>
+          <w:sz w:val="20"/>
+        </w:rPr>
+        <w:t xml:space="preserve">Transformação Administrativa com IA. </w:t>
+      </w:r>
+      <w:r>
+        <w:rPr>
+          <w:rFonts w:ascii="Calibri" w:hAnsi="Calibri"/>
+          <w:b w:val="0"/>
+          <w:i w:val="0"/>
+          <w:color w:val="B45309"/>
+          <w:sz w:val="18"/>
+        </w:rPr>
+        <w:t>5,5h por unidade, dentro das 56h</w:t>
+      </w:r>
+    </w:p>
+    <w:p>
+      <w:pPr>
+        <w:spacing w:before="0" w:after="160"/>
+      </w:pPr>
+      <w:r>
+        <w:rPr>
+          <w:rFonts w:ascii="Calibri" w:hAnsi="Calibri"/>
+          <w:b w:val="0"/>
+          <w:i w:val="0"/>
+          <w:color w:val="484848"/>
+          <w:sz w:val="19"/>
+        </w:rPr>
+        <w:t>Módulos próprios para governança e integridade e para a assessoria jurídica: análise de conformidade normativa, indicadores institucionais e verificação de atos frente às normas vigentes.</w:t>
+      </w:r>
+    </w:p>
+    <w:p>
+      <w:pPr>
+        <w:spacing w:before="0" w:after="40"/>
+      </w:pPr>
+      <w:r>
+        <w:rPr>
+          <w:rFonts w:ascii="Calibri" w:hAnsi="Calibri"/>
+          <w:b/>
+          <w:i w:val="0"/>
+          <w:color w:val="121212"/>
+          <w:sz w:val="20"/>
+        </w:rPr>
+        <w:t xml:space="preserve">Servidor + Dados. </w:t>
+      </w:r>
+      <w:r>
+        <w:rPr>
+          <w:rFonts w:ascii="Calibri" w:hAnsi="Calibri"/>
+          <w:b w:val="0"/>
+          <w:i w:val="0"/>
+          <w:color w:val="B45309"/>
+          <w:sz w:val="18"/>
+        </w:rPr>
+        <w:t>16h · 5 módulos</w:t>
+      </w:r>
+    </w:p>
+    <w:p>
+      <w:pPr>
+        <w:spacing w:before="0" w:after="160"/>
+      </w:pPr>
+      <w:r>
+        <w:rPr>
+          <w:rFonts w:ascii="Calibri" w:hAnsi="Calibri"/>
+          <w:b w:val="0"/>
+          <w:i w:val="0"/>
+          <w:color w:val="484848"/>
+          <w:sz w:val="19"/>
+        </w:rPr>
+        <w:t>Proteção de dados aplicada e o protocolo de resposta a incidente, exercitado em formato de mesa.</w:t>
+      </w:r>
+    </w:p>
+    <w:p>
+      <w:pPr>
+        <w:pStyle w:val="Heading2"/>
+      </w:pPr>
+      <w:r>
+        <w:t>Terceira linha. Quem audita</w:t>
+      </w:r>
+    </w:p>
+    <w:p>
+      <w:pPr>
+        <w:spacing w:before="0" w:after="80"/>
+      </w:pPr>
+      <w:r>
+        <w:rPr>
+          <w:rFonts w:ascii="Cambria" w:hAnsi="Cambria"/>
+          <w:b w:val="0"/>
+          <w:i w:val="0"/>
+          <w:color w:val="B45309"/>
+          <w:sz w:val="23"/>
+        </w:rPr>
+        <w:t>Quem verifica se o controle funcionou</w:t>
+      </w:r>
+    </w:p>
+    <w:p>
+      <w:pPr>
+        <w:spacing w:before="0" w:after="160"/>
+      </w:pPr>
+      <w:r>
+        <w:rPr>
+          <w:rFonts w:ascii="Calibri" w:hAnsi="Calibri"/>
+          <w:b w:val="0"/>
+          <w:i w:val="0"/>
+          <w:color w:val="484848"/>
+          <w:sz w:val="20"/>
+        </w:rPr>
+        <w:t>A auditoria interna e, externamente, os órgãos de controle. Auditar uso de IA exige competência específica: é preciso saber o que procurar num acervo que foi, ele próprio, produzido com apoio de IA.</w:t>
+      </w:r>
+    </w:p>
+    <w:p>
+      <w:pPr>
+        <w:spacing w:before="0" w:after="60"/>
+      </w:pPr>
+      <w:r>
+        <w:rPr>
+          <w:rFonts w:ascii="Calibri" w:hAnsi="Calibri"/>
+          <w:b/>
+          <w:i w:val="0"/>
+          <w:color w:val="767676"/>
+          <w:sz w:val="17"/>
+        </w:rPr>
+        <w:t>Controles nesta linha</w:t>
+      </w:r>
+    </w:p>
+    <w:p>
+      <w:pPr>
+        <w:pStyle w:val="ListBullet"/>
+        <w:spacing w:after="60"/>
+        <w:ind w:left="397"/>
+      </w:pPr>
+      <w:r>
+        <w:rPr>
+          <w:rFonts w:ascii="Calibri" w:hAnsi="Calibri"/>
+          <w:color w:val="484848"/>
+          <w:sz w:val="19"/>
+        </w:rPr>
+        <w:t>Verificação amostral da supervisão humana</w:t>
+      </w:r>
+    </w:p>
+    <w:p>
+      <w:pPr>
+        <w:pStyle w:val="ListBullet"/>
+        <w:spacing w:after="60"/>
+        <w:ind w:left="397"/>
+      </w:pPr>
+      <w:r>
+        <w:rPr>
+          <w:rFonts w:ascii="Calibri" w:hAnsi="Calibri"/>
+          <w:color w:val="484848"/>
+          <w:sz w:val="19"/>
+        </w:rPr>
+        <w:t>Detecção de anomalias em documentos</w:t>
+      </w:r>
+    </w:p>
+    <w:p>
+      <w:pPr>
+        <w:pStyle w:val="ListBullet"/>
+        <w:spacing w:after="60"/>
+        <w:ind w:left="397"/>
+      </w:pPr>
+      <w:r>
+        <w:rPr>
+          <w:rFonts w:ascii="Calibri" w:hAnsi="Calibri"/>
+          <w:color w:val="484848"/>
+          <w:sz w:val="19"/>
+        </w:rPr>
+        <w:t>Estruturação de evidências</w:t>
+      </w:r>
+    </w:p>
+    <w:p>
+      <w:pPr>
+        <w:pStyle w:val="ListBullet"/>
+        <w:spacing w:after="60"/>
+        <w:ind w:left="397"/>
+      </w:pPr>
+      <w:r>
+        <w:rPr>
+          <w:rFonts w:ascii="Calibri" w:hAnsi="Calibri"/>
+          <w:color w:val="484848"/>
+          <w:sz w:val="19"/>
+        </w:rPr>
+        <w:t>Análise de incidentes</w:t>
+      </w:r>
+    </w:p>
+    <w:p>
+      <w:pPr>
+        <w:spacing w:before="120" w:after="60"/>
+      </w:pPr>
+      <w:r>
+        <w:rPr>
+          <w:rFonts w:ascii="Calibri" w:hAnsi="Calibri"/>
+          <w:b/>
+          <w:i w:val="0"/>
+          <w:color w:val="767676"/>
+          <w:sz w:val="17"/>
+        </w:rPr>
+        <w:t>Formada por</w:t>
+      </w:r>
+    </w:p>
+    <w:p>
+      <w:pPr>
+        <w:spacing w:before="0" w:after="40"/>
+      </w:pPr>
+      <w:r>
+        <w:rPr>
+          <w:rFonts w:ascii="Calibri" w:hAnsi="Calibri"/>
+          <w:b/>
+          <w:i w:val="0"/>
+          <w:color w:val="121212"/>
+          <w:sz w:val="20"/>
+        </w:rPr>
+        <w:t xml:space="preserve">Transformação Administrativa com IA. </w:t>
+      </w:r>
+      <w:r>
+        <w:rPr>
+          <w:rFonts w:ascii="Calibri" w:hAnsi="Calibri"/>
+          <w:b w:val="0"/>
+          <w:i w:val="0"/>
+          <w:color w:val="B45309"/>
+          <w:sz w:val="18"/>
+        </w:rPr>
+        <w:t>5,5h, dentro das 56h</w:t>
+      </w:r>
+    </w:p>
+    <w:p>
+      <w:pPr>
+        <w:spacing w:before="0" w:after="160"/>
+      </w:pPr>
+      <w:r>
+        <w:rPr>
+          <w:rFonts w:ascii="Calibri" w:hAnsi="Calibri"/>
+          <w:b w:val="0"/>
+          <w:i w:val="0"/>
+          <w:color w:val="484848"/>
+          <w:sz w:val="19"/>
+        </w:rPr>
+        <w:t>O módulo da auditoria interna é o único do portfólio escrito para o ato de auditar: detecção de anomalias, checklists dinâmicos de conformidade, estruturação de evidências e documentação sistemática de achados.</w:t>
+      </w:r>
+    </w:p>
+    <w:p>
+      <w:pPr>
+        <w:sectPr>
+          <w:pgSz w:w="11906" w:h="16838"/>
+          <w:pgMar w:top="1417" w:right="1474" w:bottom="1247" w:left="1474" w:header="720" w:footer="720" w:gutter="0"/>
+          <w:cols w:space="720"/>
+          <w:docGrid w:linePitch="360"/>
+        </w:sectPr>
+      </w:pPr>
+    </w:p>
+    <w:p>
+      <w:pPr>
+        <w:pStyle w:val="Heading1"/>
+      </w:pPr>
+      <w:r>
+        <w:t>7. Quadro comparativo</w:t>
+      </w:r>
+    </w:p>
+    <w:tbl>
+      <w:tblPr>
+        <w:tblStyle w:val="TableGrid"/>
+        <w:tblW w:type="auto" w:w="0"/>
+        <w:jc w:val="left"/>
+        <w:tblLook w:firstColumn="1" w:firstRow="1" w:lastColumn="0" w:lastRow="0" w:noHBand="0" w:noVBand="1" w:val="04A0"/>
+      </w:tblPr>
+      <w:tblGrid>
+        <w:gridCol w:w="2914"/>
+        <w:gridCol w:w="2914"/>
+        <w:gridCol w:w="2914"/>
+        <w:gridCol w:w="2914"/>
+        <w:gridCol w:w="2914"/>
+      </w:tblGrid>
+      <w:tr>
+        <w:tc>
+          <w:tcPr>
+            <w:tcW w:type="dxa" w:w="3742"/>
+            <w:shd w:val="clear" w:fill="F2F2EF"/>
+          </w:tcPr>
+          <w:p>
+            <w:pPr>
+              <w:spacing w:after="40"/>
+            </w:pPr>
+            <w:r>
+              <w:rPr>
+                <w:rFonts w:ascii="Calibri" w:hAnsi="Calibri"/>
+                <w:b/>
+                <w:color w:val="444444"/>
+                <w:sz w:val="16"/>
+              </w:rPr>
+              <w:t>CAPACITAÇÃO</w:t>
+            </w:r>
+          </w:p>
+        </w:tc>
+        <w:tc>
+          <w:tcPr>
+            <w:tcW w:type="dxa" w:w="2721"/>
+            <w:shd w:val="clear" w:fill="F2F2EF"/>
+          </w:tcPr>
+          <w:p>
+            <w:pPr>
+              <w:spacing w:after="40"/>
+            </w:pPr>
+            <w:r>
+              <w:rPr>
+                <w:rFonts w:ascii="Calibri" w:hAnsi="Calibri"/>
+                <w:b/>
+                <w:color w:val="444444"/>
+                <w:sz w:val="16"/>
+              </w:rPr>
+              <w:t>CARGA</w:t>
+            </w:r>
+          </w:p>
+        </w:tc>
+        <w:tc>
+          <w:tcPr>
+            <w:tcW w:type="dxa" w:w="2835"/>
+            <w:shd w:val="clear" w:fill="F2F2EF"/>
+          </w:tcPr>
+          <w:p>
+            <w:pPr>
+              <w:spacing w:after="40"/>
+            </w:pPr>
+            <w:r>
+              <w:rPr>
+                <w:rFonts w:ascii="Calibri" w:hAnsi="Calibri"/>
+                <w:b/>
+                <w:color w:val="444444"/>
+                <w:sz w:val="16"/>
+              </w:rPr>
+              <w:t>MODALIDADE</w:t>
+            </w:r>
+          </w:p>
+        </w:tc>
+        <w:tc>
+          <w:tcPr>
+            <w:tcW w:type="dxa" w:w="3572"/>
+            <w:shd w:val="clear" w:fill="F2F2EF"/>
+          </w:tcPr>
+          <w:p>
+            <w:pPr>
+              <w:spacing w:after="40"/>
+            </w:pPr>
+            <w:r>
+              <w:rPr>
+                <w:rFonts w:ascii="Calibri" w:hAnsi="Calibri"/>
+                <w:b/>
+                <w:color w:val="444444"/>
+                <w:sz w:val="16"/>
+              </w:rPr>
+              <w:t>PÚBLICO</w:t>
+            </w:r>
+          </w:p>
+        </w:tc>
+        <w:tc>
+          <w:tcPr>
+            <w:tcW w:type="dxa" w:w="1701"/>
+            <w:shd w:val="clear" w:fill="F2F2EF"/>
+          </w:tcPr>
+          <w:p>
+            <w:pPr>
+              <w:spacing w:after="40"/>
+            </w:pPr>
+            <w:r>
+              <w:rPr>
+                <w:rFonts w:ascii="Calibri" w:hAnsi="Calibri"/>
+                <w:b/>
+                <w:color w:val="444444"/>
+                <w:sz w:val="16"/>
+              </w:rPr>
+              <w:t>LINHA DE DEFESA</w:t>
+            </w:r>
+          </w:p>
+        </w:tc>
+      </w:tr>
+      <w:tr>
+        <w:tc>
+          <w:tcPr>
+            <w:tcW w:type="dxa" w:w="3742"/>
+          </w:tcPr>
+          <w:p>
+            <w:pPr>
+              <w:spacing w:after="40"/>
+            </w:pPr>
+            <w:r>
+              <w:rPr>
+                <w:rFonts w:ascii="Calibri" w:hAnsi="Calibri"/>
+                <w:b/>
+                <w:color w:val="B45309"/>
+                <w:sz w:val="18"/>
+              </w:rPr>
+              <w:t>Transformação Administrativa com IA</w:t>
             </w:r>
           </w:p>
         </w:tc>
@@ -4114,34 +4194,13 @@
                 <w:color w:val="484848"/>
                 <w:sz w:val="18"/>
               </w:rPr>
-              <w:t>Servidor + IA, M4 · Servidor + Dados, M5</w:t>
-            </w:r>
-          </w:p>
-        </w:tc>
-      </w:tr>
-      <w:tr>
-        <w:tc>
-          <w:tcPr>
-            <w:tcW w:type="dxa" w:w="1928"/>
-          </w:tcPr>
-          <w:p>
-            <w:pPr>
-              <w:spacing w:after="40"/>
-            </w:pPr>
-            <w:r>
-              <w:rPr>
-                <w:rFonts w:ascii="Calibri" w:hAnsi="Calibri"/>
-                <w:b/>
-                <w:color w:val="121212"/>
-                <w:sz w:val="18"/>
-              </w:rPr>
-              <w:t>Viés e discriminação</w:t>
+              <w:t>56h</w:t>
             </w:r>
           </w:p>
         </w:tc>
         <w:tc>
           <w:tcPr>
-            <w:tcW w:type="dxa" w:w="4309"/>
+            <w:tcW w:type="dxa" w:w="2835"/>
           </w:tcPr>
           <w:p>
             <w:pPr>
@@ -4154,7 +4213,66 @@
                 <w:color w:val="484848"/>
                 <w:sz w:val="18"/>
               </w:rPr>
-              <w:t>O uso de IA não pode aprofundar vieses estruturais ou produzir tratamento discriminatório a pessoas ou grupos.</w:t>
+              <w:t>Presencial</w:t>
+            </w:r>
+          </w:p>
+        </w:tc>
+        <w:tc>
+          <w:tcPr>
+            <w:tcW w:type="dxa" w:w="3572"/>
+          </w:tcPr>
+          <w:p>
+            <w:pPr>
+              <w:spacing w:after="40"/>
+            </w:pPr>
+            <w:r>
+              <w:rPr>
+                <w:rFonts w:ascii="Calibri" w:hAnsi="Calibri"/>
+                <w:b w:val="0"/>
+                <w:color w:val="484848"/>
+                <w:sz w:val="18"/>
+              </w:rPr>
+              <w:t>Nove unidades administrativas</w:t>
+            </w:r>
+          </w:p>
+        </w:tc>
+        <w:tc>
+          <w:tcPr>
+            <w:tcW w:type="dxa" w:w="1701"/>
+          </w:tcPr>
+          <w:p>
+            <w:pPr>
+              <w:spacing w:after="40"/>
+            </w:pPr>
+            <w:r>
+              <w:rPr>
+                <w:rFonts w:ascii="Calibri" w:hAnsi="Calibri"/>
+                <w:b w:val="0"/>
+                <w:color w:val="484848"/>
+                <w:sz w:val="18"/>
+              </w:rPr>
+              <w:t>2.ª e 3.ª</w:t>
+            </w:r>
+          </w:p>
+        </w:tc>
+      </w:tr>
+      <w:tr>
+        <w:tc>
+          <w:tcPr>
+            <w:tcW w:type="dxa" w:w="3742"/>
+          </w:tcPr>
+          <w:p>
+            <w:pPr>
+              <w:spacing w:after="40"/>
+            </w:pPr>
+            <w:r>
+              <w:rPr>
+                <w:rFonts w:ascii="Calibri" w:hAnsi="Calibri"/>
+                <w:b/>
+                <w:color w:val="B45309"/>
+                <w:sz w:val="18"/>
+              </w:rPr>
+              <w:t>Servidor + IA</w:t>
             </w:r>
           </w:p>
         </w:tc>
@@ -4173,34 +4291,13 @@
                 <w:color w:val="484848"/>
                 <w:sz w:val="18"/>
               </w:rPr>
-              <w:t>Servidor + IA, M4 · Transformação Adm., Dia 2</w:t>
-            </w:r>
-          </w:p>
-        </w:tc>
-      </w:tr>
-      <w:tr>
-        <w:tc>
-          <w:tcPr>
-            <w:tcW w:type="dxa" w:w="1928"/>
-          </w:tcPr>
-          <w:p>
-            <w:pPr>
-              <w:spacing w:after="40"/>
-            </w:pPr>
-            <w:r>
-              <w:rPr>
-                <w:rFonts w:ascii="Calibri" w:hAnsi="Calibri"/>
-                <w:b/>
-                <w:color w:val="121212"/>
-                <w:sz w:val="18"/>
-              </w:rPr>
-              <w:t>Injeção de instrução</w:t>
+              <w:t>24h</w:t>
             </w:r>
           </w:p>
         </w:tc>
         <w:tc>
           <w:tcPr>
-            <w:tcW w:type="dxa" w:w="4309"/>
+            <w:tcW w:type="dxa" w:w="2835"/>
           </w:tcPr>
           <w:p>
             <w:pPr>
@@ -4213,7 +4310,66 @@
                 <w:color w:val="484848"/>
                 <w:sz w:val="18"/>
               </w:rPr>
-              <w:t>Instruções ocultas em documento, dirigidas ao sistema de IA, para fazê-lo agir contra a finalidade institucional.</w:t>
+              <w:t>Online ao vivo</w:t>
+            </w:r>
+          </w:p>
+        </w:tc>
+        <w:tc>
+          <w:tcPr>
+            <w:tcW w:type="dxa" w:w="3572"/>
+          </w:tcPr>
+          <w:p>
+            <w:pPr>
+              <w:spacing w:after="40"/>
+            </w:pPr>
+            <w:r>
+              <w:rPr>
+                <w:rFonts w:ascii="Calibri" w:hAnsi="Calibri"/>
+                <w:b w:val="0"/>
+                <w:color w:val="484848"/>
+                <w:sz w:val="18"/>
+              </w:rPr>
+              <w:t>Área-fim: varas, turmas e gabinetes</w:t>
+            </w:r>
+          </w:p>
+        </w:tc>
+        <w:tc>
+          <w:tcPr>
+            <w:tcW w:type="dxa" w:w="1701"/>
+          </w:tcPr>
+          <w:p>
+            <w:pPr>
+              <w:spacing w:after="40"/>
+            </w:pPr>
+            <w:r>
+              <w:rPr>
+                <w:rFonts w:ascii="Calibri" w:hAnsi="Calibri"/>
+                <w:b w:val="0"/>
+                <w:color w:val="484848"/>
+                <w:sz w:val="18"/>
+              </w:rPr>
+              <w:t>1.ª</w:t>
+            </w:r>
+          </w:p>
+        </w:tc>
+      </w:tr>
+      <w:tr>
+        <w:tc>
+          <w:tcPr>
+            <w:tcW w:type="dxa" w:w="3742"/>
+          </w:tcPr>
+          <w:p>
+            <w:pPr>
+              <w:spacing w:after="40"/>
+            </w:pPr>
+            <w:r>
+              <w:rPr>
+                <w:rFonts w:ascii="Calibri" w:hAnsi="Calibri"/>
+                <w:b/>
+                <w:color w:val="8A6100"/>
+                <w:sz w:val="18"/>
+              </w:rPr>
+              <w:t>Oficina Prompt Lab</w:t>
             </w:r>
           </w:p>
         </w:tc>
@@ -4232,34 +4388,13 @@
                 <w:color w:val="484848"/>
                 <w:sz w:val="18"/>
               </w:rPr>
-              <w:t>Banco de Prompts (salvaguardas) · roteiro de ataque simulado em aula</w:t>
-            </w:r>
-          </w:p>
-        </w:tc>
-      </w:tr>
-      <w:tr>
-        <w:tc>
-          <w:tcPr>
-            <w:tcW w:type="dxa" w:w="1928"/>
-          </w:tcPr>
-          <w:p>
-            <w:pPr>
-              <w:spacing w:after="40"/>
-            </w:pPr>
-            <w:r>
-              <w:rPr>
-                <w:rFonts w:ascii="Calibri" w:hAnsi="Calibri"/>
-                <w:b/>
-                <w:color w:val="121212"/>
-                <w:sz w:val="18"/>
-              </w:rPr>
-              <w:t>Dependência de fornecedor</w:t>
+              <w:t>3h por edição, 24h na série</w:t>
             </w:r>
           </w:p>
         </w:tc>
         <w:tc>
           <w:tcPr>
-            <w:tcW w:type="dxa" w:w="4309"/>
+            <w:tcW w:type="dxa" w:w="2835"/>
           </w:tcPr>
           <w:p>
             <w:pPr>
@@ -4272,7 +4407,66 @@
                 <w:color w:val="484848"/>
                 <w:sz w:val="18"/>
               </w:rPr>
-              <w:t>Continuidade institucional: evitar dependências que comprometam a sustentabilidade do serviço público.</w:t>
+              <w:t>Presencial, em laboratório</w:t>
+            </w:r>
+          </w:p>
+        </w:tc>
+        <w:tc>
+          <w:tcPr>
+            <w:tcW w:type="dxa" w:w="3572"/>
+          </w:tcPr>
+          <w:p>
+            <w:pPr>
+              <w:spacing w:after="40"/>
+            </w:pPr>
+            <w:r>
+              <w:rPr>
+                <w:rFonts w:ascii="Calibri" w:hAnsi="Calibri"/>
+                <w:b w:val="0"/>
+                <w:color w:val="484848"/>
+                <w:sz w:val="18"/>
+              </w:rPr>
+              <w:t>Área-fim e área-meio, alternadas</w:t>
+            </w:r>
+          </w:p>
+        </w:tc>
+        <w:tc>
+          <w:tcPr>
+            <w:tcW w:type="dxa" w:w="1701"/>
+          </w:tcPr>
+          <w:p>
+            <w:pPr>
+              <w:spacing w:after="40"/>
+            </w:pPr>
+            <w:r>
+              <w:rPr>
+                <w:rFonts w:ascii="Calibri" w:hAnsi="Calibri"/>
+                <w:b w:val="0"/>
+                <w:color w:val="484848"/>
+                <w:sz w:val="18"/>
+              </w:rPr>
+              <w:t>1.ª</w:t>
+            </w:r>
+          </w:p>
+        </w:tc>
+      </w:tr>
+      <w:tr>
+        <w:tc>
+          <w:tcPr>
+            <w:tcW w:type="dxa" w:w="3742"/>
+          </w:tcPr>
+          <w:p>
+            <w:pPr>
+              <w:spacing w:after="40"/>
+            </w:pPr>
+            <w:r>
+              <w:rPr>
+                <w:rFonts w:ascii="Calibri" w:hAnsi="Calibri"/>
+                <w:b/>
+                <w:color w:val="8A6100"/>
+                <w:sz w:val="18"/>
+              </w:rPr>
+              <w:t>Servidor + Dados</w:t>
             </w:r>
           </w:p>
         </w:tc>
@@ -4291,34 +4485,13 @@
                 <w:color w:val="484848"/>
                 <w:sz w:val="18"/>
               </w:rPr>
-              <w:t>Comparativo de ferramentas · catálogo da DTIC</w:t>
-            </w:r>
-          </w:p>
-        </w:tc>
-      </w:tr>
-      <w:tr>
-        <w:tc>
-          <w:tcPr>
-            <w:tcW w:type="dxa" w:w="1928"/>
-          </w:tcPr>
-          <w:p>
-            <w:pPr>
-              <w:spacing w:after="40"/>
-            </w:pPr>
-            <w:r>
-              <w:rPr>
-                <w:rFonts w:ascii="Calibri" w:hAnsi="Calibri"/>
-                <w:b/>
-                <w:color w:val="121212"/>
-                <w:sz w:val="18"/>
-              </w:rPr>
-              <w:t>Uso paralelo à norma</w:t>
+              <w:t>16h, 5 módulos</w:t>
             </w:r>
           </w:p>
         </w:tc>
         <w:tc>
           <w:tcPr>
-            <w:tcW w:type="dxa" w:w="4309"/>
+            <w:tcW w:type="dxa" w:w="2835"/>
           </w:tcPr>
           <w:p>
             <w:pPr>
@@ -4331,7 +4504,66 @@
                 <w:color w:val="484848"/>
                 <w:sz w:val="18"/>
               </w:rPr>
-              <w:t>Servidores assinam o termo e fazem diferente no dia a dia, quando a ferramenta institucional não entrega.</w:t>
+              <w:t>A definir</w:t>
+            </w:r>
+          </w:p>
+        </w:tc>
+        <w:tc>
+          <w:tcPr>
+            <w:tcW w:type="dxa" w:w="3572"/>
+          </w:tcPr>
+          <w:p>
+            <w:pPr>
+              <w:spacing w:after="40"/>
+            </w:pPr>
+            <w:r>
+              <w:rPr>
+                <w:rFonts w:ascii="Calibri" w:hAnsi="Calibri"/>
+                <w:b w:val="0"/>
+                <w:color w:val="484848"/>
+                <w:sz w:val="18"/>
+              </w:rPr>
+              <w:t>Todos os servidores</w:t>
+            </w:r>
+          </w:p>
+        </w:tc>
+        <w:tc>
+          <w:tcPr>
+            <w:tcW w:type="dxa" w:w="1701"/>
+          </w:tcPr>
+          <w:p>
+            <w:pPr>
+              <w:spacing w:after="40"/>
+            </w:pPr>
+            <w:r>
+              <w:rPr>
+                <w:rFonts w:ascii="Calibri" w:hAnsi="Calibri"/>
+                <w:b w:val="0"/>
+                <w:color w:val="484848"/>
+                <w:sz w:val="18"/>
+              </w:rPr>
+              <w:t>1.ª e 2.ª</w:t>
+            </w:r>
+          </w:p>
+        </w:tc>
+      </w:tr>
+      <w:tr>
+        <w:tc>
+          <w:tcPr>
+            <w:tcW w:type="dxa" w:w="3742"/>
+          </w:tcPr>
+          <w:p>
+            <w:pPr>
+              <w:spacing w:after="40"/>
+            </w:pPr>
+            <w:r>
+              <w:rPr>
+                <w:rFonts w:ascii="Calibri" w:hAnsi="Calibri"/>
+                <w:b/>
+                <w:color w:val="8A6100"/>
+                <w:sz w:val="18"/>
+              </w:rPr>
+              <w:t>Programa de Multiplicadores</w:t>
             </w:r>
           </w:p>
         </w:tc>
@@ -4350,948 +4582,13 @@
                 <w:color w:val="484848"/>
                 <w:sz w:val="18"/>
               </w:rPr>
-              <w:t>Risco endereçado pelo desenho do portfólio, não por norma</w:t>
-            </w:r>
-          </w:p>
-        </w:tc>
-      </w:tr>
-    </w:tbl>
-    <w:p>
-      <w:r>
-        <w:br w:type="page"/>
-      </w:r>
-    </w:p>
-    <w:p>
-      <w:pPr>
-        <w:pStyle w:val="Heading1"/>
-      </w:pPr>
-      <w:r>
-        <w:t>5. Gestão de risco como controle interno</w:t>
-      </w:r>
-    </w:p>
-    <w:p>
-      <w:pPr>
-        <w:spacing w:before="0" w:after="160"/>
-      </w:pPr>
-      <w:r>
-        <w:rPr>
-          <w:rFonts w:ascii="Cambria" w:hAnsi="Cambria"/>
-          <w:b w:val="0"/>
-          <w:i w:val="0"/>
-          <w:color w:val="121212"/>
-          <w:sz w:val="26"/>
-        </w:rPr>
-        <w:t>Cada linha de defesa precisa de um curso diferente.</w:t>
-      </w:r>
-    </w:p>
-    <w:p>
-      <w:pPr>
-        <w:spacing w:before="0" w:after="280"/>
-      </w:pPr>
-      <w:r>
-        <w:rPr>
-          <w:rFonts w:ascii="Calibri" w:hAnsi="Calibri"/>
-          <w:b w:val="0"/>
-          <w:i w:val="0"/>
-          <w:color w:val="484848"/>
-          <w:sz w:val="21"/>
-        </w:rPr>
-        <w:t>A JFCE já opera o modelo de três linhas de defesa em contratações, com base no art. 169 da Lei n.º 14.133/2021. O portfólio do INOVAJUS foi desenhado para alimentar as três — e é isso que distingue os dois cursos em destaque.</w:t>
-      </w:r>
-    </w:p>
-    <w:p>
-      <w:pPr>
-        <w:pStyle w:val="Heading2"/>
-      </w:pPr>
-      <w:r>
-        <w:t>Primeira linha — quem executa</w:t>
-      </w:r>
-    </w:p>
-    <w:p>
-      <w:pPr>
-        <w:spacing w:before="0" w:after="80"/>
-      </w:pPr>
-      <w:r>
-        <w:rPr>
-          <w:rFonts w:ascii="Cambria" w:hAnsi="Cambria"/>
-          <w:b w:val="0"/>
-          <w:i w:val="0"/>
-          <w:color w:val="0074A6"/>
-          <w:sz w:val="23"/>
-        </w:rPr>
-        <w:t>Quem usa a IA no ato</w:t>
-      </w:r>
-    </w:p>
-    <w:p>
-      <w:pPr>
-        <w:spacing w:before="0" w:after="160"/>
-      </w:pPr>
-      <w:r>
-        <w:rPr>
-          <w:rFonts w:ascii="Calibri" w:hAnsi="Calibri"/>
-          <w:b w:val="0"/>
-          <w:i w:val="0"/>
-          <w:color w:val="484848"/>
-          <w:sz w:val="20"/>
-        </w:rPr>
-        <w:t>Servidores de Varas e Turmas, assessores de gabinete, magistrados e servidores dos núcleos administrativos. São eles que decidem, diante da tela, o que colar na ferramenta e o que conferir antes de assinar.</w:t>
-      </w:r>
-    </w:p>
-    <w:p>
-      <w:pPr>
-        <w:spacing w:before="0" w:after="60"/>
-      </w:pPr>
-      <w:r>
-        <w:rPr>
-          <w:rFonts w:ascii="Calibri" w:hAnsi="Calibri"/>
-          <w:b/>
-          <w:i w:val="0"/>
-          <w:color w:val="767676"/>
-          <w:sz w:val="17"/>
-        </w:rPr>
-        <w:t>Controles nesta linha</w:t>
-      </w:r>
-    </w:p>
-    <w:p>
-      <w:pPr>
-        <w:pStyle w:val="ListBullet"/>
-        <w:spacing w:after="60"/>
-        <w:ind w:left="397"/>
-      </w:pPr>
-      <w:r>
-        <w:rPr>
-          <w:rFonts w:ascii="Calibri" w:hAnsi="Calibri"/>
-          <w:color w:val="484848"/>
-          <w:sz w:val="19"/>
-        </w:rPr>
-        <w:t>Régua de sigilo em 4 níveis (Política de Uso de IA Generativa, itens 9 e 11)</w:t>
-      </w:r>
-    </w:p>
-    <w:p>
-      <w:pPr>
-        <w:pStyle w:val="ListBullet"/>
-        <w:spacing w:after="60"/>
-        <w:ind w:left="397"/>
-      </w:pPr>
-      <w:r>
-        <w:rPr>
-          <w:rFonts w:ascii="Calibri" w:hAnsi="Calibri"/>
-          <w:color w:val="484848"/>
-          <w:sz w:val="19"/>
-        </w:rPr>
-        <w:t>Nota de transparência no documento (Política, item 18)</w:t>
-      </w:r>
-    </w:p>
-    <w:p>
-      <w:pPr>
-        <w:pStyle w:val="ListBullet"/>
-        <w:spacing w:after="60"/>
-        <w:ind w:left="397"/>
-      </w:pPr>
-      <w:r>
-        <w:rPr>
-          <w:rFonts w:ascii="Calibri" w:hAnsi="Calibri"/>
-          <w:color w:val="484848"/>
-          <w:sz w:val="19"/>
-        </w:rPr>
-        <w:t>Termo de responsabilidade assinado (Termo — IA e Low-Code, v7)</w:t>
-      </w:r>
-    </w:p>
-    <w:p>
-      <w:pPr>
-        <w:pStyle w:val="ListBullet"/>
-        <w:spacing w:after="60"/>
-        <w:ind w:left="397"/>
-      </w:pPr>
-      <w:r>
-        <w:rPr>
-          <w:rFonts w:ascii="Calibri" w:hAnsi="Calibri"/>
-          <w:color w:val="484848"/>
-          <w:sz w:val="19"/>
-        </w:rPr>
-        <w:t>Supervisão humana graduada por risco (Minuta de Diretrizes, art. 13)</w:t>
-      </w:r>
-    </w:p>
-    <w:p>
-      <w:pPr>
-        <w:pStyle w:val="ListBullet"/>
-        <w:spacing w:after="60"/>
-        <w:ind w:left="397"/>
-      </w:pPr>
-      <w:r>
-        <w:rPr>
-          <w:rFonts w:ascii="Calibri" w:hAnsi="Calibri"/>
-          <w:color w:val="484848"/>
-          <w:sz w:val="19"/>
-        </w:rPr>
-        <w:t>Comunicação de incidente em 2h (Política, item 12)</w:t>
-      </w:r>
-    </w:p>
-    <w:p>
-      <w:pPr>
-        <w:spacing w:before="120" w:after="60"/>
-      </w:pPr>
-      <w:r>
-        <w:rPr>
-          <w:rFonts w:ascii="Calibri" w:hAnsi="Calibri"/>
-          <w:b/>
-          <w:i w:val="0"/>
-          <w:color w:val="767676"/>
-          <w:sz w:val="17"/>
-        </w:rPr>
-        <w:t>Formada por</w:t>
-      </w:r>
-    </w:p>
-    <w:p>
-      <w:pPr>
-        <w:spacing w:before="0" w:after="40"/>
-      </w:pPr>
-      <w:r>
-        <w:rPr>
-          <w:rFonts w:ascii="Calibri" w:hAnsi="Calibri"/>
-          <w:b/>
-          <w:i w:val="0"/>
-          <w:color w:val="121212"/>
-          <w:sz w:val="20"/>
-        </w:rPr>
-        <w:t xml:space="preserve">Servidor + IA — </w:t>
-      </w:r>
-      <w:r>
-        <w:rPr>
-          <w:rFonts w:ascii="Calibri" w:hAnsi="Calibri"/>
-          <w:b w:val="0"/>
-          <w:i w:val="0"/>
-          <w:color w:val="0074A6"/>
-          <w:sz w:val="18"/>
-        </w:rPr>
-        <w:t>24h · online ao vivo · 50–60 certificados previstos</w:t>
-      </w:r>
-    </w:p>
-    <w:p>
-      <w:pPr>
-        <w:spacing w:before="0" w:after="160"/>
-      </w:pPr>
-      <w:r>
-        <w:rPr>
-          <w:rFonts w:ascii="Calibri" w:hAnsi="Calibri"/>
-          <w:b w:val="0"/>
-          <w:i w:val="0"/>
-          <w:color w:val="484848"/>
-          <w:sz w:val="19"/>
-        </w:rPr>
-        <w:t>Forma a competência de conferir: alucinação, validação em fonte, checklist de supervisão e projeto com baseline medido.</w:t>
-      </w:r>
-    </w:p>
-    <w:p>
-      <w:pPr>
-        <w:spacing w:before="0" w:after="40"/>
-      </w:pPr>
-      <w:r>
-        <w:rPr>
-          <w:rFonts w:ascii="Calibri" w:hAnsi="Calibri"/>
-          <w:b/>
-          <w:i w:val="0"/>
-          <w:color w:val="121212"/>
-          <w:sz w:val="20"/>
-        </w:rPr>
-        <w:t xml:space="preserve">Oficina Prompt Lab — </w:t>
-      </w:r>
-      <w:r>
-        <w:rPr>
-          <w:rFonts w:ascii="Calibri" w:hAnsi="Calibri"/>
-          <w:b w:val="0"/>
-          <w:i w:val="0"/>
-          <w:color w:val="0074A6"/>
-          <w:sz w:val="18"/>
-        </w:rPr>
-        <w:t>3h por edição · 120–150 servidores previstos</w:t>
-      </w:r>
-    </w:p>
-    <w:p>
-      <w:pPr>
-        <w:spacing w:before="0" w:after="160"/>
-      </w:pPr>
-      <w:r>
-        <w:rPr>
-          <w:rFonts w:ascii="Calibri" w:hAnsi="Calibri"/>
-          <w:b w:val="0"/>
-          <w:i w:val="0"/>
-          <w:color w:val="484848"/>
-          <w:sz w:val="19"/>
-        </w:rPr>
-        <w:t>Porta de entrada mensal, com anonimização e limites de confiança praticados em laboratório.</w:t>
-      </w:r>
-    </w:p>
-    <w:p>
-      <w:pPr>
-        <w:pStyle w:val="Heading2"/>
-      </w:pPr>
-      <w:r>
-        <w:t>Segunda linha — quem orienta e monitora</w:t>
-      </w:r>
-    </w:p>
-    <w:p>
-      <w:pPr>
-        <w:spacing w:before="0" w:after="80"/>
-      </w:pPr>
-      <w:r>
-        <w:rPr>
-          <w:rFonts w:ascii="Cambria" w:hAnsi="Cambria"/>
-          <w:b w:val="0"/>
-          <w:i w:val="0"/>
-          <w:color w:val="A00F58"/>
-          <w:sz w:val="23"/>
-        </w:rPr>
-        <w:t>Quem define a regra e acompanha o cumprimento</w:t>
-      </w:r>
-    </w:p>
-    <w:p>
-      <w:pPr>
-        <w:spacing w:before="0" w:after="160"/>
-      </w:pPr>
-      <w:r>
-        <w:rPr>
-          <w:rFonts w:ascii="Calibri" w:hAnsi="Calibri"/>
-          <w:b w:val="0"/>
-          <w:i w:val="0"/>
-          <w:color w:val="484848"/>
-          <w:sz w:val="20"/>
-        </w:rPr>
-        <w:t>Por analogia ao modelo já vigente em contratações: assessoramento jurídico, controle interno, NEGI (estratégia, governança e integridade) e DTIC — a quem cabe manter o catálogo de ferramentas autorizadas e classificar o risco de cada uma.</w:t>
-      </w:r>
-    </w:p>
-    <w:p>
-      <w:pPr>
-        <w:spacing w:before="0" w:after="60"/>
-      </w:pPr>
-      <w:r>
-        <w:rPr>
-          <w:rFonts w:ascii="Calibri" w:hAnsi="Calibri"/>
-          <w:b/>
-          <w:i w:val="0"/>
-          <w:color w:val="767676"/>
-          <w:sz w:val="17"/>
-        </w:rPr>
-        <w:t>Controles nesta linha</w:t>
-      </w:r>
-    </w:p>
-    <w:p>
-      <w:pPr>
-        <w:pStyle w:val="ListBullet"/>
-        <w:spacing w:after="60"/>
-        <w:ind w:left="397"/>
-      </w:pPr>
-      <w:r>
-        <w:rPr>
-          <w:rFonts w:ascii="Calibri" w:hAnsi="Calibri"/>
-          <w:color w:val="484848"/>
-          <w:sz w:val="19"/>
-        </w:rPr>
-        <w:t>Catálogo de ferramentas autorizadas, com revisão semestral (Política, item 6)</w:t>
-      </w:r>
-    </w:p>
-    <w:p>
-      <w:pPr>
-        <w:pStyle w:val="ListBullet"/>
-        <w:spacing w:after="60"/>
-        <w:ind w:left="397"/>
-      </w:pPr>
-      <w:r>
-        <w:rPr>
-          <w:rFonts w:ascii="Calibri" w:hAnsi="Calibri"/>
-          <w:color w:val="484848"/>
-          <w:sz w:val="19"/>
-        </w:rPr>
-        <w:t>Registro na plataforma Sinapses do CNJ (Portaria LowCodeJud v2, art. 38, VII)</w:t>
-      </w:r>
-    </w:p>
-    <w:p>
-      <w:pPr>
-        <w:pStyle w:val="ListBullet"/>
-        <w:spacing w:after="60"/>
-        <w:ind w:left="397"/>
-      </w:pPr>
-      <w:r>
-        <w:rPr>
-          <w:rFonts w:ascii="Calibri" w:hAnsi="Calibri"/>
-          <w:color w:val="484848"/>
-          <w:sz w:val="19"/>
-        </w:rPr>
-        <w:t>Sandbox obrigatório para desenvolvimento — vedado dado real</w:t>
-      </w:r>
-    </w:p>
-    <w:p>
-      <w:pPr>
-        <w:pStyle w:val="ListBullet"/>
-        <w:spacing w:after="60"/>
-        <w:ind w:left="397"/>
-      </w:pPr>
-      <w:r>
-        <w:rPr>
-          <w:rFonts w:ascii="Calibri" w:hAnsi="Calibri"/>
-          <w:color w:val="484848"/>
-          <w:sz w:val="19"/>
-        </w:rPr>
-        <w:t>Comitê de IA e relatórios trimestrais (previsto na Minuta de Diretrizes, art. 18)</w:t>
-      </w:r>
-    </w:p>
-    <w:p>
-      <w:pPr>
-        <w:pStyle w:val="ListBullet"/>
-        <w:spacing w:after="60"/>
-        <w:ind w:left="397"/>
-      </w:pPr>
-      <w:r>
-        <w:rPr>
-          <w:rFonts w:ascii="Calibri" w:hAnsi="Calibri"/>
-          <w:color w:val="484848"/>
-          <w:sz w:val="19"/>
-        </w:rPr>
-        <w:t>LACUNA: o NEGI não tem competência nominal em nenhuma norma de IA da JFCE</w:t>
-      </w:r>
-    </w:p>
-    <w:p>
-      <w:pPr>
-        <w:spacing w:before="120" w:after="60"/>
-      </w:pPr>
-      <w:r>
-        <w:rPr>
-          <w:rFonts w:ascii="Calibri" w:hAnsi="Calibri"/>
-          <w:b/>
-          <w:i w:val="0"/>
-          <w:color w:val="767676"/>
-          <w:sz w:val="17"/>
-        </w:rPr>
-        <w:t>Formada por</w:t>
-      </w:r>
-    </w:p>
-    <w:p>
-      <w:pPr>
-        <w:spacing w:before="0" w:after="40"/>
-      </w:pPr>
-      <w:r>
-        <w:rPr>
-          <w:rFonts w:ascii="Calibri" w:hAnsi="Calibri"/>
-          <w:b/>
-          <w:i w:val="0"/>
-          <w:color w:val="121212"/>
-          <w:sz w:val="20"/>
-        </w:rPr>
-        <w:t xml:space="preserve">Transformação Administrativa com IA — </w:t>
-      </w:r>
-      <w:r>
-        <w:rPr>
-          <w:rFonts w:ascii="Calibri" w:hAnsi="Calibri"/>
-          <w:b w:val="0"/>
-          <w:i w:val="0"/>
-          <w:color w:val="A00F58"/>
-          <w:sz w:val="18"/>
-        </w:rPr>
-        <w:t>5,5h por unidade · dentro das 56h</w:t>
-      </w:r>
-    </w:p>
-    <w:p>
-      <w:pPr>
-        <w:spacing w:before="0" w:after="160"/>
-      </w:pPr>
-      <w:r>
-        <w:rPr>
-          <w:rFonts w:ascii="Calibri" w:hAnsi="Calibri"/>
-          <w:b w:val="0"/>
-          <w:i w:val="0"/>
-          <w:color w:val="484848"/>
-          <w:sz w:val="19"/>
-        </w:rPr>
-        <w:t>Módulos próprios para o NEGI e para a Assessoria Jurídica: análise de conformidade normativa, indicadores institucionais e verificação de conformidade de processos com as normas vigentes.</w:t>
-      </w:r>
-    </w:p>
-    <w:p>
-      <w:pPr>
-        <w:spacing w:before="0" w:after="40"/>
-      </w:pPr>
-      <w:r>
-        <w:rPr>
-          <w:rFonts w:ascii="Calibri" w:hAnsi="Calibri"/>
-          <w:b/>
-          <w:i w:val="0"/>
-          <w:color w:val="121212"/>
-          <w:sz w:val="20"/>
-        </w:rPr>
-        <w:t xml:space="preserve">Servidor + Dados (Eixo II) — </w:t>
-      </w:r>
-      <w:r>
-        <w:rPr>
-          <w:rFonts w:ascii="Calibri" w:hAnsi="Calibri"/>
-          <w:b w:val="0"/>
-          <w:i w:val="0"/>
-          <w:color w:val="A00F58"/>
-          <w:sz w:val="18"/>
-        </w:rPr>
-        <w:t>16h · 5 módulos</w:t>
-      </w:r>
-    </w:p>
-    <w:p>
-      <w:pPr>
-        <w:spacing w:before="0" w:after="160"/>
-      </w:pPr>
-      <w:r>
-        <w:rPr>
-          <w:rFonts w:ascii="Calibri" w:hAnsi="Calibri"/>
-          <w:b w:val="0"/>
-          <w:i w:val="0"/>
-          <w:color w:val="484848"/>
-          <w:sz w:val="19"/>
-        </w:rPr>
-        <w:t>A régua do TCU e o protocolo de resposta a incidente, exercitado em formato de mesa.</w:t>
-      </w:r>
-    </w:p>
-    <w:p>
-      <w:pPr>
-        <w:pStyle w:val="Heading2"/>
-      </w:pPr>
-      <w:r>
-        <w:t>Terceira linha — quem audita</w:t>
-      </w:r>
-    </w:p>
-    <w:p>
-      <w:pPr>
-        <w:spacing w:before="0" w:after="80"/>
-      </w:pPr>
-      <w:r>
-        <w:rPr>
-          <w:rFonts w:ascii="Cambria" w:hAnsi="Cambria"/>
-          <w:b w:val="0"/>
-          <w:i w:val="0"/>
-          <w:color w:val="A00F58"/>
-          <w:sz w:val="23"/>
-        </w:rPr>
-        <w:t>Quem verifica se o controle funcionou</w:t>
-      </w:r>
-    </w:p>
-    <w:p>
-      <w:pPr>
-        <w:spacing w:before="0" w:after="160"/>
-      </w:pPr>
-      <w:r>
-        <w:rPr>
-          <w:rFonts w:ascii="Calibri" w:hAnsi="Calibri"/>
-          <w:b w:val="0"/>
-          <w:i w:val="0"/>
-          <w:color w:val="484848"/>
-          <w:sz w:val="20"/>
-        </w:rPr>
-        <w:t>Auditoria interna e, externamente, TCU, CNJ e CJF. A minuta de Diretrizes prevê auditoria anual sobre o uso de IA na seccional, com escopo mínimo: lista de ferramentas autorizadas, análise de incidentes e verificação amostral da supervisão humana.</w:t>
-      </w:r>
-    </w:p>
-    <w:p>
-      <w:pPr>
-        <w:spacing w:before="0" w:after="60"/>
-      </w:pPr>
-      <w:r>
-        <w:rPr>
-          <w:rFonts w:ascii="Calibri" w:hAnsi="Calibri"/>
-          <w:b/>
-          <w:i w:val="0"/>
-          <w:color w:val="767676"/>
-          <w:sz w:val="17"/>
-        </w:rPr>
-        <w:t>Controles nesta linha</w:t>
-      </w:r>
-    </w:p>
-    <w:p>
-      <w:pPr>
-        <w:pStyle w:val="ListBullet"/>
-        <w:spacing w:after="60"/>
-        <w:ind w:left="397"/>
-      </w:pPr>
-      <w:r>
-        <w:rPr>
-          <w:rFonts w:ascii="Calibri" w:hAnsi="Calibri"/>
-          <w:color w:val="484848"/>
-          <w:sz w:val="19"/>
-        </w:rPr>
-        <w:t>Auditoria anual sobre uso de IA (prevista na Minuta de Diretrizes, art. 24)</w:t>
-      </w:r>
-    </w:p>
-    <w:p>
-      <w:pPr>
-        <w:pStyle w:val="ListBullet"/>
-        <w:spacing w:after="60"/>
-        <w:ind w:left="397"/>
-      </w:pPr>
-      <w:r>
-        <w:rPr>
-          <w:rFonts w:ascii="Calibri" w:hAnsi="Calibri"/>
-          <w:color w:val="484848"/>
-          <w:sz w:val="19"/>
-        </w:rPr>
-        <w:t>Verificação amostral da supervisão humana (Minuta, art. 24, §1º)</w:t>
-      </w:r>
-    </w:p>
-    <w:p>
-      <w:pPr>
-        <w:pStyle w:val="ListBullet"/>
-        <w:spacing w:after="60"/>
-        <w:ind w:left="397"/>
-      </w:pPr>
-      <w:r>
-        <w:rPr>
-          <w:rFonts w:ascii="Calibri" w:hAnsi="Calibri"/>
-          <w:color w:val="484848"/>
-          <w:sz w:val="19"/>
-        </w:rPr>
-        <w:t>LACUNA: LGPD ainda fora do plano anual de auditoria (Acórdão TCU 1372/2025, Rec. 9.1.8.2)</w:t>
-      </w:r>
-    </w:p>
-    <w:p>
-      <w:pPr>
-        <w:pStyle w:val="ListBullet"/>
-        <w:spacing w:after="60"/>
-        <w:ind w:left="397"/>
-      </w:pPr>
-      <w:r>
-        <w:rPr>
-          <w:rFonts w:ascii="Calibri" w:hAnsi="Calibri"/>
-          <w:color w:val="484848"/>
-          <w:sz w:val="19"/>
-        </w:rPr>
-        <w:t>LACUNA: o NUAUD não tem competência nominal em nenhuma norma de IA da JFCE</w:t>
-      </w:r>
-    </w:p>
-    <w:p>
-      <w:pPr>
-        <w:spacing w:before="120" w:after="60"/>
-      </w:pPr>
-      <w:r>
-        <w:rPr>
-          <w:rFonts w:ascii="Calibri" w:hAnsi="Calibri"/>
-          <w:b/>
-          <w:i w:val="0"/>
-          <w:color w:val="767676"/>
-          <w:sz w:val="17"/>
-        </w:rPr>
-        <w:t>Formada por</w:t>
-      </w:r>
-    </w:p>
-    <w:p>
-      <w:pPr>
-        <w:spacing w:before="0" w:after="40"/>
-      </w:pPr>
-      <w:r>
-        <w:rPr>
-          <w:rFonts w:ascii="Calibri" w:hAnsi="Calibri"/>
-          <w:b/>
-          <w:i w:val="0"/>
-          <w:color w:val="121212"/>
-          <w:sz w:val="20"/>
-        </w:rPr>
-        <w:t xml:space="preserve">Transformação Administrativa com IA — </w:t>
-      </w:r>
-      <w:r>
-        <w:rPr>
-          <w:rFonts w:ascii="Calibri" w:hAnsi="Calibri"/>
-          <w:b w:val="0"/>
-          <w:i w:val="0"/>
-          <w:color w:val="A00F58"/>
-          <w:sz w:val="18"/>
-        </w:rPr>
-        <w:t>5,5h · dois encontros · dentro das 56h</w:t>
-      </w:r>
-    </w:p>
-    <w:p>
-      <w:pPr>
-        <w:spacing w:before="0" w:after="160"/>
-      </w:pPr>
-      <w:r>
-        <w:rPr>
-          <w:rFonts w:ascii="Calibri" w:hAnsi="Calibri"/>
-          <w:b w:val="0"/>
-          <w:i w:val="0"/>
-          <w:color w:val="484848"/>
-          <w:sz w:val="19"/>
-        </w:rPr>
-        <w:t>O módulo do NUAUD é o único do portfólio escrito para o ato de auditar: detecção de anomalias em documentos, checklists dinâmicos de conformidade, estruturação de evidências e documentação sistemática de achados.</w:t>
-      </w:r>
-    </w:p>
-    <w:p>
-      <w:pPr>
-        <w:spacing w:before="200" w:after="200"/>
-        <w:pBdr>
-          <w:bottom w:val="single" w:sz="6" w:space="1" w:color="D9D9D4"/>
-        </w:pBdr>
-      </w:pPr>
-    </w:p>
-    <w:p>
-      <w:pPr>
-        <w:pStyle w:val="Heading2"/>
-      </w:pPr>
-      <w:r>
-        <w:t>Declaração de lacuna</w:t>
-      </w:r>
-    </w:p>
-    <w:p>
-      <w:pPr>
-        <w:spacing w:before="0" w:after="160"/>
-      </w:pPr>
-      <w:r>
-        <w:rPr>
-          <w:rFonts w:ascii="Calibri" w:hAnsi="Calibri"/>
-          <w:b/>
-          <w:i w:val="0"/>
-          <w:color w:val="121212"/>
-          <w:sz w:val="21"/>
-        </w:rPr>
-        <w:t>Nenhuma norma de governança de IA da JFCE atribui hoje competência nominal ao NUAUD ou ao NEGI.</w:t>
-      </w:r>
-      <w:r>
-        <w:rPr>
-          <w:rFonts w:ascii="Calibri" w:hAnsi="Calibri"/>
-          <w:b w:val="0"/>
-          <w:i w:val="0"/>
-          <w:color w:val="484848"/>
-          <w:sz w:val="21"/>
-        </w:rPr>
-        <w:t xml:space="preserve"> A minuta de Diretrizes prevê auditoria anual com apoio da "auditoria interna", sem nomear a unidade; o NEGI não figura em nenhuma das instâncias de governança previstas. No campo da proteção de dados, a mesma ausência já foi reconhecida internamente como falha de segunda linha de defesa e é objeto da Recomendação 9.1.8.2 do Acórdão TCU n.º 1372/2025.</w:t>
-      </w:r>
-    </w:p>
-    <w:p>
-      <w:pPr>
-        <w:spacing w:before="0" w:after="120"/>
-      </w:pPr>
-      <w:r>
-        <w:rPr>
-          <w:rFonts w:ascii="Calibri" w:hAnsi="Calibri"/>
-          <w:b w:val="0"/>
-          <w:i w:val="0"/>
-          <w:color w:val="484848"/>
-          <w:sz w:val="21"/>
-        </w:rPr>
-        <w:t xml:space="preserve">Este portfólio não corrige uma lacuna normativa — nenhuma capacitação corrige. Mas prepara, desde já, as pessoas que ocuparão essas posições quando a norma as nomear. </w:t>
-      </w:r>
-      <w:r>
-        <w:rPr>
-          <w:rFonts w:ascii="Calibri" w:hAnsi="Calibri"/>
-          <w:b/>
-          <w:i w:val="0"/>
-          <w:color w:val="121212"/>
-          <w:sz w:val="21"/>
-        </w:rPr>
-        <w:t>Hoje, a capacitação é o controle de primeira linha que a instituição efetivamente possui sobre o uso da IA.</w:t>
-      </w:r>
-      <w:r>
-        <w:rPr>
-          <w:rFonts w:ascii="Calibri" w:hAnsi="Calibri"/>
-          <w:b w:val="0"/>
-          <w:i w:val="0"/>
-          <w:color w:val="484848"/>
-          <w:sz w:val="21"/>
-        </w:rPr>
-        <w:t xml:space="preserve"> Credenciá-la é o que a transforma de iniciativa em controle.</w:t>
-      </w:r>
-    </w:p>
-    <w:p>
-      <w:r>
-        <w:br w:type="page"/>
-      </w:r>
-    </w:p>
-    <w:p>
-      <w:pPr>
-        <w:sectPr>
-          <w:pgSz w:w="11906" w:h="16838"/>
-          <w:pgMar w:top="1417" w:right="1474" w:bottom="1247" w:left="1474" w:header="720" w:footer="720" w:gutter="0"/>
-          <w:cols w:space="720"/>
-          <w:docGrid w:linePitch="360"/>
-        </w:sectPr>
-      </w:pPr>
-    </w:p>
-    <w:p>
-      <w:pPr>
-        <w:pStyle w:val="Heading1"/>
-      </w:pPr>
-      <w:r>
-        <w:t>6. Quadro comparativo</w:t>
-      </w:r>
-    </w:p>
-    <w:tbl>
-      <w:tblPr>
-        <w:tblStyle w:val="TableGrid"/>
-        <w:tblW w:type="auto" w:w="0"/>
-        <w:tblLook w:firstColumn="1" w:firstRow="1" w:lastColumn="0" w:lastRow="0" w:noHBand="0" w:noVBand="1" w:val="04A0"/>
-      </w:tblPr>
-      <w:tblGrid>
-        <w:gridCol w:w="2081"/>
-        <w:gridCol w:w="2081"/>
-        <w:gridCol w:w="2081"/>
-        <w:gridCol w:w="2081"/>
-        <w:gridCol w:w="2081"/>
-        <w:gridCol w:w="2081"/>
-        <w:gridCol w:w="2081"/>
-      </w:tblGrid>
-      <w:tr>
-        <w:tc>
-          <w:tcPr>
-            <w:tcW w:type="dxa" w:w="2835"/>
-            <w:shd w:val="clear" w:fill="EFEFEC"/>
-          </w:tcPr>
-          <w:p>
-            <w:pPr>
-              <w:spacing w:after="40"/>
-            </w:pPr>
-            <w:r>
-              <w:rPr>
-                <w:rFonts w:ascii="Calibri" w:hAnsi="Calibri"/>
-                <w:b/>
-                <w:color w:val="444444"/>
-                <w:sz w:val="16"/>
-              </w:rPr>
-              <w:t>CAPACITAÇÃO</w:t>
+              <w:t>8 a 12h adicionais</w:t>
             </w:r>
           </w:p>
         </w:tc>
         <w:tc>
           <w:tcPr>
-            <w:tcW w:type="dxa" w:w="2041"/>
-            <w:shd w:val="clear" w:fill="EFEFEC"/>
-          </w:tcPr>
-          <w:p>
-            <w:pPr>
-              <w:spacing w:after="40"/>
-            </w:pPr>
-            <w:r>
-              <w:rPr>
-                <w:rFonts w:ascii="Calibri" w:hAnsi="Calibri"/>
-                <w:b/>
-                <w:color w:val="444444"/>
-                <w:sz w:val="16"/>
-              </w:rPr>
-              <w:t>CARGA</w:t>
-            </w:r>
-          </w:p>
-        </w:tc>
-        <w:tc>
-          <w:tcPr>
-            <w:tcW w:type="dxa" w:w="1928"/>
-            <w:shd w:val="clear" w:fill="EFEFEC"/>
-          </w:tcPr>
-          <w:p>
-            <w:pPr>
-              <w:spacing w:after="40"/>
-            </w:pPr>
-            <w:r>
-              <w:rPr>
-                <w:rFonts w:ascii="Calibri" w:hAnsi="Calibri"/>
-                <w:b/>
-                <w:color w:val="444444"/>
-                <w:sz w:val="16"/>
-              </w:rPr>
-              <w:t>MODALIDADE</w:t>
-            </w:r>
-          </w:p>
-        </w:tc>
-        <w:tc>
-          <w:tcPr>
-            <w:tcW w:type="dxa" w:w="2494"/>
-            <w:shd w:val="clear" w:fill="EFEFEC"/>
-          </w:tcPr>
-          <w:p>
-            <w:pPr>
-              <w:spacing w:after="40"/>
-            </w:pPr>
-            <w:r>
-              <w:rPr>
-                <w:rFonts w:ascii="Calibri" w:hAnsi="Calibri"/>
-                <w:b/>
-                <w:color w:val="444444"/>
-                <w:sz w:val="16"/>
-              </w:rPr>
-              <w:t>PÚBLICO</w:t>
-            </w:r>
-          </w:p>
-        </w:tc>
-        <w:tc>
-          <w:tcPr>
-            <w:tcW w:type="dxa" w:w="1644"/>
-            <w:shd w:val="clear" w:fill="EFEFEC"/>
-          </w:tcPr>
-          <w:p>
-            <w:pPr>
-              <w:spacing w:after="40"/>
-            </w:pPr>
-            <w:r>
-              <w:rPr>
-                <w:rFonts w:ascii="Calibri" w:hAnsi="Calibri"/>
-                <w:b/>
-                <w:color w:val="444444"/>
-                <w:sz w:val="16"/>
-              </w:rPr>
-              <w:t>VAGAS</w:t>
-            </w:r>
-          </w:p>
-        </w:tc>
-        <w:tc>
-          <w:tcPr>
-            <w:tcW w:type="dxa" w:w="2438"/>
-            <w:shd w:val="clear" w:fill="EFEFEC"/>
-          </w:tcPr>
-          <w:p>
-            <w:pPr>
-              <w:spacing w:after="40"/>
-            </w:pPr>
-            <w:r>
-              <w:rPr>
-                <w:rFonts w:ascii="Calibri" w:hAnsi="Calibri"/>
-                <w:b/>
-                <w:color w:val="444444"/>
-                <w:sz w:val="16"/>
-              </w:rPr>
-              <w:t>APROVAÇÃO</w:t>
-            </w:r>
-          </w:p>
-        </w:tc>
-        <w:tc>
-          <w:tcPr>
-            <w:tcW w:type="dxa" w:w="1191"/>
-            <w:shd w:val="clear" w:fill="EFEFEC"/>
-          </w:tcPr>
-          <w:p>
-            <w:pPr>
-              <w:spacing w:after="40"/>
-            </w:pPr>
-            <w:r>
-              <w:rPr>
-                <w:rFonts w:ascii="Calibri" w:hAnsi="Calibri"/>
-                <w:b/>
-                <w:color w:val="444444"/>
-                <w:sz w:val="16"/>
-              </w:rPr>
-              <w:t>LINHA</w:t>
-            </w:r>
-          </w:p>
-        </w:tc>
-      </w:tr>
-      <w:tr>
-        <w:tc>
-          <w:tcPr>
             <w:tcW w:type="dxa" w:w="2835"/>
-          </w:tcPr>
-          <w:p>
-            <w:pPr>
-              <w:spacing w:after="40"/>
-            </w:pPr>
-            <w:r>
-              <w:rPr>
-                <w:rFonts w:ascii="Calibri" w:hAnsi="Calibri"/>
-                <w:b/>
-                <w:color w:val="A00F58"/>
-                <w:sz w:val="18"/>
-              </w:rPr>
-              <w:t>Transformação Administrativa com IA</w:t>
-            </w:r>
-          </w:p>
-        </w:tc>
-        <w:tc>
-          <w:tcPr>
-            <w:tcW w:type="dxa" w:w="2041"/>
           </w:tcPr>
           <w:p>
             <w:pPr>
@@ -5304,13 +4601,13 @@
                 <w:color w:val="484848"/>
                 <w:sz w:val="18"/>
               </w:rPr>
-              <w:t>56h no total; 14,5h por cursista</w:t>
+              <w:t>Presencial e mentoria</w:t>
             </w:r>
           </w:p>
         </w:tc>
         <w:tc>
           <w:tcPr>
-            <w:tcW w:type="dxa" w:w="1928"/>
+            <w:tcW w:type="dxa" w:w="3572"/>
           </w:tcPr>
           <w:p>
             <w:pPr>
@@ -5323,610 +4620,13 @@
                 <w:color w:val="484848"/>
                 <w:sz w:val="18"/>
               </w:rPr>
-              <w:t>Presencial (EDIRB)</w:t>
+              <w:t>Servidores já certificados</w:t>
             </w:r>
           </w:p>
         </w:tc>
         <w:tc>
           <w:tcPr>
-            <w:tcW w:type="dxa" w:w="2494"/>
-          </w:tcPr>
-          <w:p>
-            <w:pPr>
-              <w:spacing w:after="40"/>
-            </w:pPr>
-            <w:r>
-              <w:rPr>
-                <w:rFonts w:ascii="Calibri" w:hAnsi="Calibri"/>
-                <w:b w:val="0"/>
-                <w:color w:val="484848"/>
-                <w:sz w:val="18"/>
-              </w:rPr>
-              <w:t>9 unidades administrativas</w:t>
-            </w:r>
-          </w:p>
-        </w:tc>
-        <w:tc>
-          <w:tcPr>
-            <w:tcW w:type="dxa" w:w="1644"/>
-          </w:tcPr>
-          <w:p>
-            <w:pPr>
-              <w:spacing w:after="40"/>
-            </w:pPr>
-            <w:r>
-              <w:rPr>
-                <w:rFonts w:ascii="Calibri" w:hAnsi="Calibri"/>
-                <w:b w:val="0"/>
-                <w:color w:val="484848"/>
-                <w:sz w:val="18"/>
-              </w:rPr>
-              <w:t>30</w:t>
-            </w:r>
-          </w:p>
-        </w:tc>
-        <w:tc>
-          <w:tcPr>
-            <w:tcW w:type="dxa" w:w="2438"/>
-          </w:tcPr>
-          <w:p>
-            <w:pPr>
-              <w:spacing w:after="40"/>
-            </w:pPr>
-            <w:r>
-              <w:rPr>
-                <w:rFonts w:ascii="Calibri" w:hAnsi="Calibri"/>
-                <w:b w:val="0"/>
-                <w:color w:val="484848"/>
-                <w:sz w:val="18"/>
-              </w:rPr>
-              <w:t>70% nota; 75% frequência</w:t>
-            </w:r>
-          </w:p>
-        </w:tc>
-        <w:tc>
-          <w:tcPr>
-            <w:tcW w:type="dxa" w:w="1191"/>
-          </w:tcPr>
-          <w:p>
-            <w:pPr>
-              <w:spacing w:after="40"/>
-            </w:pPr>
-            <w:r>
-              <w:rPr>
-                <w:rFonts w:ascii="Calibri" w:hAnsi="Calibri"/>
-                <w:b w:val="0"/>
-                <w:color w:val="484848"/>
-                <w:sz w:val="18"/>
-              </w:rPr>
-              <w:t>2ª e 3ª</w:t>
-            </w:r>
-          </w:p>
-        </w:tc>
-      </w:tr>
-      <w:tr>
-        <w:tc>
-          <w:tcPr>
-            <w:tcW w:type="dxa" w:w="2835"/>
-          </w:tcPr>
-          <w:p>
-            <w:pPr>
-              <w:spacing w:after="40"/>
-            </w:pPr>
-            <w:r>
-              <w:rPr>
-                <w:rFonts w:ascii="Calibri" w:hAnsi="Calibri"/>
-                <w:b/>
-                <w:color w:val="0074A6"/>
-                <w:sz w:val="18"/>
-              </w:rPr>
-              <w:t>Servidor + IA</w:t>
-            </w:r>
-          </w:p>
-        </w:tc>
-        <w:tc>
-          <w:tcPr>
-            <w:tcW w:type="dxa" w:w="2041"/>
-          </w:tcPr>
-          <w:p>
-            <w:pPr>
-              <w:spacing w:after="40"/>
-            </w:pPr>
-            <w:r>
-              <w:rPr>
-                <w:rFonts w:ascii="Calibri" w:hAnsi="Calibri"/>
-                <w:b w:val="0"/>
-                <w:color w:val="484848"/>
-                <w:sz w:val="18"/>
-              </w:rPr>
-              <w:t>24h</w:t>
-            </w:r>
-          </w:p>
-        </w:tc>
-        <w:tc>
-          <w:tcPr>
-            <w:tcW w:type="dxa" w:w="1928"/>
-          </w:tcPr>
-          <w:p>
-            <w:pPr>
-              <w:spacing w:after="40"/>
-            </w:pPr>
-            <w:r>
-              <w:rPr>
-                <w:rFonts w:ascii="Calibri" w:hAnsi="Calibri"/>
-                <w:b w:val="0"/>
-                <w:color w:val="484848"/>
-                <w:sz w:val="18"/>
-              </w:rPr>
-              <w:t>Online ao vivo</w:t>
-            </w:r>
-          </w:p>
-        </w:tc>
-        <w:tc>
-          <w:tcPr>
-            <w:tcW w:type="dxa" w:w="2494"/>
-          </w:tcPr>
-          <w:p>
-            <w:pPr>
-              <w:spacing w:after="40"/>
-            </w:pPr>
-            <w:r>
-              <w:rPr>
-                <w:rFonts w:ascii="Calibri" w:hAnsi="Calibri"/>
-                <w:b w:val="0"/>
-                <w:color w:val="484848"/>
-                <w:sz w:val="18"/>
-              </w:rPr>
-              <w:t>Área-fim (varas, turmas, gabinetes)</w:t>
-            </w:r>
-          </w:p>
-        </w:tc>
-        <w:tc>
-          <w:tcPr>
-            <w:tcW w:type="dxa" w:w="1644"/>
-          </w:tcPr>
-          <w:p>
-            <w:pPr>
-              <w:spacing w:after="40"/>
-            </w:pPr>
-            <w:r>
-              <w:rPr>
-                <w:rFonts w:ascii="Calibri" w:hAnsi="Calibri"/>
-                <w:b w:val="0"/>
-                <w:color w:val="484848"/>
-                <w:sz w:val="18"/>
-              </w:rPr>
-              <w:t>25–30; 2 turmas</w:t>
-            </w:r>
-          </w:p>
-        </w:tc>
-        <w:tc>
-          <w:tcPr>
-            <w:tcW w:type="dxa" w:w="2438"/>
-          </w:tcPr>
-          <w:p>
-            <w:pPr>
-              <w:spacing w:after="40"/>
-            </w:pPr>
-            <w:r>
-              <w:rPr>
-                <w:rFonts w:ascii="Calibri" w:hAnsi="Calibri"/>
-                <w:b w:val="0"/>
-                <w:color w:val="484848"/>
-                <w:sz w:val="18"/>
-              </w:rPr>
-              <w:t>80% frequência + projeto integrador</w:t>
-            </w:r>
-          </w:p>
-        </w:tc>
-        <w:tc>
-          <w:tcPr>
-            <w:tcW w:type="dxa" w:w="1191"/>
-          </w:tcPr>
-          <w:p>
-            <w:pPr>
-              <w:spacing w:after="40"/>
-            </w:pPr>
-            <w:r>
-              <w:rPr>
-                <w:rFonts w:ascii="Calibri" w:hAnsi="Calibri"/>
-                <w:b w:val="0"/>
-                <w:color w:val="484848"/>
-                <w:sz w:val="18"/>
-              </w:rPr>
-              <w:t>1ª</w:t>
-            </w:r>
-          </w:p>
-        </w:tc>
-      </w:tr>
-      <w:tr>
-        <w:tc>
-          <w:tcPr>
-            <w:tcW w:type="dxa" w:w="2835"/>
-          </w:tcPr>
-          <w:p>
-            <w:pPr>
-              <w:spacing w:after="40"/>
-            </w:pPr>
-            <w:r>
-              <w:rPr>
-                <w:rFonts w:ascii="Calibri" w:hAnsi="Calibri"/>
-                <w:b/>
-                <w:color w:val="0074A6"/>
-                <w:sz w:val="18"/>
-              </w:rPr>
-              <w:t>Oficina Prompt Lab</w:t>
-            </w:r>
-          </w:p>
-        </w:tc>
-        <w:tc>
-          <w:tcPr>
-            <w:tcW w:type="dxa" w:w="2041"/>
-          </w:tcPr>
-          <w:p>
-            <w:pPr>
-              <w:spacing w:after="40"/>
-            </w:pPr>
-            <w:r>
-              <w:rPr>
-                <w:rFonts w:ascii="Calibri" w:hAnsi="Calibri"/>
-                <w:b w:val="0"/>
-                <w:color w:val="484848"/>
-                <w:sz w:val="18"/>
-              </w:rPr>
-              <w:t>3h/edição; 24h na série</w:t>
-            </w:r>
-          </w:p>
-        </w:tc>
-        <w:tc>
-          <w:tcPr>
-            <w:tcW w:type="dxa" w:w="1928"/>
-          </w:tcPr>
-          <w:p>
-            <w:pPr>
-              <w:spacing w:after="40"/>
-            </w:pPr>
-            <w:r>
-              <w:rPr>
-                <w:rFonts w:ascii="Calibri" w:hAnsi="Calibri"/>
-                <w:b w:val="0"/>
-                <w:color w:val="484848"/>
-                <w:sz w:val="18"/>
-              </w:rPr>
-              <w:t>Presencial (laboratório)</w:t>
-            </w:r>
-          </w:p>
-        </w:tc>
-        <w:tc>
-          <w:tcPr>
-            <w:tcW w:type="dxa" w:w="2494"/>
-          </w:tcPr>
-          <w:p>
-            <w:pPr>
-              <w:spacing w:after="40"/>
-            </w:pPr>
-            <w:r>
-              <w:rPr>
-                <w:rFonts w:ascii="Calibri" w:hAnsi="Calibri"/>
-                <w:b w:val="0"/>
-                <w:color w:val="484848"/>
-                <w:sz w:val="18"/>
-              </w:rPr>
-              <w:t>Área-fim e área-meio, alternadas</w:t>
-            </w:r>
-          </w:p>
-        </w:tc>
-        <w:tc>
-          <w:tcPr>
-            <w:tcW w:type="dxa" w:w="1644"/>
-          </w:tcPr>
-          <w:p>
-            <w:pPr>
-              <w:spacing w:after="40"/>
-            </w:pPr>
-            <w:r>
-              <w:rPr>
-                <w:rFonts w:ascii="Calibri" w:hAnsi="Calibri"/>
-                <w:b w:val="0"/>
-                <w:color w:val="484848"/>
-                <w:sz w:val="18"/>
-              </w:rPr>
-              <w:t>15–20 por edição</w:t>
-            </w:r>
-          </w:p>
-        </w:tc>
-        <w:tc>
-          <w:tcPr>
-            <w:tcW w:type="dxa" w:w="2438"/>
-          </w:tcPr>
-          <w:p>
-            <w:pPr>
-              <w:spacing w:after="40"/>
-            </w:pPr>
-            <w:r>
-              <w:rPr>
-                <w:rFonts w:ascii="Calibri" w:hAnsi="Calibri"/>
-                <w:b w:val="0"/>
-                <w:color w:val="484848"/>
-                <w:sz w:val="18"/>
-              </w:rPr>
-              <w:t>Presença integral + prompt validado</w:t>
-            </w:r>
-          </w:p>
-        </w:tc>
-        <w:tc>
-          <w:tcPr>
-            <w:tcW w:type="dxa" w:w="1191"/>
-          </w:tcPr>
-          <w:p>
-            <w:pPr>
-              <w:spacing w:after="40"/>
-            </w:pPr>
-            <w:r>
-              <w:rPr>
-                <w:rFonts w:ascii="Calibri" w:hAnsi="Calibri"/>
-                <w:b w:val="0"/>
-                <w:color w:val="484848"/>
-                <w:sz w:val="18"/>
-              </w:rPr>
-              <w:t>1ª</w:t>
-            </w:r>
-          </w:p>
-        </w:tc>
-      </w:tr>
-      <w:tr>
-        <w:tc>
-          <w:tcPr>
-            <w:tcW w:type="dxa" w:w="2835"/>
-          </w:tcPr>
-          <w:p>
-            <w:pPr>
-              <w:spacing w:after="40"/>
-            </w:pPr>
-            <w:r>
-              <w:rPr>
-                <w:rFonts w:ascii="Calibri" w:hAnsi="Calibri"/>
-                <w:b/>
-                <w:color w:val="3F6B1E"/>
-                <w:sz w:val="18"/>
-              </w:rPr>
-              <w:t>Servidor + Dados</w:t>
-            </w:r>
-          </w:p>
-        </w:tc>
-        <w:tc>
-          <w:tcPr>
-            <w:tcW w:type="dxa" w:w="2041"/>
-          </w:tcPr>
-          <w:p>
-            <w:pPr>
-              <w:spacing w:after="40"/>
-            </w:pPr>
-            <w:r>
-              <w:rPr>
-                <w:rFonts w:ascii="Calibri" w:hAnsi="Calibri"/>
-                <w:b w:val="0"/>
-                <w:color w:val="484848"/>
-                <w:sz w:val="18"/>
-              </w:rPr>
-              <w:t>16h; 5 módulos</w:t>
-            </w:r>
-          </w:p>
-        </w:tc>
-        <w:tc>
-          <w:tcPr>
-            <w:tcW w:type="dxa" w:w="1928"/>
-          </w:tcPr>
-          <w:p>
-            <w:pPr>
-              <w:spacing w:after="40"/>
-            </w:pPr>
-            <w:r>
-              <w:rPr>
-                <w:rFonts w:ascii="Calibri" w:hAnsi="Calibri"/>
-                <w:b w:val="0"/>
-                <w:color w:val="484848"/>
-                <w:sz w:val="18"/>
-              </w:rPr>
-              <w:t>A definir</w:t>
-            </w:r>
-          </w:p>
-        </w:tc>
-        <w:tc>
-          <w:tcPr>
-            <w:tcW w:type="dxa" w:w="2494"/>
-          </w:tcPr>
-          <w:p>
-            <w:pPr>
-              <w:spacing w:after="40"/>
-            </w:pPr>
-            <w:r>
-              <w:rPr>
-                <w:rFonts w:ascii="Calibri" w:hAnsi="Calibri"/>
-                <w:b w:val="0"/>
-                <w:color w:val="484848"/>
-                <w:sz w:val="18"/>
-              </w:rPr>
-              <w:t>Todos os servidores</w:t>
-            </w:r>
-          </w:p>
-        </w:tc>
-        <w:tc>
-          <w:tcPr>
-            <w:tcW w:type="dxa" w:w="1644"/>
-          </w:tcPr>
-          <w:p>
-            <w:pPr>
-              <w:spacing w:after="40"/>
-            </w:pPr>
-            <w:r>
-              <w:rPr>
-                <w:rFonts w:ascii="Calibri" w:hAnsi="Calibri"/>
-                <w:b w:val="0"/>
-                <w:color w:val="484848"/>
-                <w:sz w:val="18"/>
-              </w:rPr>
-              <w:t>20–25 por turma</w:t>
-            </w:r>
-          </w:p>
-        </w:tc>
-        <w:tc>
-          <w:tcPr>
-            <w:tcW w:type="dxa" w:w="2438"/>
-          </w:tcPr>
-          <w:p>
-            <w:pPr>
-              <w:spacing w:after="40"/>
-            </w:pPr>
-            <w:r>
-              <w:rPr>
-                <w:rFonts w:ascii="Calibri" w:hAnsi="Calibri"/>
-                <w:b w:val="0"/>
-                <w:color w:val="484848"/>
-                <w:sz w:val="18"/>
-              </w:rPr>
-              <w:t>A definir no plano de aula</w:t>
-            </w:r>
-          </w:p>
-        </w:tc>
-        <w:tc>
-          <w:tcPr>
-            <w:tcW w:type="dxa" w:w="1191"/>
-          </w:tcPr>
-          <w:p>
-            <w:pPr>
-              <w:spacing w:after="40"/>
-            </w:pPr>
-            <w:r>
-              <w:rPr>
-                <w:rFonts w:ascii="Calibri" w:hAnsi="Calibri"/>
-                <w:b w:val="0"/>
-                <w:color w:val="484848"/>
-                <w:sz w:val="18"/>
-              </w:rPr>
-              <w:t>1ª e 2ª</w:t>
-            </w:r>
-          </w:p>
-        </w:tc>
-      </w:tr>
-      <w:tr>
-        <w:tc>
-          <w:tcPr>
-            <w:tcW w:type="dxa" w:w="2835"/>
-          </w:tcPr>
-          <w:p>
-            <w:pPr>
-              <w:spacing w:after="40"/>
-            </w:pPr>
-            <w:r>
-              <w:rPr>
-                <w:rFonts w:ascii="Calibri" w:hAnsi="Calibri"/>
-                <w:b/>
-                <w:color w:val="A65B00"/>
-                <w:sz w:val="18"/>
-              </w:rPr>
-              <w:t>Programa de Multiplicadores</w:t>
-            </w:r>
-          </w:p>
-        </w:tc>
-        <w:tc>
-          <w:tcPr>
-            <w:tcW w:type="dxa" w:w="2041"/>
-          </w:tcPr>
-          <w:p>
-            <w:pPr>
-              <w:spacing w:after="40"/>
-            </w:pPr>
-            <w:r>
-              <w:rPr>
-                <w:rFonts w:ascii="Calibri" w:hAnsi="Calibri"/>
-                <w:b w:val="0"/>
-                <w:color w:val="484848"/>
-                <w:sz w:val="18"/>
-              </w:rPr>
-              <w:t>8–12h adicionais</w:t>
-            </w:r>
-          </w:p>
-        </w:tc>
-        <w:tc>
-          <w:tcPr>
-            <w:tcW w:type="dxa" w:w="1928"/>
-          </w:tcPr>
-          <w:p>
-            <w:pPr>
-              <w:spacing w:after="40"/>
-            </w:pPr>
-            <w:r>
-              <w:rPr>
-                <w:rFonts w:ascii="Calibri" w:hAnsi="Calibri"/>
-                <w:b w:val="0"/>
-                <w:color w:val="484848"/>
-                <w:sz w:val="18"/>
-              </w:rPr>
-              <w:t>Presencial + mentoria</w:t>
-            </w:r>
-          </w:p>
-        </w:tc>
-        <w:tc>
-          <w:tcPr>
-            <w:tcW w:type="dxa" w:w="2494"/>
-          </w:tcPr>
-          <w:p>
-            <w:pPr>
-              <w:spacing w:after="40"/>
-            </w:pPr>
-            <w:r>
-              <w:rPr>
-                <w:rFonts w:ascii="Calibri" w:hAnsi="Calibri"/>
-                <w:b w:val="0"/>
-                <w:color w:val="484848"/>
-                <w:sz w:val="18"/>
-              </w:rPr>
-              <w:t>Certificados no Servidor + IA</w:t>
-            </w:r>
-          </w:p>
-        </w:tc>
-        <w:tc>
-          <w:tcPr>
-            <w:tcW w:type="dxa" w:w="1644"/>
-          </w:tcPr>
-          <w:p>
-            <w:pPr>
-              <w:spacing w:after="40"/>
-            </w:pPr>
-            <w:r>
-              <w:rPr>
-                <w:rFonts w:ascii="Calibri" w:hAnsi="Calibri"/>
-                <w:b w:val="0"/>
-                <w:color w:val="484848"/>
-                <w:sz w:val="18"/>
-              </w:rPr>
-              <w:t>Seleção qualitativa</w:t>
-            </w:r>
-          </w:p>
-        </w:tc>
-        <w:tc>
-          <w:tcPr>
-            <w:tcW w:type="dxa" w:w="2438"/>
-          </w:tcPr>
-          <w:p>
-            <w:pPr>
-              <w:spacing w:after="40"/>
-            </w:pPr>
-            <w:r>
-              <w:rPr>
-                <w:rFonts w:ascii="Calibri" w:hAnsi="Calibri"/>
-                <w:b w:val="0"/>
-                <w:color w:val="484848"/>
-                <w:sz w:val="18"/>
-              </w:rPr>
-              <w:t>90% de frequência no curso base</w:t>
-            </w:r>
-          </w:p>
-        </w:tc>
-        <w:tc>
-          <w:tcPr>
-            <w:tcW w:type="dxa" w:w="1191"/>
+            <w:tcW w:type="dxa" w:w="1701"/>
           </w:tcPr>
           <w:p>
             <w:pPr>
@@ -5947,21 +4647,6 @@
     </w:tbl>
     <w:p>
       <w:pPr>
-        <w:spacing w:before="100" w:after="120"/>
-      </w:pPr>
-      <w:r>
-        <w:rPr>
-          <w:rFonts w:ascii="Calibri" w:hAnsi="Calibri"/>
-          <w:b w:val="0"/>
-          <w:i/>
-          <w:color w:val="767676"/>
-          <w:sz w:val="17"/>
-        </w:rPr>
-        <w:t>"Linha" indica a linha de defesa que a capacitação forma, conforme a seção 5.</w:t>
-      </w:r>
-    </w:p>
-    <w:p>
-      <w:pPr>
         <w:sectPr>
           <w:pgSz w:w="16838" w:h="11906" w:orient="landscape"/>
           <w:pgMar w:top="1134" w:right="1134" w:bottom="1134" w:left="1134" w:header="720" w:footer="720" w:gutter="0"/>
@@ -5975,7 +4660,7 @@
         <w:pStyle w:val="Heading1"/>
       </w:pPr>
       <w:r>
-        <w:t>7. Base normativa, corpo docente e bibliografia</w:t>
+        <w:t>8. Base normativa e corpo docente</w:t>
       </w:r>
     </w:p>
     <w:p>
@@ -5990,6 +4675,7 @@
       <w:tblPr>
         <w:tblStyle w:val="TableGrid"/>
         <w:tblW w:type="auto" w:w="0"/>
+        <w:jc w:val="left"/>
         <w:tblLook w:firstColumn="1" w:firstRow="1" w:lastColumn="0" w:lastRow="0" w:noHBand="0" w:noVBand="1" w:val="04A0"/>
       </w:tblPr>
       <w:tblGrid>
@@ -6000,7 +4686,7 @@
         <w:tc>
           <w:tcPr>
             <w:tcW w:type="dxa" w:w="2948"/>
-            <w:shd w:val="clear" w:fill="EFEFEC"/>
+            <w:shd w:val="clear" w:fill="F2F2EF"/>
           </w:tcPr>
           <w:p>
             <w:pPr>
@@ -6020,7 +4706,7 @@
         <w:tc>
           <w:tcPr>
             <w:tcW w:type="dxa" w:w="6009"/>
-            <w:shd w:val="clear" w:fill="EFEFEC"/>
+            <w:shd w:val="clear" w:fill="F2F2EF"/>
           </w:tcPr>
           <w:p>
             <w:pPr>
@@ -6051,7 +4737,7 @@
               <w:rPr>
                 <w:rFonts w:ascii="Calibri" w:hAnsi="Calibri"/>
                 <w:b/>
-                <w:color w:val="121212"/>
+                <w:color w:val="B45309"/>
                 <w:sz w:val="18"/>
               </w:rPr>
               <w:t>Resolução CNJ n.º 615/2025</w:t>
@@ -6073,7 +4759,7 @@
                 <w:color w:val="484848"/>
                 <w:sz w:val="18"/>
               </w:rPr>
-              <w:t>Uso de inteligência artificial no Poder Judiciário. Base comum das três capacitações do Eixo III.</w:t>
+              <w:t>Diretrizes para desenvolvimento, utilização e governança de soluções de IA no Poder Judiciário. Base comum de todo o portfólio.</w:t>
             </w:r>
           </w:p>
         </w:tc>
@@ -6091,10 +4777,10 @@
               <w:rPr>
                 <w:rFonts w:ascii="Calibri" w:hAnsi="Calibri"/>
                 <w:b/>
-                <w:color w:val="121212"/>
+                <w:color w:val="B45309"/>
                 <w:sz w:val="18"/>
               </w:rPr>
-              <w:t>Resolução CNJ n.º 332/2020</w:t>
+              <w:t>Lei n.º 13.709/2018 (LGPD)</w:t>
             </w:r>
           </w:p>
         </w:tc>
@@ -6113,7 +4799,7 @@
                 <w:color w:val="484848"/>
                 <w:sz w:val="18"/>
               </w:rPr>
-              <w:t>Ética, transparência e governança na produção e uso de IA no Judiciário.</w:t>
+              <w:t>Tratamento de dados pessoais, com aplicação direta na anonimização praticada nos cursos.</w:t>
             </w:r>
           </w:p>
         </w:tc>
@@ -6131,47 +4817,7 @@
               <w:rPr>
                 <w:rFonts w:ascii="Calibri" w:hAnsi="Calibri"/>
                 <w:b/>
-                <w:color w:val="121212"/>
-                <w:sz w:val="18"/>
-              </w:rPr>
-              <w:t>Lei n.º 13.709/2018 — LGPD</w:t>
-            </w:r>
-          </w:p>
-        </w:tc>
-        <w:tc>
-          <w:tcPr>
-            <w:tcW w:type="dxa" w:w="6009"/>
-          </w:tcPr>
-          <w:p>
-            <w:pPr>
-              <w:spacing w:after="40"/>
-            </w:pPr>
-            <w:r>
-              <w:rPr>
-                <w:rFonts w:ascii="Calibri" w:hAnsi="Calibri"/>
-                <w:b w:val="0"/>
-                <w:color w:val="484848"/>
-                <w:sz w:val="18"/>
-              </w:rPr>
-              <w:t>Tratamento de dados pessoais; base do Eixo II e do Módulo 4 do Servidor + IA.</w:t>
-            </w:r>
-          </w:p>
-        </w:tc>
-      </w:tr>
-      <w:tr>
-        <w:tc>
-          <w:tcPr>
-            <w:tcW w:type="dxa" w:w="2948"/>
-          </w:tcPr>
-          <w:p>
-            <w:pPr>
-              <w:spacing w:after="40"/>
-            </w:pPr>
-            <w:r>
-              <w:rPr>
-                <w:rFonts w:ascii="Calibri" w:hAnsi="Calibri"/>
-                <w:b/>
-                <w:color w:val="121212"/>
+                <w:color w:val="B45309"/>
                 <w:sz w:val="18"/>
               </w:rPr>
               <w:t>Lei n.º 14.133/2021, art. 169</w:t>
@@ -6193,7 +4839,7 @@
                 <w:color w:val="484848"/>
                 <w:sz w:val="18"/>
               </w:rPr>
-              <w:t>Modelo de três linhas de defesa já formalizado na JFCE para gestão e fiscalização de contratos.</w:t>
+              <w:t>Modelo de três linhas de defesa na administração pública, que organiza a seção 6.</w:t>
             </w:r>
           </w:p>
         </w:tc>
@@ -6211,47 +4857,7 @@
               <w:rPr>
                 <w:rFonts w:ascii="Calibri" w:hAnsi="Calibri"/>
                 <w:b/>
-                <w:color w:val="121212"/>
-                <w:sz w:val="18"/>
-              </w:rPr>
-              <w:t>Acórdão TCU n.º 1372/2025</w:t>
-            </w:r>
-          </w:p>
-        </w:tc>
-        <w:tc>
-          <w:tcPr>
-            <w:tcW w:type="dxa" w:w="6009"/>
-          </w:tcPr>
-          <w:p>
-            <w:pPr>
-              <w:spacing w:after="40"/>
-            </w:pPr>
-            <w:r>
-              <w:rPr>
-                <w:rFonts w:ascii="Calibri" w:hAnsi="Calibri"/>
-                <w:b w:val="0"/>
-                <w:color w:val="484848"/>
-                <w:sz w:val="18"/>
-              </w:rPr>
-              <w:t>Monitoramento da conformidade à LGPD; a Recomendação 9.1.8.2 trata do envolvimento da auditoria interna na gestão de riscos.</w:t>
-            </w:r>
-          </w:p>
-        </w:tc>
-      </w:tr>
-      <w:tr>
-        <w:tc>
-          <w:tcPr>
-            <w:tcW w:type="dxa" w:w="2948"/>
-          </w:tcPr>
-          <w:p>
-            <w:pPr>
-              <w:spacing w:after="40"/>
-            </w:pPr>
-            <w:r>
-              <w:rPr>
-                <w:rFonts w:ascii="Calibri" w:hAnsi="Calibri"/>
-                <w:b/>
-                <w:color w:val="121212"/>
+                <w:color w:val="B45309"/>
                 <w:sz w:val="18"/>
               </w:rPr>
               <w:t>Resoluções CNJ n.º 308 e 309/2020</w:t>
@@ -6273,7 +4879,7 @@
                 <w:color w:val="484848"/>
                 <w:sz w:val="18"/>
               </w:rPr>
-              <w:t>Auditoria interna do Poder Judiciário — competência da terceira linha de defesa.</w:t>
+              <w:t>Auditoria interna do Poder Judiciário, competência da terceira linha de defesa.</w:t>
             </w:r>
           </w:p>
         </w:tc>
@@ -6291,7 +4897,47 @@
               <w:rPr>
                 <w:rFonts w:ascii="Calibri" w:hAnsi="Calibri"/>
                 <w:b/>
-                <w:color w:val="121212"/>
+                <w:color w:val="B45309"/>
+                <w:sz w:val="18"/>
+              </w:rPr>
+              <w:t>Resolução CD/ANPD n.º 15/2024</w:t>
+            </w:r>
+          </w:p>
+        </w:tc>
+        <w:tc>
+          <w:tcPr>
+            <w:tcW w:type="dxa" w:w="6009"/>
+          </w:tcPr>
+          <w:p>
+            <w:pPr>
+              <w:spacing w:after="40"/>
+            </w:pPr>
+            <w:r>
+              <w:rPr>
+                <w:rFonts w:ascii="Calibri" w:hAnsi="Calibri"/>
+                <w:b w:val="0"/>
+                <w:color w:val="484848"/>
+                <w:sz w:val="18"/>
+              </w:rPr>
+              <w:t>Comunicação de incidente de segurança envolvendo dados pessoais.</w:t>
+            </w:r>
+          </w:p>
+        </w:tc>
+      </w:tr>
+      <w:tr>
+        <w:tc>
+          <w:tcPr>
+            <w:tcW w:type="dxa" w:w="2948"/>
+          </w:tcPr>
+          <w:p>
+            <w:pPr>
+              <w:spacing w:after="40"/>
+            </w:pPr>
+            <w:r>
+              <w:rPr>
+                <w:rFonts w:ascii="Calibri" w:hAnsi="Calibri"/>
+                <w:b/>
+                <w:color w:val="B45309"/>
                 <w:sz w:val="18"/>
               </w:rPr>
               <w:t>Portaria DF n.º 161/2025</w:t>
@@ -6318,46 +4964,6 @@
           </w:p>
         </w:tc>
       </w:tr>
-      <w:tr>
-        <w:tc>
-          <w:tcPr>
-            <w:tcW w:type="dxa" w:w="2948"/>
-          </w:tcPr>
-          <w:p>
-            <w:pPr>
-              <w:spacing w:after="40"/>
-            </w:pPr>
-            <w:r>
-              <w:rPr>
-                <w:rFonts w:ascii="Calibri" w:hAnsi="Calibri"/>
-                <w:b/>
-                <w:color w:val="121212"/>
-                <w:sz w:val="18"/>
-              </w:rPr>
-              <w:t>Resolução CD/ANPD n.º 15/2024</w:t>
-            </w:r>
-          </w:p>
-        </w:tc>
-        <w:tc>
-          <w:tcPr>
-            <w:tcW w:type="dxa" w:w="6009"/>
-          </w:tcPr>
-          <w:p>
-            <w:pPr>
-              <w:spacing w:after="40"/>
-            </w:pPr>
-            <w:r>
-              <w:rPr>
-                <w:rFonts w:ascii="Calibri" w:hAnsi="Calibri"/>
-                <w:b w:val="0"/>
-                <w:color w:val="484848"/>
-                <w:sz w:val="18"/>
-              </w:rPr>
-              <w:t>Comunicação de incidente de segurança com dados pessoais.</w:t>
-            </w:r>
-          </w:p>
-        </w:tc>
-      </w:tr>
     </w:tbl>
     <w:p>
       <w:pPr>
@@ -6391,7 +4997,7 @@
           <w:rFonts w:ascii="Calibri" w:hAnsi="Calibri"/>
           <w:b/>
           <w:i w:val="0"/>
-          <w:color w:val="767676"/>
+          <w:color w:val="B45309"/>
           <w:sz w:val="17"/>
         </w:rPr>
         <w:t>Coordenação do Eixo III · Docente</w:t>
@@ -6409,7 +5015,7 @@
           <w:color w:val="484848"/>
           <w:sz w:val="19"/>
         </w:rPr>
-        <w:t>Servidor da Justiça Federal no Ceará e Diretor de Secretaria da 3ª Vara Federal. Especialista em Direito Constitucional, em Processo Civil e em Gestão de Pessoas na Justiça Federal. Estudioso da transformação digital e da IA aplicada à Administração Pública.</w:t>
+        <w:t>Servidor da Justiça Federal no Ceará e Diretor de Secretaria da 3.ª Vara Federal. Especialista em Direito Constitucional, em Processo Civil e em Gestão de Pessoas na Justiça Federal. Estudioso da transformação digital e da IA aplicada à Administração Pública.</w:t>
       </w:r>
     </w:p>
     <w:p>
@@ -6436,7 +5042,7 @@
           <w:rFonts w:ascii="Calibri" w:hAnsi="Calibri"/>
           <w:b/>
           <w:i w:val="0"/>
-          <w:color w:val="767676"/>
+          <w:color w:val="B45309"/>
           <w:sz w:val="17"/>
         </w:rPr>
         <w:t>Docente</w:t>
@@ -6459,203 +5065,7 @@
     </w:p>
     <w:p>
       <w:pPr>
-        <w:spacing w:before="120" w:after="120"/>
-      </w:pPr>
-      <w:r>
-        <w:rPr>
-          <w:rFonts w:ascii="Calibri" w:hAnsi="Calibri"/>
-          <w:b w:val="0"/>
-          <w:i w:val="0"/>
-          <w:color w:val="484848"/>
-          <w:sz w:val="19"/>
-        </w:rPr>
-        <w:t>A partir da segunda turma, multiplicadores formados pelo Programa (Ação 1.3) podem co-conduzir módulos sob supervisão da Coordenação do Eixo III.</w:t>
-      </w:r>
-    </w:p>
-    <w:p>
-      <w:pPr>
-        <w:pStyle w:val="Heading2"/>
-      </w:pPr>
-      <w:r>
-        <w:t>Bibliografia</w:t>
-      </w:r>
-    </w:p>
-    <w:p>
-      <w:pPr>
-        <w:spacing w:after="120"/>
-        <w:ind w:left="510" w:hanging="510"/>
-      </w:pPr>
-      <w:r>
-        <w:rPr>
-          <w:rFonts w:ascii="Calibri" w:hAnsi="Calibri"/>
-          <w:i w:val="0"/>
-          <w:color w:val="121212"/>
-          <w:sz w:val="19"/>
-        </w:rPr>
-        <w:t xml:space="preserve">FACELI, Katti; LORENA, Ana C.; GAMA, João; CARVALHO, André C. P. L. F. </w:t>
-      </w:r>
-      <w:r>
-        <w:rPr>
-          <w:rFonts w:ascii="Calibri" w:hAnsi="Calibri"/>
-          <w:i/>
-          <w:color w:val="121212"/>
-          <w:sz w:val="19"/>
-        </w:rPr>
-        <w:t>Inteligência artificial: uma abordagem de aprendizado de máquina</w:t>
-      </w:r>
-      <w:r>
-        <w:rPr>
-          <w:rFonts w:ascii="Calibri" w:hAnsi="Calibri"/>
-          <w:i w:val="0"/>
-          <w:color w:val="121212"/>
-          <w:sz w:val="19"/>
-        </w:rPr>
-        <w:t>. Rio de Janeiro: LTC, 2021.</w:t>
-      </w:r>
-    </w:p>
-    <w:p>
-      <w:pPr>
-        <w:spacing w:after="120"/>
-        <w:ind w:left="510" w:hanging="510"/>
-      </w:pPr>
-      <w:r>
-        <w:rPr>
-          <w:rFonts w:ascii="Calibri" w:hAnsi="Calibri"/>
-          <w:i w:val="0"/>
-          <w:color w:val="121212"/>
-          <w:sz w:val="19"/>
-        </w:rPr>
-        <w:t xml:space="preserve">KAHNEMAN, Daniel. </w:t>
-      </w:r>
-      <w:r>
-        <w:rPr>
-          <w:rFonts w:ascii="Calibri" w:hAnsi="Calibri"/>
-          <w:i/>
-          <w:color w:val="121212"/>
-          <w:sz w:val="19"/>
-        </w:rPr>
-        <w:t>Rápido e devagar: duas formas de pensar</w:t>
-      </w:r>
-      <w:r>
-        <w:rPr>
-          <w:rFonts w:ascii="Calibri" w:hAnsi="Calibri"/>
-          <w:i w:val="0"/>
-          <w:color w:val="121212"/>
-          <w:sz w:val="19"/>
-        </w:rPr>
-        <w:t>. Rio de Janeiro: Objetiva, 2012.</w:t>
-      </w:r>
-    </w:p>
-    <w:p>
-      <w:pPr>
-        <w:spacing w:after="120"/>
-        <w:ind w:left="510" w:hanging="510"/>
-      </w:pPr>
-      <w:r>
-        <w:rPr>
-          <w:rFonts w:ascii="Calibri" w:hAnsi="Calibri"/>
-          <w:i w:val="0"/>
-          <w:color w:val="121212"/>
-          <w:sz w:val="19"/>
-        </w:rPr>
-        <w:t xml:space="preserve">MASOOD, Adnan; DAWE, Heather. </w:t>
-      </w:r>
-      <w:r>
-        <w:rPr>
-          <w:rFonts w:ascii="Calibri" w:hAnsi="Calibri"/>
-          <w:i/>
-          <w:color w:val="121212"/>
-          <w:sz w:val="19"/>
-        </w:rPr>
-        <w:t>Responsible AI in the enterprise: practical AI risk management for explainable, auditable, and safe models with hyperscalers and Azure OpenAI</w:t>
-      </w:r>
-      <w:r>
-        <w:rPr>
-          <w:rFonts w:ascii="Calibri" w:hAnsi="Calibri"/>
-          <w:i w:val="0"/>
-          <w:color w:val="121212"/>
-          <w:sz w:val="19"/>
-        </w:rPr>
-        <w:t>. Birmingham: Packt Publishing, 2023.</w:t>
-      </w:r>
-    </w:p>
-    <w:p>
-      <w:pPr>
-        <w:spacing w:after="120"/>
-        <w:ind w:left="510" w:hanging="510"/>
-      </w:pPr>
-      <w:r>
-        <w:rPr>
-          <w:rFonts w:ascii="Calibri" w:hAnsi="Calibri"/>
-          <w:i w:val="0"/>
-          <w:color w:val="121212"/>
-          <w:sz w:val="19"/>
-        </w:rPr>
-        <w:t xml:space="preserve">RUSSELL, Stuart; NORVIG, Peter. </w:t>
-      </w:r>
-      <w:r>
-        <w:rPr>
-          <w:rFonts w:ascii="Calibri" w:hAnsi="Calibri"/>
-          <w:i/>
-          <w:color w:val="121212"/>
-          <w:sz w:val="19"/>
-        </w:rPr>
-        <w:t>Inteligência artificial</w:t>
-      </w:r>
-      <w:r>
-        <w:rPr>
-          <w:rFonts w:ascii="Calibri" w:hAnsi="Calibri"/>
-          <w:i w:val="0"/>
-          <w:color w:val="121212"/>
-          <w:sz w:val="19"/>
-        </w:rPr>
-        <w:t>. Rio de Janeiro: Campus, 2013.</w:t>
-      </w:r>
-    </w:p>
-    <w:p>
-      <w:pPr>
-        <w:spacing w:after="120"/>
-        <w:ind w:left="510" w:hanging="510"/>
-      </w:pPr>
-      <w:r>
-        <w:rPr>
-          <w:rFonts w:ascii="Calibri" w:hAnsi="Calibri"/>
-          <w:i w:val="0"/>
-          <w:color w:val="121212"/>
-          <w:sz w:val="19"/>
-        </w:rPr>
-        <w:t xml:space="preserve">BURKOV, Andriy. </w:t>
-      </w:r>
-      <w:r>
-        <w:rPr>
-          <w:rFonts w:ascii="Calibri" w:hAnsi="Calibri"/>
-          <w:i/>
-          <w:color w:val="121212"/>
-          <w:sz w:val="19"/>
-        </w:rPr>
-        <w:t>Machine learning engineering</w:t>
-      </w:r>
-      <w:r>
-        <w:rPr>
-          <w:rFonts w:ascii="Calibri" w:hAnsi="Calibri"/>
-          <w:i w:val="0"/>
-          <w:color w:val="121212"/>
-          <w:sz w:val="19"/>
-        </w:rPr>
-        <w:t>. Montreal: True Positive Inc., 2020.</w:t>
-      </w:r>
-    </w:p>
-    <w:p>
-      <w:pPr>
-        <w:spacing w:before="360" w:after="200"/>
-        <w:pBdr>
-          <w:bottom w:val="single" w:sz="6" w:space="1" w:color="D9D9D4"/>
-        </w:pBdr>
-      </w:pPr>
-    </w:p>
-    <w:p>
-      <w:pPr>
-        <w:spacing w:before="0" w:after="120"/>
+        <w:spacing w:before="480" w:after="120"/>
       </w:pPr>
       <w:r>
         <w:rPr>
@@ -6665,7 +5075,7 @@
           <w:color w:val="767676"/>
           <w:sz w:val="17"/>
         </w:rPr>
-        <w:t>INOVAJUS — Laboratório de Inovação da Justiça Federal no Ceará · Portfólio de capacitações 2026 · Documento submetido a credenciamento.</w:t>
+        <w:t>INOVAJUS, Laboratório de Inovação da Justiça Federal no Ceará · Portfólio de capacitações 2026.</w:t>
       </w:r>
     </w:p>
     <w:sectPr>
